--- a/Received/four/4, nepali.docx
+++ b/Received/four/4, nepali.docx
@@ -63,6 +63,7 @@
           </v:rect>
         </w:pict>
       </w:r>
+      <w:proofErr w:type="spellStart"/>
       <w:r>
         <w:rPr>
           <w:rFonts w:ascii="Preeti" w:hAnsi="Preeti"/>
@@ -71,8 +72,53 @@
           <w:sz w:val="40"/>
           <w:szCs w:val="40"/>
         </w:rPr>
-        <w:t>u|Lg ;f];fO6L klAns :s'n</w:t>
-      </w:r>
+        <w:t>u|Lg</w:t>
+      </w:r>
+      <w:proofErr w:type="spellEnd"/>
+      <w:r>
+        <w:rPr>
+          <w:rFonts w:ascii="Preeti" w:hAnsi="Preeti"/>
+          <w:b/>
+          <w:bCs/>
+          <w:sz w:val="40"/>
+          <w:szCs w:val="40"/>
+        </w:rPr>
+        <w:t xml:space="preserve"> ;f];fO6L </w:t>
+      </w:r>
+      <w:proofErr w:type="spellStart"/>
+      <w:r>
+        <w:rPr>
+          <w:rFonts w:ascii="Preeti" w:hAnsi="Preeti"/>
+          <w:b/>
+          <w:bCs/>
+          <w:sz w:val="40"/>
+          <w:szCs w:val="40"/>
+        </w:rPr>
+        <w:t>klAns</w:t>
+      </w:r>
+      <w:proofErr w:type="spellEnd"/>
+      <w:r>
+        <w:rPr>
+          <w:rFonts w:ascii="Preeti" w:hAnsi="Preeti"/>
+          <w:b/>
+          <w:bCs/>
+          <w:sz w:val="40"/>
+          <w:szCs w:val="40"/>
+        </w:rPr>
+        <w:t xml:space="preserve"> :</w:t>
+      </w:r>
+      <w:proofErr w:type="spellStart"/>
+      <w:r>
+        <w:rPr>
+          <w:rFonts w:ascii="Preeti" w:hAnsi="Preeti"/>
+          <w:b/>
+          <w:bCs/>
+          <w:sz w:val="40"/>
+          <w:szCs w:val="40"/>
+        </w:rPr>
+        <w:t>s'n</w:t>
+      </w:r>
+      <w:proofErr w:type="spellEnd"/>
     </w:p>
     <w:p>
       <w:pPr>
@@ -93,8 +139,9 @@
           <w:sz w:val="28"/>
           <w:szCs w:val="28"/>
         </w:rPr>
-        <w:t xml:space="preserve">/Tggu/–&amp;, </w:t>
-      </w:r>
+        <w:t>/</w:t>
+      </w:r>
+      <w:proofErr w:type="spellStart"/>
       <w:r>
         <w:rPr>
           <w:rFonts w:ascii="Preeti" w:hAnsi="Preeti"/>
@@ -102,8 +149,29 @@
           <w:sz w:val="28"/>
           <w:szCs w:val="28"/>
         </w:rPr>
+        <w:t>Tggu</w:t>
+      </w:r>
+      <w:proofErr w:type="spellEnd"/>
+      <w:r>
+        <w:rPr>
+          <w:rFonts w:ascii="Preeti" w:hAnsi="Preeti"/>
+          <w:b/>
+          <w:sz w:val="28"/>
+          <w:szCs w:val="28"/>
+        </w:rPr>
+        <w:t xml:space="preserve">/–&amp;, </w:t>
+      </w:r>
+      <w:proofErr w:type="spellStart"/>
+      <w:r>
+        <w:rPr>
+          <w:rFonts w:ascii="Preeti" w:hAnsi="Preeti"/>
+          <w:b/>
+          <w:sz w:val="28"/>
+          <w:szCs w:val="28"/>
+        </w:rPr>
         <w:t>lrtjg</w:t>
       </w:r>
+      <w:proofErr w:type="spellEnd"/>
     </w:p>
     <w:p>
       <w:pPr>
@@ -125,7 +193,51 @@
           <w:szCs w:val="28"/>
           <w:u w:val="single"/>
         </w:rPr>
-        <w:t>t];|f] q}dfl;s k/LIff–@)*@</w:t>
+        <w:t>t];|f] q}</w:t>
+      </w:r>
+      <w:proofErr w:type="spellStart"/>
+      <w:r>
+        <w:rPr>
+          <w:rFonts w:ascii="Preeti" w:hAnsi="Preeti"/>
+          <w:b/>
+          <w:sz w:val="28"/>
+          <w:szCs w:val="28"/>
+          <w:u w:val="single"/>
+        </w:rPr>
+        <w:t>dfl;s</w:t>
+      </w:r>
+      <w:proofErr w:type="spellEnd"/>
+      <w:r>
+        <w:rPr>
+          <w:rFonts w:ascii="Preeti" w:hAnsi="Preeti"/>
+          <w:b/>
+          <w:sz w:val="28"/>
+          <w:szCs w:val="28"/>
+          <w:u w:val="single"/>
+        </w:rPr>
+        <w:t xml:space="preserve"> k/</w:t>
+      </w:r>
+      <w:proofErr w:type="spellStart"/>
+      <w:r>
+        <w:rPr>
+          <w:rFonts w:ascii="Preeti" w:hAnsi="Preeti"/>
+          <w:b/>
+          <w:sz w:val="28"/>
+          <w:szCs w:val="28"/>
+          <w:u w:val="single"/>
+        </w:rPr>
+        <w:t>LIff</w:t>
+      </w:r>
+      <w:proofErr w:type="spellEnd"/>
+      <w:r>
+        <w:rPr>
+          <w:rFonts w:ascii="Preeti" w:hAnsi="Preeti"/>
+          <w:b/>
+          <w:sz w:val="28"/>
+          <w:szCs w:val="28"/>
+          <w:u w:val="single"/>
+        </w:rPr>
+        <w:t>–@)*@</w:t>
       </w:r>
     </w:p>
     <w:p>
@@ -137,6 +249,7 @@
           <w:lang w:eastAsia="zh-CN"/>
         </w:rPr>
       </w:pPr>
+      <w:proofErr w:type="spellStart"/>
       <w:r>
         <w:rPr>
           <w:rFonts w:ascii="Preeti" w:hAnsi="Preeti"/>
@@ -146,6 +259,7 @@
         </w:rPr>
         <w:t>sIff</w:t>
       </w:r>
+      <w:proofErr w:type="spellEnd"/>
       <w:r>
         <w:rPr>
           <w:rFonts w:ascii="Preeti" w:hAnsi="Preeti" w:cs="Times New Roman"/>
@@ -279,6 +393,7 @@
           <w:lang w:eastAsia="zh-CN"/>
         </w:rPr>
       </w:pPr>
+      <w:proofErr w:type="spellStart"/>
       <w:r>
         <w:rPr>
           <w:rFonts w:ascii="Preeti" w:hAnsi="Preeti" w:cs="Arial"/>
@@ -290,6 +405,7 @@
         </w:rPr>
         <w:t>ljifo</w:t>
       </w:r>
+      <w:proofErr w:type="spellEnd"/>
       <w:r>
         <w:rPr>
           <w:rFonts w:ascii="Preeti" w:hAnsi="Preeti"/>
@@ -307,8 +423,20 @@
           <w:szCs w:val="32"/>
           <w:lang w:eastAsia="zh-CN"/>
         </w:rPr>
-        <w:t>g]kfnL</w:t>
-      </w:r>
+        <w:t>g]</w:t>
+      </w:r>
+      <w:proofErr w:type="spellStart"/>
+      <w:r>
+        <w:rPr>
+          <w:rFonts w:ascii="Preeti" w:hAnsi="Preeti" w:cs="Times New Roman"/>
+          <w:b/>
+          <w:sz w:val="32"/>
+          <w:szCs w:val="32"/>
+          <w:lang w:eastAsia="zh-CN"/>
+        </w:rPr>
+        <w:t>kfnL</w:t>
+      </w:r>
+      <w:proofErr w:type="spellEnd"/>
       <w:r>
         <w:rPr>
           <w:rFonts w:ascii="Preeti" w:hAnsi="Preeti" w:cs="Times New Roman"/>
@@ -339,14 +467,85 @@
         </w:rPr>
         <w:t xml:space="preserve">!= </w:t>
       </w:r>
-      <w:r>
-        <w:rPr>
-          <w:rFonts w:ascii="Preeti" w:hAnsi="Preeti"/>
-          <w:b/>
-          <w:sz w:val="32"/>
-          <w:szCs w:val="32"/>
-        </w:rPr>
-        <w:t>lbOPsf] zAb;Fu ldNg] cy{ 5fg]/ hf]8f ldnfpg'xf];\ .</w:t>
+      <w:proofErr w:type="spellStart"/>
+      <w:r>
+        <w:rPr>
+          <w:rFonts w:ascii="Preeti" w:hAnsi="Preeti"/>
+          <w:b/>
+          <w:sz w:val="32"/>
+          <w:szCs w:val="32"/>
+        </w:rPr>
+        <w:t>lbOPsf</w:t>
+      </w:r>
+      <w:proofErr w:type="spellEnd"/>
+      <w:r>
+        <w:rPr>
+          <w:rFonts w:ascii="Preeti" w:hAnsi="Preeti"/>
+          <w:b/>
+          <w:sz w:val="32"/>
+          <w:szCs w:val="32"/>
+        </w:rPr>
+        <w:t xml:space="preserve">] </w:t>
+      </w:r>
+      <w:proofErr w:type="spellStart"/>
+      <w:r>
+        <w:rPr>
+          <w:rFonts w:ascii="Preeti" w:hAnsi="Preeti"/>
+          <w:b/>
+          <w:sz w:val="32"/>
+          <w:szCs w:val="32"/>
+        </w:rPr>
+        <w:t>zAb;Fu</w:t>
+      </w:r>
+      <w:proofErr w:type="spellEnd"/>
+      <w:r>
+        <w:rPr>
+          <w:rFonts w:ascii="Preeti" w:hAnsi="Preeti"/>
+          <w:b/>
+          <w:sz w:val="32"/>
+          <w:szCs w:val="32"/>
+        </w:rPr>
+        <w:t xml:space="preserve"> </w:t>
+      </w:r>
+      <w:proofErr w:type="spellStart"/>
+      <w:r>
+        <w:rPr>
+          <w:rFonts w:ascii="Preeti" w:hAnsi="Preeti"/>
+          <w:b/>
+          <w:sz w:val="32"/>
+          <w:szCs w:val="32"/>
+        </w:rPr>
+        <w:t>ldNg</w:t>
+      </w:r>
+      <w:proofErr w:type="spellEnd"/>
+      <w:r>
+        <w:rPr>
+          <w:rFonts w:ascii="Preeti" w:hAnsi="Preeti"/>
+          <w:b/>
+          <w:sz w:val="32"/>
+          <w:szCs w:val="32"/>
+        </w:rPr>
+        <w:t xml:space="preserve">] cy{ 5fg]/ hf]8f </w:t>
+      </w:r>
+      <w:proofErr w:type="spellStart"/>
+      <w:r>
+        <w:rPr>
+          <w:rFonts w:ascii="Preeti" w:hAnsi="Preeti"/>
+          <w:b/>
+          <w:sz w:val="32"/>
+          <w:szCs w:val="32"/>
+        </w:rPr>
+        <w:t>ldnfpg'xf</w:t>
+      </w:r>
+      <w:proofErr w:type="spellEnd"/>
+      <w:r>
+        <w:rPr>
+          <w:rFonts w:ascii="Preeti" w:hAnsi="Preeti"/>
+          <w:b/>
+          <w:sz w:val="32"/>
+          <w:szCs w:val="32"/>
+        </w:rPr>
+        <w:t>];\ .</w:t>
       </w:r>
       <w:r>
         <w:rPr>
@@ -467,7 +666,66 @@
           <w:szCs w:val="32"/>
         </w:rPr>
         <w:tab/>
-        <w:t xml:space="preserve">cfkmGt gx'Fbfsf] PSnf]kg </w:t>
+      </w:r>
+      <w:proofErr w:type="spellStart"/>
+      <w:r>
+        <w:rPr>
+          <w:rFonts w:ascii="Preeti" w:hAnsi="Preeti"/>
+          <w:bCs/>
+          <w:sz w:val="32"/>
+          <w:szCs w:val="32"/>
+        </w:rPr>
+        <w:t>cfkmGt</w:t>
+      </w:r>
+      <w:proofErr w:type="spellEnd"/>
+      <w:r>
+        <w:rPr>
+          <w:rFonts w:ascii="Preeti" w:hAnsi="Preeti"/>
+          <w:bCs/>
+          <w:sz w:val="32"/>
+          <w:szCs w:val="32"/>
+        </w:rPr>
+        <w:t xml:space="preserve"> </w:t>
+      </w:r>
+      <w:proofErr w:type="spellStart"/>
+      <w:r>
+        <w:rPr>
+          <w:rFonts w:ascii="Preeti" w:hAnsi="Preeti"/>
+          <w:bCs/>
+          <w:sz w:val="32"/>
+          <w:szCs w:val="32"/>
+        </w:rPr>
+        <w:t>gx'Fbfsf</w:t>
+      </w:r>
+      <w:proofErr w:type="spellEnd"/>
+      <w:r>
+        <w:rPr>
+          <w:rFonts w:ascii="Preeti" w:hAnsi="Preeti"/>
+          <w:bCs/>
+          <w:sz w:val="32"/>
+          <w:szCs w:val="32"/>
+        </w:rPr>
+        <w:t xml:space="preserve">] </w:t>
+      </w:r>
+      <w:proofErr w:type="spellStart"/>
+      <w:r>
+        <w:rPr>
+          <w:rFonts w:ascii="Preeti" w:hAnsi="Preeti"/>
+          <w:bCs/>
+          <w:sz w:val="32"/>
+          <w:szCs w:val="32"/>
+        </w:rPr>
+        <w:t>PSnf</w:t>
+      </w:r>
+      <w:proofErr w:type="spellEnd"/>
+      <w:r>
+        <w:rPr>
+          <w:rFonts w:ascii="Preeti" w:hAnsi="Preeti"/>
+          <w:bCs/>
+          <w:sz w:val="32"/>
+          <w:szCs w:val="32"/>
+        </w:rPr>
+        <w:t xml:space="preserve">]kg </w:t>
       </w:r>
     </w:p>
     <w:p>
@@ -481,14 +739,25 @@
           <w:szCs w:val="32"/>
         </w:rPr>
       </w:pPr>
-      <w:r>
-        <w:rPr>
-          <w:rFonts w:ascii="Preeti" w:hAnsi="Preeti"/>
-          <w:bCs/>
-          <w:sz w:val="32"/>
-          <w:szCs w:val="32"/>
-        </w:rPr>
-        <w:t xml:space="preserve">Gof;|f] </w:t>
+      <w:proofErr w:type="spellStart"/>
+      <w:r>
+        <w:rPr>
+          <w:rFonts w:ascii="Preeti" w:hAnsi="Preeti"/>
+          <w:bCs/>
+          <w:sz w:val="32"/>
+          <w:szCs w:val="32"/>
+        </w:rPr>
+        <w:t>Gof</w:t>
+      </w:r>
+      <w:proofErr w:type="spellEnd"/>
+      <w:r>
+        <w:rPr>
+          <w:rFonts w:ascii="Preeti" w:hAnsi="Preeti"/>
+          <w:bCs/>
+          <w:sz w:val="32"/>
+          <w:szCs w:val="32"/>
+        </w:rPr>
+        <w:t xml:space="preserve">;|f] </w:t>
       </w:r>
       <w:r>
         <w:rPr>
@@ -543,7 +812,26 @@
           <w:szCs w:val="32"/>
         </w:rPr>
         <w:tab/>
-        <w:t xml:space="preserve">u'lGhof] </w:t>
+      </w:r>
+      <w:proofErr w:type="spellStart"/>
+      <w:r>
+        <w:rPr>
+          <w:rFonts w:ascii="Preeti" w:hAnsi="Preeti"/>
+          <w:bCs/>
+          <w:sz w:val="32"/>
+          <w:szCs w:val="32"/>
+        </w:rPr>
+        <w:t>u'lGhof</w:t>
+      </w:r>
+      <w:proofErr w:type="spellEnd"/>
+      <w:r>
+        <w:rPr>
+          <w:rFonts w:ascii="Preeti" w:hAnsi="Preeti"/>
+          <w:bCs/>
+          <w:sz w:val="32"/>
+          <w:szCs w:val="32"/>
+        </w:rPr>
+        <w:t xml:space="preserve">] </w:t>
       </w:r>
     </w:p>
     <w:p>
@@ -619,7 +907,46 @@
           <w:szCs w:val="32"/>
         </w:rPr>
         <w:tab/>
-        <w:t xml:space="preserve">gbLsf] gfd </w:t>
+      </w:r>
+      <w:proofErr w:type="spellStart"/>
+      <w:r>
+        <w:rPr>
+          <w:rFonts w:ascii="Preeti" w:hAnsi="Preeti"/>
+          <w:bCs/>
+          <w:sz w:val="32"/>
+          <w:szCs w:val="32"/>
+        </w:rPr>
+        <w:t>gbLsf</w:t>
+      </w:r>
+      <w:proofErr w:type="spellEnd"/>
+      <w:r>
+        <w:rPr>
+          <w:rFonts w:ascii="Preeti" w:hAnsi="Preeti"/>
+          <w:bCs/>
+          <w:sz w:val="32"/>
+          <w:szCs w:val="32"/>
+        </w:rPr>
+        <w:t xml:space="preserve">] </w:t>
+      </w:r>
+      <w:proofErr w:type="spellStart"/>
+      <w:r>
+        <w:rPr>
+          <w:rFonts w:ascii="Preeti" w:hAnsi="Preeti"/>
+          <w:bCs/>
+          <w:sz w:val="32"/>
+          <w:szCs w:val="32"/>
+        </w:rPr>
+        <w:t>gfd</w:t>
+      </w:r>
+      <w:proofErr w:type="spellEnd"/>
+      <w:r>
+        <w:rPr>
+          <w:rFonts w:ascii="Preeti" w:hAnsi="Preeti"/>
+          <w:bCs/>
+          <w:sz w:val="32"/>
+          <w:szCs w:val="32"/>
+        </w:rPr>
+        <w:t xml:space="preserve"> </w:t>
       </w:r>
     </w:p>
     <w:p>
@@ -686,7 +1013,26 @@
           <w:szCs w:val="32"/>
         </w:rPr>
         <w:tab/>
-        <w:t xml:space="preserve">sbd </w:t>
+      </w:r>
+      <w:proofErr w:type="spellStart"/>
+      <w:r>
+        <w:rPr>
+          <w:rFonts w:ascii="Preeti" w:hAnsi="Preeti"/>
+          <w:bCs/>
+          <w:sz w:val="32"/>
+          <w:szCs w:val="32"/>
+        </w:rPr>
+        <w:t>sbd</w:t>
+      </w:r>
+      <w:proofErr w:type="spellEnd"/>
+      <w:r>
+        <w:rPr>
+          <w:rFonts w:ascii="Preeti" w:hAnsi="Preeti"/>
+          <w:bCs/>
+          <w:sz w:val="32"/>
+          <w:szCs w:val="32"/>
+        </w:rPr>
+        <w:t xml:space="preserve"> </w:t>
       </w:r>
     </w:p>
     <w:p>
@@ -753,7 +1099,27 @@
           <w:szCs w:val="32"/>
         </w:rPr>
         <w:tab/>
-        <w:t xml:space="preserve">df6f]sf] ufu|f] </w:t>
+        <w:t xml:space="preserve">df6f]sf] </w:t>
+      </w:r>
+      <w:proofErr w:type="spellStart"/>
+      <w:r>
+        <w:rPr>
+          <w:rFonts w:ascii="Preeti" w:hAnsi="Preeti"/>
+          <w:bCs/>
+          <w:sz w:val="32"/>
+          <w:szCs w:val="32"/>
+        </w:rPr>
+        <w:t>ufu|f</w:t>
+      </w:r>
+      <w:proofErr w:type="spellEnd"/>
+      <w:r>
+        <w:rPr>
+          <w:rFonts w:ascii="Preeti" w:hAnsi="Preeti"/>
+          <w:bCs/>
+          <w:sz w:val="32"/>
+          <w:szCs w:val="32"/>
+        </w:rPr>
+        <w:t xml:space="preserve">] </w:t>
       </w:r>
     </w:p>
     <w:p>
@@ -774,7 +1140,107 @@
           <w:sz w:val="32"/>
           <w:szCs w:val="32"/>
         </w:rPr>
-        <w:t>@_ vfnL 7fpFdf pko'Qm zAb eg'{xf];\ .</w:t>
+        <w:t xml:space="preserve">@_ </w:t>
+      </w:r>
+      <w:proofErr w:type="spellStart"/>
+      <w:r>
+        <w:rPr>
+          <w:rFonts w:ascii="Preeti" w:hAnsi="Preeti"/>
+          <w:b/>
+          <w:sz w:val="32"/>
+          <w:szCs w:val="32"/>
+        </w:rPr>
+        <w:t>vfnL</w:t>
+      </w:r>
+      <w:proofErr w:type="spellEnd"/>
+      <w:r>
+        <w:rPr>
+          <w:rFonts w:ascii="Preeti" w:hAnsi="Preeti"/>
+          <w:b/>
+          <w:sz w:val="32"/>
+          <w:szCs w:val="32"/>
+        </w:rPr>
+        <w:t xml:space="preserve"> 7fpFdf </w:t>
+      </w:r>
+      <w:proofErr w:type="spellStart"/>
+      <w:r>
+        <w:rPr>
+          <w:rFonts w:ascii="Preeti" w:hAnsi="Preeti"/>
+          <w:b/>
+          <w:sz w:val="32"/>
+          <w:szCs w:val="32"/>
+        </w:rPr>
+        <w:t>pko'Qm</w:t>
+      </w:r>
+      <w:proofErr w:type="spellEnd"/>
+      <w:r>
+        <w:rPr>
+          <w:rFonts w:ascii="Preeti" w:hAnsi="Preeti"/>
+          <w:b/>
+          <w:sz w:val="32"/>
+          <w:szCs w:val="32"/>
+        </w:rPr>
+        <w:t xml:space="preserve"> </w:t>
+      </w:r>
+      <w:proofErr w:type="spellStart"/>
+      <w:r>
+        <w:rPr>
+          <w:rFonts w:ascii="Preeti" w:hAnsi="Preeti"/>
+          <w:b/>
+          <w:sz w:val="32"/>
+          <w:szCs w:val="32"/>
+        </w:rPr>
+        <w:t>zAb</w:t>
+      </w:r>
+      <w:proofErr w:type="spellEnd"/>
+      <w:r>
+        <w:rPr>
+          <w:rFonts w:ascii="Preeti" w:hAnsi="Preeti"/>
+          <w:b/>
+          <w:sz w:val="32"/>
+          <w:szCs w:val="32"/>
+        </w:rPr>
+        <w:t xml:space="preserve"> </w:t>
+      </w:r>
+      <w:proofErr w:type="spellStart"/>
+      <w:r>
+        <w:rPr>
+          <w:rFonts w:ascii="Preeti" w:hAnsi="Preeti"/>
+          <w:b/>
+          <w:sz w:val="32"/>
+          <w:szCs w:val="32"/>
+        </w:rPr>
+        <w:t>eg</w:t>
+      </w:r>
+      <w:proofErr w:type="spellEnd"/>
+      <w:r>
+        <w:rPr>
+          <w:rFonts w:ascii="Preeti" w:hAnsi="Preeti"/>
+          <w:b/>
+          <w:sz w:val="32"/>
+          <w:szCs w:val="32"/>
+        </w:rPr>
+        <w:t>'{</w:t>
+      </w:r>
+      <w:proofErr w:type="spellStart"/>
+      <w:r>
+        <w:rPr>
+          <w:rFonts w:ascii="Preeti" w:hAnsi="Preeti"/>
+          <w:b/>
+          <w:sz w:val="32"/>
+          <w:szCs w:val="32"/>
+        </w:rPr>
+        <w:t>xf</w:t>
+      </w:r>
+      <w:proofErr w:type="spellEnd"/>
+      <w:r>
+        <w:rPr>
+          <w:rFonts w:ascii="Preeti" w:hAnsi="Preeti"/>
+          <w:b/>
+          <w:sz w:val="32"/>
+          <w:szCs w:val="32"/>
+        </w:rPr>
+        <w:t>];\ .</w:t>
       </w:r>
       <w:r>
         <w:rPr>
@@ -840,7 +1306,147 @@
           <w:sz w:val="32"/>
           <w:szCs w:val="32"/>
         </w:rPr>
-        <w:t xml:space="preserve">s_ dfofsf] kof{ojfrL zAb====================xf] . -3[0ff, ddtf, ;f}Eo_ </w:t>
+        <w:t xml:space="preserve">s_ </w:t>
+      </w:r>
+      <w:proofErr w:type="spellStart"/>
+      <w:r>
+        <w:rPr>
+          <w:rFonts w:ascii="Preeti" w:hAnsi="Preeti"/>
+          <w:bCs/>
+          <w:sz w:val="32"/>
+          <w:szCs w:val="32"/>
+        </w:rPr>
+        <w:t>dfofsf</w:t>
+      </w:r>
+      <w:proofErr w:type="spellEnd"/>
+      <w:r>
+        <w:rPr>
+          <w:rFonts w:ascii="Preeti" w:hAnsi="Preeti"/>
+          <w:bCs/>
+          <w:sz w:val="32"/>
+          <w:szCs w:val="32"/>
+        </w:rPr>
+        <w:t xml:space="preserve">] </w:t>
+      </w:r>
+      <w:proofErr w:type="spellStart"/>
+      <w:r>
+        <w:rPr>
+          <w:rFonts w:ascii="Preeti" w:hAnsi="Preeti"/>
+          <w:bCs/>
+          <w:sz w:val="32"/>
+          <w:szCs w:val="32"/>
+        </w:rPr>
+        <w:t>kof</w:t>
+      </w:r>
+      <w:proofErr w:type="spellEnd"/>
+      <w:r>
+        <w:rPr>
+          <w:rFonts w:ascii="Preeti" w:hAnsi="Preeti"/>
+          <w:bCs/>
+          <w:sz w:val="32"/>
+          <w:szCs w:val="32"/>
+        </w:rPr>
+        <w:t>{</w:t>
+      </w:r>
+      <w:proofErr w:type="spellStart"/>
+      <w:r>
+        <w:rPr>
+          <w:rFonts w:ascii="Preeti" w:hAnsi="Preeti"/>
+          <w:bCs/>
+          <w:sz w:val="32"/>
+          <w:szCs w:val="32"/>
+        </w:rPr>
+        <w:t>ojfrL</w:t>
+      </w:r>
+      <w:proofErr w:type="spellEnd"/>
+      <w:r>
+        <w:rPr>
+          <w:rFonts w:ascii="Preeti" w:hAnsi="Preeti"/>
+          <w:bCs/>
+          <w:sz w:val="32"/>
+          <w:szCs w:val="32"/>
+        </w:rPr>
+        <w:t xml:space="preserve"> </w:t>
+      </w:r>
+      <w:proofErr w:type="spellStart"/>
+      <w:r>
+        <w:rPr>
+          <w:rFonts w:ascii="Preeti" w:hAnsi="Preeti"/>
+          <w:bCs/>
+          <w:sz w:val="32"/>
+          <w:szCs w:val="32"/>
+        </w:rPr>
+        <w:t>zAb</w:t>
+      </w:r>
+      <w:proofErr w:type="spellEnd"/>
+      <w:r>
+        <w:rPr>
+          <w:rFonts w:ascii="Preeti" w:hAnsi="Preeti"/>
+          <w:bCs/>
+          <w:sz w:val="32"/>
+          <w:szCs w:val="32"/>
+        </w:rPr>
+        <w:t>====================</w:t>
+      </w:r>
+      <w:proofErr w:type="spellStart"/>
+      <w:r>
+        <w:rPr>
+          <w:rFonts w:ascii="Preeti" w:hAnsi="Preeti"/>
+          <w:bCs/>
+          <w:sz w:val="32"/>
+          <w:szCs w:val="32"/>
+        </w:rPr>
+        <w:t>xf</w:t>
+      </w:r>
+      <w:proofErr w:type="spellEnd"/>
+      <w:r>
+        <w:rPr>
+          <w:rFonts w:ascii="Preeti" w:hAnsi="Preeti"/>
+          <w:bCs/>
+          <w:sz w:val="32"/>
+          <w:szCs w:val="32"/>
+        </w:rPr>
+        <w:t xml:space="preserve">] . -3[0ff, </w:t>
+      </w:r>
+      <w:proofErr w:type="spellStart"/>
+      <w:r>
+        <w:rPr>
+          <w:rFonts w:ascii="Preeti" w:hAnsi="Preeti"/>
+          <w:bCs/>
+          <w:sz w:val="32"/>
+          <w:szCs w:val="32"/>
+        </w:rPr>
+        <w:t>ddtf</w:t>
+      </w:r>
+      <w:proofErr w:type="spellEnd"/>
+      <w:r>
+        <w:rPr>
+          <w:rFonts w:ascii="Preeti" w:hAnsi="Preeti"/>
+          <w:bCs/>
+          <w:sz w:val="32"/>
+          <w:szCs w:val="32"/>
+        </w:rPr>
+        <w:t>, ;f}</w:t>
+      </w:r>
+      <w:proofErr w:type="spellStart"/>
+      <w:r>
+        <w:rPr>
+          <w:rFonts w:ascii="Preeti" w:hAnsi="Preeti"/>
+          <w:bCs/>
+          <w:sz w:val="32"/>
+          <w:szCs w:val="32"/>
+        </w:rPr>
+        <w:t>Eo</w:t>
+      </w:r>
+      <w:proofErr w:type="spellEnd"/>
+      <w:r>
+        <w:rPr>
+          <w:rFonts w:ascii="Preeti" w:hAnsi="Preeti"/>
+          <w:bCs/>
+          <w:sz w:val="32"/>
+          <w:szCs w:val="32"/>
+        </w:rPr>
+        <w:t xml:space="preserve">_ </w:t>
       </w:r>
     </w:p>
     <w:p>
@@ -861,7 +1467,167 @@
           <w:sz w:val="32"/>
           <w:szCs w:val="32"/>
         </w:rPr>
-        <w:t>v_ ======&gt;'lt;dleGgfy{s zAb x'g\ . -vfnL–vfln, cfdf–dftf, dfof–3[0ff_</w:t>
+        <w:t>v_ ======&gt;'</w:t>
+      </w:r>
+      <w:proofErr w:type="spellStart"/>
+      <w:r>
+        <w:rPr>
+          <w:rFonts w:ascii="Preeti" w:hAnsi="Preeti"/>
+          <w:bCs/>
+          <w:sz w:val="32"/>
+          <w:szCs w:val="32"/>
+        </w:rPr>
+        <w:t>lt;dleGgfy</w:t>
+      </w:r>
+      <w:proofErr w:type="spellEnd"/>
+      <w:r>
+        <w:rPr>
+          <w:rFonts w:ascii="Preeti" w:hAnsi="Preeti"/>
+          <w:bCs/>
+          <w:sz w:val="32"/>
+          <w:szCs w:val="32"/>
+        </w:rPr>
+        <w:t xml:space="preserve">{s </w:t>
+      </w:r>
+      <w:proofErr w:type="spellStart"/>
+      <w:r>
+        <w:rPr>
+          <w:rFonts w:ascii="Preeti" w:hAnsi="Preeti"/>
+          <w:bCs/>
+          <w:sz w:val="32"/>
+          <w:szCs w:val="32"/>
+        </w:rPr>
+        <w:t>zAb</w:t>
+      </w:r>
+      <w:proofErr w:type="spellEnd"/>
+      <w:r>
+        <w:rPr>
+          <w:rFonts w:ascii="Preeti" w:hAnsi="Preeti"/>
+          <w:bCs/>
+          <w:sz w:val="32"/>
+          <w:szCs w:val="32"/>
+        </w:rPr>
+        <w:t xml:space="preserve"> </w:t>
+      </w:r>
+      <w:proofErr w:type="spellStart"/>
+      <w:r>
+        <w:rPr>
+          <w:rFonts w:ascii="Preeti" w:hAnsi="Preeti"/>
+          <w:bCs/>
+          <w:sz w:val="32"/>
+          <w:szCs w:val="32"/>
+        </w:rPr>
+        <w:t>x'g</w:t>
+      </w:r>
+      <w:proofErr w:type="spellEnd"/>
+      <w:r>
+        <w:rPr>
+          <w:rFonts w:ascii="Preeti" w:hAnsi="Preeti"/>
+          <w:bCs/>
+          <w:sz w:val="32"/>
+          <w:szCs w:val="32"/>
+        </w:rPr>
+        <w:t>\ . -</w:t>
+      </w:r>
+      <w:proofErr w:type="spellStart"/>
+      <w:r>
+        <w:rPr>
+          <w:rFonts w:ascii="Preeti" w:hAnsi="Preeti"/>
+          <w:bCs/>
+          <w:sz w:val="32"/>
+          <w:szCs w:val="32"/>
+        </w:rPr>
+        <w:t>vfnL</w:t>
+      </w:r>
+      <w:proofErr w:type="spellEnd"/>
+      <w:r>
+        <w:rPr>
+          <w:rFonts w:ascii="Preeti" w:hAnsi="Preeti"/>
+          <w:bCs/>
+          <w:sz w:val="32"/>
+          <w:szCs w:val="32"/>
+        </w:rPr>
+        <w:t>–</w:t>
+      </w:r>
+      <w:proofErr w:type="spellStart"/>
+      <w:r>
+        <w:rPr>
+          <w:rFonts w:ascii="Preeti" w:hAnsi="Preeti"/>
+          <w:bCs/>
+          <w:sz w:val="32"/>
+          <w:szCs w:val="32"/>
+        </w:rPr>
+        <w:t>vfln</w:t>
+      </w:r>
+      <w:proofErr w:type="spellEnd"/>
+      <w:r>
+        <w:rPr>
+          <w:rFonts w:ascii="Preeti" w:hAnsi="Preeti"/>
+          <w:bCs/>
+          <w:sz w:val="32"/>
+          <w:szCs w:val="32"/>
+        </w:rPr>
+        <w:t xml:space="preserve">, </w:t>
+      </w:r>
+      <w:proofErr w:type="spellStart"/>
+      <w:r>
+        <w:rPr>
+          <w:rFonts w:ascii="Preeti" w:hAnsi="Preeti"/>
+          <w:bCs/>
+          <w:sz w:val="32"/>
+          <w:szCs w:val="32"/>
+        </w:rPr>
+        <w:t>cfdf</w:t>
+      </w:r>
+      <w:proofErr w:type="spellEnd"/>
+      <w:r>
+        <w:rPr>
+          <w:rFonts w:ascii="Preeti" w:hAnsi="Preeti"/>
+          <w:bCs/>
+          <w:sz w:val="32"/>
+          <w:szCs w:val="32"/>
+        </w:rPr>
+        <w:t>–</w:t>
+      </w:r>
+      <w:proofErr w:type="spellStart"/>
+      <w:r>
+        <w:rPr>
+          <w:rFonts w:ascii="Preeti" w:hAnsi="Preeti"/>
+          <w:bCs/>
+          <w:sz w:val="32"/>
+          <w:szCs w:val="32"/>
+        </w:rPr>
+        <w:t>dftf</w:t>
+      </w:r>
+      <w:proofErr w:type="spellEnd"/>
+      <w:r>
+        <w:rPr>
+          <w:rFonts w:ascii="Preeti" w:hAnsi="Preeti"/>
+          <w:bCs/>
+          <w:sz w:val="32"/>
+          <w:szCs w:val="32"/>
+        </w:rPr>
+        <w:t xml:space="preserve">, </w:t>
+      </w:r>
+      <w:proofErr w:type="spellStart"/>
+      <w:r>
+        <w:rPr>
+          <w:rFonts w:ascii="Preeti" w:hAnsi="Preeti"/>
+          <w:bCs/>
+          <w:sz w:val="32"/>
+          <w:szCs w:val="32"/>
+        </w:rPr>
+        <w:t>dfof</w:t>
+      </w:r>
+      <w:proofErr w:type="spellEnd"/>
+      <w:r>
+        <w:rPr>
+          <w:rFonts w:ascii="Preeti" w:hAnsi="Preeti"/>
+          <w:bCs/>
+          <w:sz w:val="32"/>
+          <w:szCs w:val="32"/>
+        </w:rPr>
+        <w:t>–3[0ff_</w:t>
       </w:r>
     </w:p>
     <w:p>
@@ -882,7 +1648,203 @@
           <w:sz w:val="32"/>
           <w:szCs w:val="32"/>
         </w:rPr>
-        <w:t xml:space="preserve">u_ pHofnf]sf] ljk/Ltfy{ zAb=================x'g\ . -cUnf], cWof/f], /fd|f]_ </w:t>
+        <w:t xml:space="preserve">u_ </w:t>
+      </w:r>
+      <w:proofErr w:type="spellStart"/>
+      <w:r>
+        <w:rPr>
+          <w:rFonts w:ascii="Preeti" w:hAnsi="Preeti"/>
+          <w:bCs/>
+          <w:sz w:val="32"/>
+          <w:szCs w:val="32"/>
+        </w:rPr>
+        <w:t>pHofnf</w:t>
+      </w:r>
+      <w:proofErr w:type="spellEnd"/>
+      <w:r>
+        <w:rPr>
+          <w:rFonts w:ascii="Preeti" w:hAnsi="Preeti"/>
+          <w:bCs/>
+          <w:sz w:val="32"/>
+          <w:szCs w:val="32"/>
+        </w:rPr>
+        <w:t xml:space="preserve">]sf] </w:t>
+      </w:r>
+      <w:proofErr w:type="spellStart"/>
+      <w:r>
+        <w:rPr>
+          <w:rFonts w:ascii="Preeti" w:hAnsi="Preeti"/>
+          <w:bCs/>
+          <w:sz w:val="32"/>
+          <w:szCs w:val="32"/>
+        </w:rPr>
+        <w:t>ljk</w:t>
+      </w:r>
+      <w:proofErr w:type="spellEnd"/>
+      <w:r>
+        <w:rPr>
+          <w:rFonts w:ascii="Preeti" w:hAnsi="Preeti"/>
+          <w:bCs/>
+          <w:sz w:val="32"/>
+          <w:szCs w:val="32"/>
+        </w:rPr>
+        <w:t>/</w:t>
+      </w:r>
+      <w:proofErr w:type="spellStart"/>
+      <w:r>
+        <w:rPr>
+          <w:rFonts w:ascii="Preeti" w:hAnsi="Preeti"/>
+          <w:bCs/>
+          <w:sz w:val="32"/>
+          <w:szCs w:val="32"/>
+        </w:rPr>
+        <w:t>Ltfy</w:t>
+      </w:r>
+      <w:r>
+        <w:rPr>
+          <w:rFonts w:ascii="Preeti" w:hAnsi="Preeti"/>
+          <w:bCs/>
+          <w:sz w:val="32"/>
+          <w:szCs w:val="32"/>
+        </w:rPr>
+        <w:t>L</w:t>
+      </w:r>
+      <w:proofErr w:type="spellEnd"/>
+      <w:r>
+        <w:rPr>
+          <w:rFonts w:ascii="Preeti" w:hAnsi="Preeti"/>
+          <w:bCs/>
+          <w:sz w:val="32"/>
+          <w:szCs w:val="32"/>
+        </w:rPr>
+        <w:t>{</w:t>
+      </w:r>
+      <w:r>
+        <w:rPr>
+          <w:rFonts w:ascii="Preeti" w:hAnsi="Preeti"/>
+          <w:bCs/>
+          <w:sz w:val="32"/>
+          <w:szCs w:val="32"/>
+        </w:rPr>
+        <w:t xml:space="preserve"> </w:t>
+      </w:r>
+      <w:proofErr w:type="spellStart"/>
+      <w:r>
+        <w:rPr>
+          <w:rFonts w:ascii="Preeti" w:hAnsi="Preeti"/>
+          <w:bCs/>
+          <w:sz w:val="32"/>
+          <w:szCs w:val="32"/>
+        </w:rPr>
+        <w:t>zAb</w:t>
+      </w:r>
+      <w:proofErr w:type="spellEnd"/>
+      <w:r>
+        <w:rPr>
+          <w:rFonts w:ascii="Preeti" w:hAnsi="Preeti"/>
+          <w:bCs/>
+          <w:sz w:val="32"/>
+          <w:szCs w:val="32"/>
+        </w:rPr>
+        <w:t>=================</w:t>
+      </w:r>
+      <w:proofErr w:type="spellStart"/>
+      <w:r>
+        <w:rPr>
+          <w:rFonts w:ascii="Preeti" w:hAnsi="Preeti"/>
+          <w:bCs/>
+          <w:sz w:val="32"/>
+          <w:szCs w:val="32"/>
+        </w:rPr>
+        <w:t>x'g</w:t>
+      </w:r>
+      <w:proofErr w:type="spellEnd"/>
+      <w:r>
+        <w:rPr>
+          <w:rFonts w:ascii="Preeti" w:hAnsi="Preeti"/>
+          <w:bCs/>
+          <w:sz w:val="32"/>
+          <w:szCs w:val="32"/>
+        </w:rPr>
+        <w:t>\ . -</w:t>
+      </w:r>
+      <w:proofErr w:type="spellStart"/>
+      <w:r>
+        <w:rPr>
+          <w:rFonts w:ascii="Preeti" w:hAnsi="Preeti"/>
+          <w:bCs/>
+          <w:sz w:val="32"/>
+          <w:szCs w:val="32"/>
+        </w:rPr>
+        <w:t>cUnf</w:t>
+      </w:r>
+      <w:proofErr w:type="spellEnd"/>
+      <w:r>
+        <w:rPr>
+          <w:rFonts w:ascii="Preeti" w:hAnsi="Preeti"/>
+          <w:bCs/>
+          <w:sz w:val="32"/>
+          <w:szCs w:val="32"/>
+        </w:rPr>
+        <w:t xml:space="preserve">], </w:t>
+      </w:r>
+      <w:proofErr w:type="spellStart"/>
+      <w:r>
+        <w:rPr>
+          <w:rFonts w:ascii="Preeti" w:hAnsi="Preeti"/>
+          <w:bCs/>
+          <w:sz w:val="32"/>
+          <w:szCs w:val="32"/>
+        </w:rPr>
+        <w:t>c</w:t>
+      </w:r>
+      <w:r>
+        <w:rPr>
+          <w:rFonts w:ascii="Preeti" w:hAnsi="Preeti"/>
+          <w:bCs/>
+          <w:sz w:val="32"/>
+          <w:szCs w:val="32"/>
+        </w:rPr>
+        <w:t>F</w:t>
+      </w:r>
+      <w:r>
+        <w:rPr>
+          <w:rFonts w:ascii="Preeti" w:hAnsi="Preeti"/>
+          <w:bCs/>
+          <w:sz w:val="32"/>
+          <w:szCs w:val="32"/>
+        </w:rPr>
+        <w:t>Wof</w:t>
+      </w:r>
+      <w:proofErr w:type="spellEnd"/>
+      <w:r>
+        <w:rPr>
+          <w:rFonts w:ascii="Preeti" w:hAnsi="Preeti"/>
+          <w:bCs/>
+          <w:sz w:val="32"/>
+          <w:szCs w:val="32"/>
+        </w:rPr>
+        <w:t>/f], /</w:t>
+      </w:r>
+      <w:proofErr w:type="spellStart"/>
+      <w:r>
+        <w:rPr>
+          <w:rFonts w:ascii="Preeti" w:hAnsi="Preeti"/>
+          <w:bCs/>
+          <w:sz w:val="32"/>
+          <w:szCs w:val="32"/>
+        </w:rPr>
+        <w:t>fd|f</w:t>
+      </w:r>
+      <w:proofErr w:type="spellEnd"/>
+      <w:r>
+        <w:rPr>
+          <w:rFonts w:ascii="Preeti" w:hAnsi="Preeti"/>
+          <w:bCs/>
+          <w:sz w:val="32"/>
+          <w:szCs w:val="32"/>
+        </w:rPr>
+        <w:t xml:space="preserve">]_ </w:t>
       </w:r>
     </w:p>
     <w:p>
@@ -903,7 +1865,107 @@
           <w:sz w:val="32"/>
           <w:szCs w:val="32"/>
         </w:rPr>
-        <w:t xml:space="preserve">3_ bfp/fsf] n3'tfafrL zAb==============xf] . -ef/L, d'8f, 5]:sf]_ </w:t>
+        <w:t xml:space="preserve">3_ </w:t>
+      </w:r>
+      <w:proofErr w:type="spellStart"/>
+      <w:r>
+        <w:rPr>
+          <w:rFonts w:ascii="Preeti" w:hAnsi="Preeti"/>
+          <w:bCs/>
+          <w:sz w:val="32"/>
+          <w:szCs w:val="32"/>
+        </w:rPr>
+        <w:t>bfp</w:t>
+      </w:r>
+      <w:proofErr w:type="spellEnd"/>
+      <w:r>
+        <w:rPr>
+          <w:rFonts w:ascii="Preeti" w:hAnsi="Preeti"/>
+          <w:bCs/>
+          <w:sz w:val="32"/>
+          <w:szCs w:val="32"/>
+        </w:rPr>
+        <w:t>/</w:t>
+      </w:r>
+      <w:proofErr w:type="spellStart"/>
+      <w:r>
+        <w:rPr>
+          <w:rFonts w:ascii="Preeti" w:hAnsi="Preeti"/>
+          <w:bCs/>
+          <w:sz w:val="32"/>
+          <w:szCs w:val="32"/>
+        </w:rPr>
+        <w:t>fsf</w:t>
+      </w:r>
+      <w:proofErr w:type="spellEnd"/>
+      <w:r>
+        <w:rPr>
+          <w:rFonts w:ascii="Preeti" w:hAnsi="Preeti"/>
+          <w:bCs/>
+          <w:sz w:val="32"/>
+          <w:szCs w:val="32"/>
+        </w:rPr>
+        <w:t xml:space="preserve">] n3'tfafrL </w:t>
+      </w:r>
+      <w:proofErr w:type="spellStart"/>
+      <w:r>
+        <w:rPr>
+          <w:rFonts w:ascii="Preeti" w:hAnsi="Preeti"/>
+          <w:bCs/>
+          <w:sz w:val="32"/>
+          <w:szCs w:val="32"/>
+        </w:rPr>
+        <w:t>zAb</w:t>
+      </w:r>
+      <w:proofErr w:type="spellEnd"/>
+      <w:r>
+        <w:rPr>
+          <w:rFonts w:ascii="Preeti" w:hAnsi="Preeti"/>
+          <w:bCs/>
+          <w:sz w:val="32"/>
+          <w:szCs w:val="32"/>
+        </w:rPr>
+        <w:t>==============</w:t>
+      </w:r>
+      <w:proofErr w:type="spellStart"/>
+      <w:r>
+        <w:rPr>
+          <w:rFonts w:ascii="Preeti" w:hAnsi="Preeti"/>
+          <w:bCs/>
+          <w:sz w:val="32"/>
+          <w:szCs w:val="32"/>
+        </w:rPr>
+        <w:t>xf</w:t>
+      </w:r>
+      <w:proofErr w:type="spellEnd"/>
+      <w:r>
+        <w:rPr>
+          <w:rFonts w:ascii="Preeti" w:hAnsi="Preeti"/>
+          <w:bCs/>
+          <w:sz w:val="32"/>
+          <w:szCs w:val="32"/>
+        </w:rPr>
+        <w:t>] . -</w:t>
+      </w:r>
+      <w:proofErr w:type="spellStart"/>
+      <w:r>
+        <w:rPr>
+          <w:rFonts w:ascii="Preeti" w:hAnsi="Preeti"/>
+          <w:bCs/>
+          <w:sz w:val="32"/>
+          <w:szCs w:val="32"/>
+        </w:rPr>
+        <w:t>ef</w:t>
+      </w:r>
+      <w:proofErr w:type="spellEnd"/>
+      <w:r>
+        <w:rPr>
+          <w:rFonts w:ascii="Preeti" w:hAnsi="Preeti"/>
+          <w:bCs/>
+          <w:sz w:val="32"/>
+          <w:szCs w:val="32"/>
+        </w:rPr>
+        <w:t xml:space="preserve">/L, d'8f, 5]:sf]_ </w:t>
       </w:r>
     </w:p>
     <w:p>
@@ -924,7 +1986,87 @@
           <w:sz w:val="32"/>
           <w:szCs w:val="32"/>
         </w:rPr>
-        <w:t>#_ cy{ v'Ng] u/L jfSodf k|of]u ug'{xf];\ .</w:t>
+        <w:t xml:space="preserve">#_ cy{ </w:t>
+      </w:r>
+      <w:proofErr w:type="spellStart"/>
+      <w:r>
+        <w:rPr>
+          <w:rFonts w:ascii="Preeti" w:hAnsi="Preeti"/>
+          <w:b/>
+          <w:sz w:val="32"/>
+          <w:szCs w:val="32"/>
+        </w:rPr>
+        <w:t>v'Ng</w:t>
+      </w:r>
+      <w:proofErr w:type="spellEnd"/>
+      <w:r>
+        <w:rPr>
+          <w:rFonts w:ascii="Preeti" w:hAnsi="Preeti"/>
+          <w:b/>
+          <w:sz w:val="32"/>
+          <w:szCs w:val="32"/>
+        </w:rPr>
+        <w:t xml:space="preserve">] u/L </w:t>
+      </w:r>
+      <w:proofErr w:type="spellStart"/>
+      <w:r>
+        <w:rPr>
+          <w:rFonts w:ascii="Preeti" w:hAnsi="Preeti"/>
+          <w:b/>
+          <w:sz w:val="32"/>
+          <w:szCs w:val="32"/>
+        </w:rPr>
+        <w:t>jfSodf</w:t>
+      </w:r>
+      <w:proofErr w:type="spellEnd"/>
+      <w:r>
+        <w:rPr>
+          <w:rFonts w:ascii="Preeti" w:hAnsi="Preeti"/>
+          <w:b/>
+          <w:sz w:val="32"/>
+          <w:szCs w:val="32"/>
+        </w:rPr>
+        <w:t xml:space="preserve"> </w:t>
+      </w:r>
+      <w:proofErr w:type="spellStart"/>
+      <w:r>
+        <w:rPr>
+          <w:rFonts w:ascii="Preeti" w:hAnsi="Preeti"/>
+          <w:b/>
+          <w:sz w:val="32"/>
+          <w:szCs w:val="32"/>
+        </w:rPr>
+        <w:t>k|of</w:t>
+      </w:r>
+      <w:proofErr w:type="spellEnd"/>
+      <w:r>
+        <w:rPr>
+          <w:rFonts w:ascii="Preeti" w:hAnsi="Preeti"/>
+          <w:b/>
+          <w:sz w:val="32"/>
+          <w:szCs w:val="32"/>
+        </w:rPr>
+        <w:t>]u ug'{</w:t>
+      </w:r>
+      <w:proofErr w:type="spellStart"/>
+      <w:r>
+        <w:rPr>
+          <w:rFonts w:ascii="Preeti" w:hAnsi="Preeti"/>
+          <w:b/>
+          <w:sz w:val="32"/>
+          <w:szCs w:val="32"/>
+        </w:rPr>
+        <w:t>xf</w:t>
+      </w:r>
+      <w:proofErr w:type="spellEnd"/>
+      <w:r>
+        <w:rPr>
+          <w:rFonts w:ascii="Preeti" w:hAnsi="Preeti"/>
+          <w:b/>
+          <w:sz w:val="32"/>
+          <w:szCs w:val="32"/>
+        </w:rPr>
+        <w:t>];\ .</w:t>
       </w:r>
       <w:r>
         <w:rPr>
@@ -990,7 +2132,47 @@
           <w:sz w:val="32"/>
           <w:szCs w:val="32"/>
         </w:rPr>
-        <w:t xml:space="preserve">Sof/], j}b]lzs, lr¶L </w:t>
+        <w:t>Sof/], j}b]</w:t>
+      </w:r>
+      <w:proofErr w:type="spellStart"/>
+      <w:r>
+        <w:rPr>
+          <w:rFonts w:ascii="Preeti" w:hAnsi="Preeti"/>
+          <w:b/>
+          <w:sz w:val="32"/>
+          <w:szCs w:val="32"/>
+        </w:rPr>
+        <w:t>lzs</w:t>
+      </w:r>
+      <w:proofErr w:type="spellEnd"/>
+      <w:r>
+        <w:rPr>
+          <w:rFonts w:ascii="Preeti" w:hAnsi="Preeti"/>
+          <w:b/>
+          <w:sz w:val="32"/>
+          <w:szCs w:val="32"/>
+        </w:rPr>
+        <w:t xml:space="preserve">, </w:t>
+      </w:r>
+      <w:proofErr w:type="spellStart"/>
+      <w:r>
+        <w:rPr>
+          <w:rFonts w:ascii="Preeti" w:hAnsi="Preeti"/>
+          <w:b/>
+          <w:sz w:val="32"/>
+          <w:szCs w:val="32"/>
+        </w:rPr>
+        <w:t>lr¶L</w:t>
+      </w:r>
+      <w:proofErr w:type="spellEnd"/>
+      <w:r>
+        <w:rPr>
+          <w:rFonts w:ascii="Preeti" w:hAnsi="Preeti"/>
+          <w:b/>
+          <w:sz w:val="32"/>
+          <w:szCs w:val="32"/>
+        </w:rPr>
+        <w:t xml:space="preserve"> </w:t>
       </w:r>
     </w:p>
     <w:p>
@@ -1020,7 +2202,87 @@
           <w:sz w:val="32"/>
           <w:szCs w:val="32"/>
         </w:rPr>
-        <w:t>s_ tnsf zAb ;d"xaf6 z'4 zAb 5fgL n]Vg'xf];\ .</w:t>
+        <w:t xml:space="preserve">s_ </w:t>
+      </w:r>
+      <w:proofErr w:type="spellStart"/>
+      <w:r>
+        <w:rPr>
+          <w:rFonts w:ascii="Preeti" w:hAnsi="Preeti"/>
+          <w:b/>
+          <w:sz w:val="32"/>
+          <w:szCs w:val="32"/>
+        </w:rPr>
+        <w:t>tnsf</w:t>
+      </w:r>
+      <w:proofErr w:type="spellEnd"/>
+      <w:r>
+        <w:rPr>
+          <w:rFonts w:ascii="Preeti" w:hAnsi="Preeti"/>
+          <w:b/>
+          <w:sz w:val="32"/>
+          <w:szCs w:val="32"/>
+        </w:rPr>
+        <w:t xml:space="preserve"> </w:t>
+      </w:r>
+      <w:proofErr w:type="spellStart"/>
+      <w:r>
+        <w:rPr>
+          <w:rFonts w:ascii="Preeti" w:hAnsi="Preeti"/>
+          <w:b/>
+          <w:sz w:val="32"/>
+          <w:szCs w:val="32"/>
+        </w:rPr>
+        <w:t>zAb</w:t>
+      </w:r>
+      <w:proofErr w:type="spellEnd"/>
+      <w:r>
+        <w:rPr>
+          <w:rFonts w:ascii="Preeti" w:hAnsi="Preeti"/>
+          <w:b/>
+          <w:sz w:val="32"/>
+          <w:szCs w:val="32"/>
+        </w:rPr>
+        <w:t xml:space="preserve"> ;d"xaf6 z'4 </w:t>
+      </w:r>
+      <w:proofErr w:type="spellStart"/>
+      <w:r>
+        <w:rPr>
+          <w:rFonts w:ascii="Preeti" w:hAnsi="Preeti"/>
+          <w:b/>
+          <w:sz w:val="32"/>
+          <w:szCs w:val="32"/>
+        </w:rPr>
+        <w:t>zAb</w:t>
+      </w:r>
+      <w:proofErr w:type="spellEnd"/>
+      <w:r>
+        <w:rPr>
+          <w:rFonts w:ascii="Preeti" w:hAnsi="Preeti"/>
+          <w:b/>
+          <w:sz w:val="32"/>
+          <w:szCs w:val="32"/>
+        </w:rPr>
+        <w:t xml:space="preserve"> 5fgL n]</w:t>
+      </w:r>
+      <w:proofErr w:type="spellStart"/>
+      <w:r>
+        <w:rPr>
+          <w:rFonts w:ascii="Preeti" w:hAnsi="Preeti"/>
+          <w:b/>
+          <w:sz w:val="32"/>
+          <w:szCs w:val="32"/>
+        </w:rPr>
+        <w:t>Vg'xf</w:t>
+      </w:r>
+      <w:proofErr w:type="spellEnd"/>
+      <w:r>
+        <w:rPr>
+          <w:rFonts w:ascii="Preeti" w:hAnsi="Preeti"/>
+          <w:b/>
+          <w:sz w:val="32"/>
+          <w:szCs w:val="32"/>
+        </w:rPr>
+        <w:t>];\ .</w:t>
       </w:r>
       <w:r>
         <w:rPr>
@@ -1068,7 +2330,27 @@
           <w:sz w:val="32"/>
           <w:szCs w:val="32"/>
         </w:rPr>
-        <w:t>c_ ljBfyL{</w:t>
+        <w:t xml:space="preserve">c_ </w:t>
+      </w:r>
+      <w:proofErr w:type="spellStart"/>
+      <w:r>
+        <w:rPr>
+          <w:rFonts w:ascii="Preeti" w:hAnsi="Preeti"/>
+          <w:bCs/>
+          <w:sz w:val="32"/>
+          <w:szCs w:val="32"/>
+        </w:rPr>
+        <w:t>ljBfyL</w:t>
+      </w:r>
+      <w:proofErr w:type="spellEnd"/>
+      <w:r>
+        <w:rPr>
+          <w:rFonts w:ascii="Preeti" w:hAnsi="Preeti"/>
+          <w:bCs/>
+          <w:sz w:val="32"/>
+          <w:szCs w:val="32"/>
+        </w:rPr>
+        <w:t>{</w:t>
       </w:r>
       <w:r>
         <w:rPr>
@@ -1078,8 +2360,38 @@
           <w:szCs w:val="32"/>
         </w:rPr>
         <w:tab/>
-        <w:t>ljBf/yL</w:t>
-      </w:r>
+      </w:r>
+      <w:proofErr w:type="spellStart"/>
+      <w:r>
+        <w:rPr>
+          <w:rFonts w:ascii="Preeti" w:hAnsi="Preeti"/>
+          <w:bCs/>
+          <w:sz w:val="32"/>
+          <w:szCs w:val="32"/>
+        </w:rPr>
+        <w:t>ljBf</w:t>
+      </w:r>
+      <w:proofErr w:type="spellEnd"/>
+      <w:r>
+        <w:rPr>
+          <w:rFonts w:ascii="Preeti" w:hAnsi="Preeti"/>
+          <w:bCs/>
+          <w:sz w:val="32"/>
+          <w:szCs w:val="32"/>
+        </w:rPr>
+        <w:t>/</w:t>
+      </w:r>
+      <w:proofErr w:type="spellStart"/>
+      <w:r>
+        <w:rPr>
+          <w:rFonts w:ascii="Preeti" w:hAnsi="Preeti"/>
+          <w:bCs/>
+          <w:sz w:val="32"/>
+          <w:szCs w:val="32"/>
+        </w:rPr>
+        <w:t>yL</w:t>
+      </w:r>
+      <w:proofErr w:type="spellEnd"/>
       <w:r>
         <w:rPr>
           <w:rFonts w:ascii="Preeti" w:hAnsi="Preeti"/>
@@ -1088,7 +2400,26 @@
           <w:szCs w:val="32"/>
         </w:rPr>
         <w:tab/>
-        <w:t xml:space="preserve">laBfyL{ </w:t>
+      </w:r>
+      <w:proofErr w:type="spellStart"/>
+      <w:r>
+        <w:rPr>
+          <w:rFonts w:ascii="Preeti" w:hAnsi="Preeti"/>
+          <w:bCs/>
+          <w:sz w:val="32"/>
+          <w:szCs w:val="32"/>
+        </w:rPr>
+        <w:t>laBfyL</w:t>
+      </w:r>
+      <w:proofErr w:type="spellEnd"/>
+      <w:r>
+        <w:rPr>
+          <w:rFonts w:ascii="Preeti" w:hAnsi="Preeti"/>
+          <w:bCs/>
+          <w:sz w:val="32"/>
+          <w:szCs w:val="32"/>
+        </w:rPr>
+        <w:t xml:space="preserve">{ </w:t>
       </w:r>
     </w:p>
     <w:p>
@@ -1102,15 +2433,37 @@
           <w:szCs w:val="32"/>
         </w:rPr>
       </w:pPr>
-      <w:r>
-        <w:rPr>
-          <w:rFonts w:ascii="Preeti" w:hAnsi="Preeti"/>
-          <w:bCs/>
-          <w:sz w:val="32"/>
-          <w:szCs w:val="32"/>
-        </w:rPr>
-        <w:t xml:space="preserve">cf_ ;fyL </w:t>
-      </w:r>
+      <w:proofErr w:type="spellStart"/>
+      <w:r>
+        <w:rPr>
+          <w:rFonts w:ascii="Preeti" w:hAnsi="Preeti"/>
+          <w:bCs/>
+          <w:sz w:val="32"/>
+          <w:szCs w:val="32"/>
+        </w:rPr>
+        <w:t>cf</w:t>
+      </w:r>
+      <w:proofErr w:type="spellEnd"/>
+      <w:r>
+        <w:rPr>
+          <w:rFonts w:ascii="Preeti" w:hAnsi="Preeti"/>
+          <w:bCs/>
+          <w:sz w:val="32"/>
+          <w:szCs w:val="32"/>
+        </w:rPr>
+        <w:t xml:space="preserve">_ </w:t>
+      </w:r>
+      <w:proofErr w:type="spellStart"/>
+      <w:r>
+        <w:rPr>
+          <w:rFonts w:ascii="Preeti" w:hAnsi="Preeti"/>
+          <w:bCs/>
+          <w:sz w:val="32"/>
+          <w:szCs w:val="32"/>
+        </w:rPr>
+        <w:t>iffyL</w:t>
+      </w:r>
+      <w:proofErr w:type="spellEnd"/>
       <w:r>
         <w:rPr>
           <w:rFonts w:ascii="Preeti" w:hAnsi="Preeti"/>
@@ -1119,7 +2472,35 @@
           <w:szCs w:val="32"/>
         </w:rPr>
         <w:tab/>
-        <w:t>iffyL</w:t>
+      </w:r>
+      <w:r>
+        <w:rPr>
+          <w:rFonts w:ascii="Preeti" w:hAnsi="Preeti"/>
+          <w:bCs/>
+          <w:sz w:val="32"/>
+          <w:szCs w:val="32"/>
+        </w:rPr>
+        <w:t>;</w:t>
+      </w:r>
+      <w:proofErr w:type="spellStart"/>
+      <w:r>
+        <w:rPr>
+          <w:rFonts w:ascii="Preeti" w:hAnsi="Preeti"/>
+          <w:bCs/>
+          <w:sz w:val="32"/>
+          <w:szCs w:val="32"/>
+        </w:rPr>
+        <w:t>fyL</w:t>
+      </w:r>
+      <w:proofErr w:type="spellEnd"/>
+      <w:r>
+        <w:rPr>
+          <w:rFonts w:ascii="Preeti" w:hAnsi="Preeti"/>
+          <w:bCs/>
+          <w:sz w:val="32"/>
+          <w:szCs w:val="32"/>
+        </w:rPr>
+        <w:t xml:space="preserve"> </w:t>
       </w:r>
       <w:r>
         <w:rPr>
@@ -1159,7 +2540,87 @@
           <w:sz w:val="32"/>
           <w:szCs w:val="32"/>
         </w:rPr>
-        <w:t>v_ tnsf] jfSonfO{ z'4 agfO{ n]Vg'xf];\ .</w:t>
+        <w:t xml:space="preserve">v_ </w:t>
+      </w:r>
+      <w:proofErr w:type="spellStart"/>
+      <w:r>
+        <w:rPr>
+          <w:rFonts w:ascii="Preeti" w:hAnsi="Preeti"/>
+          <w:b/>
+          <w:sz w:val="32"/>
+          <w:szCs w:val="32"/>
+        </w:rPr>
+        <w:t>tnsf</w:t>
+      </w:r>
+      <w:proofErr w:type="spellEnd"/>
+      <w:r>
+        <w:rPr>
+          <w:rFonts w:ascii="Preeti" w:hAnsi="Preeti"/>
+          <w:b/>
+          <w:sz w:val="32"/>
+          <w:szCs w:val="32"/>
+        </w:rPr>
+        <w:t xml:space="preserve">] </w:t>
+      </w:r>
+      <w:proofErr w:type="spellStart"/>
+      <w:r>
+        <w:rPr>
+          <w:rFonts w:ascii="Preeti" w:hAnsi="Preeti"/>
+          <w:b/>
+          <w:sz w:val="32"/>
+          <w:szCs w:val="32"/>
+        </w:rPr>
+        <w:t>jfSonfO</w:t>
+      </w:r>
+      <w:proofErr w:type="spellEnd"/>
+      <w:r>
+        <w:rPr>
+          <w:rFonts w:ascii="Preeti" w:hAnsi="Preeti"/>
+          <w:b/>
+          <w:sz w:val="32"/>
+          <w:szCs w:val="32"/>
+        </w:rPr>
+        <w:t xml:space="preserve">{ z'4 </w:t>
+      </w:r>
+      <w:proofErr w:type="spellStart"/>
+      <w:r>
+        <w:rPr>
+          <w:rFonts w:ascii="Preeti" w:hAnsi="Preeti"/>
+          <w:b/>
+          <w:sz w:val="32"/>
+          <w:szCs w:val="32"/>
+        </w:rPr>
+        <w:t>agfO</w:t>
+      </w:r>
+      <w:proofErr w:type="spellEnd"/>
+      <w:r>
+        <w:rPr>
+          <w:rFonts w:ascii="Preeti" w:hAnsi="Preeti"/>
+          <w:b/>
+          <w:sz w:val="32"/>
+          <w:szCs w:val="32"/>
+        </w:rPr>
+        <w:t>{ n]</w:t>
+      </w:r>
+      <w:proofErr w:type="spellStart"/>
+      <w:r>
+        <w:rPr>
+          <w:rFonts w:ascii="Preeti" w:hAnsi="Preeti"/>
+          <w:b/>
+          <w:sz w:val="32"/>
+          <w:szCs w:val="32"/>
+        </w:rPr>
+        <w:t>Vg'xf</w:t>
+      </w:r>
+      <w:proofErr w:type="spellEnd"/>
+      <w:r>
+        <w:rPr>
+          <w:rFonts w:ascii="Preeti" w:hAnsi="Preeti"/>
+          <w:b/>
+          <w:sz w:val="32"/>
+          <w:szCs w:val="32"/>
+        </w:rPr>
+        <w:t>];\ .</w:t>
       </w:r>
       <w:r>
         <w:rPr>
@@ -1218,14 +2679,85 @@
           <w:szCs w:val="32"/>
         </w:rPr>
       </w:pPr>
-      <w:r>
-        <w:rPr>
-          <w:rFonts w:ascii="Preeti" w:hAnsi="Preeti"/>
-          <w:bCs/>
-          <w:sz w:val="32"/>
-          <w:szCs w:val="32"/>
-        </w:rPr>
-        <w:t xml:space="preserve">xfld lblb alxgL ljBfno hfG5f} . </w:t>
+      <w:proofErr w:type="spellStart"/>
+      <w:r>
+        <w:rPr>
+          <w:rFonts w:ascii="Preeti" w:hAnsi="Preeti"/>
+          <w:bCs/>
+          <w:sz w:val="32"/>
+          <w:szCs w:val="32"/>
+        </w:rPr>
+        <w:t>xfld</w:t>
+      </w:r>
+      <w:proofErr w:type="spellEnd"/>
+      <w:r>
+        <w:rPr>
+          <w:rFonts w:ascii="Preeti" w:hAnsi="Preeti"/>
+          <w:bCs/>
+          <w:sz w:val="32"/>
+          <w:szCs w:val="32"/>
+        </w:rPr>
+        <w:t xml:space="preserve"> </w:t>
+      </w:r>
+      <w:proofErr w:type="spellStart"/>
+      <w:r>
+        <w:rPr>
+          <w:rFonts w:ascii="Preeti" w:hAnsi="Preeti"/>
+          <w:bCs/>
+          <w:sz w:val="32"/>
+          <w:szCs w:val="32"/>
+        </w:rPr>
+        <w:t>lblb</w:t>
+      </w:r>
+      <w:proofErr w:type="spellEnd"/>
+      <w:r>
+        <w:rPr>
+          <w:rFonts w:ascii="Preeti" w:hAnsi="Preeti"/>
+          <w:bCs/>
+          <w:sz w:val="32"/>
+          <w:szCs w:val="32"/>
+        </w:rPr>
+        <w:t xml:space="preserve"> </w:t>
+      </w:r>
+      <w:proofErr w:type="spellStart"/>
+      <w:r>
+        <w:rPr>
+          <w:rFonts w:ascii="Preeti" w:hAnsi="Preeti"/>
+          <w:bCs/>
+          <w:sz w:val="32"/>
+          <w:szCs w:val="32"/>
+        </w:rPr>
+        <w:t>alxgL</w:t>
+      </w:r>
+      <w:proofErr w:type="spellEnd"/>
+      <w:r>
+        <w:rPr>
+          <w:rFonts w:ascii="Preeti" w:hAnsi="Preeti"/>
+          <w:bCs/>
+          <w:sz w:val="32"/>
+          <w:szCs w:val="32"/>
+        </w:rPr>
+        <w:t xml:space="preserve"> </w:t>
+      </w:r>
+      <w:proofErr w:type="spellStart"/>
+      <w:r>
+        <w:rPr>
+          <w:rFonts w:ascii="Preeti" w:hAnsi="Preeti"/>
+          <w:bCs/>
+          <w:sz w:val="32"/>
+          <w:szCs w:val="32"/>
+        </w:rPr>
+        <w:t>ljBfno</w:t>
+      </w:r>
+      <w:proofErr w:type="spellEnd"/>
+      <w:r>
+        <w:rPr>
+          <w:rFonts w:ascii="Preeti" w:hAnsi="Preeti"/>
+          <w:bCs/>
+          <w:sz w:val="32"/>
+          <w:szCs w:val="32"/>
+        </w:rPr>
+        <w:t xml:space="preserve"> hfG5f} . </w:t>
       </w:r>
     </w:p>
     <w:p>
@@ -1255,7 +2787,167 @@
           <w:sz w:val="32"/>
           <w:szCs w:val="32"/>
         </w:rPr>
-        <w:t>s_ /]vfª\lst zAbsf] gfd, ;j{gfd, ljz]if0f / lqmofkb 5'6\ofpg'xf];\.</w:t>
+        <w:t>s_ /]</w:t>
+      </w:r>
+      <w:proofErr w:type="spellStart"/>
+      <w:r>
+        <w:rPr>
+          <w:rFonts w:ascii="Preeti" w:hAnsi="Preeti"/>
+          <w:b/>
+          <w:sz w:val="32"/>
+          <w:szCs w:val="32"/>
+        </w:rPr>
+        <w:t>vf</w:t>
+      </w:r>
+      <w:proofErr w:type="spellEnd"/>
+      <w:r>
+        <w:rPr>
+          <w:rFonts w:ascii="Preeti" w:hAnsi="Preeti"/>
+          <w:b/>
+          <w:sz w:val="32"/>
+          <w:szCs w:val="32"/>
+        </w:rPr>
+        <w:t>ª\</w:t>
+      </w:r>
+      <w:proofErr w:type="spellStart"/>
+      <w:r>
+        <w:rPr>
+          <w:rFonts w:ascii="Preeti" w:hAnsi="Preeti"/>
+          <w:b/>
+          <w:sz w:val="32"/>
+          <w:szCs w:val="32"/>
+        </w:rPr>
+        <w:t>lst</w:t>
+      </w:r>
+      <w:proofErr w:type="spellEnd"/>
+      <w:r>
+        <w:rPr>
+          <w:rFonts w:ascii="Preeti" w:hAnsi="Preeti"/>
+          <w:b/>
+          <w:sz w:val="32"/>
+          <w:szCs w:val="32"/>
+        </w:rPr>
+        <w:t xml:space="preserve"> </w:t>
+      </w:r>
+      <w:proofErr w:type="spellStart"/>
+      <w:r>
+        <w:rPr>
+          <w:rFonts w:ascii="Preeti" w:hAnsi="Preeti"/>
+          <w:b/>
+          <w:sz w:val="32"/>
+          <w:szCs w:val="32"/>
+        </w:rPr>
+        <w:t>zAbsf</w:t>
+      </w:r>
+      <w:proofErr w:type="spellEnd"/>
+      <w:r>
+        <w:rPr>
+          <w:rFonts w:ascii="Preeti" w:hAnsi="Preeti"/>
+          <w:b/>
+          <w:sz w:val="32"/>
+          <w:szCs w:val="32"/>
+        </w:rPr>
+        <w:t xml:space="preserve">] </w:t>
+      </w:r>
+      <w:proofErr w:type="spellStart"/>
+      <w:r>
+        <w:rPr>
+          <w:rFonts w:ascii="Preeti" w:hAnsi="Preeti"/>
+          <w:b/>
+          <w:sz w:val="32"/>
+          <w:szCs w:val="32"/>
+        </w:rPr>
+        <w:t>gfd</w:t>
+      </w:r>
+      <w:proofErr w:type="spellEnd"/>
+      <w:r>
+        <w:rPr>
+          <w:rFonts w:ascii="Preeti" w:hAnsi="Preeti"/>
+          <w:b/>
+          <w:sz w:val="32"/>
+          <w:szCs w:val="32"/>
+        </w:rPr>
+        <w:t>, ;j{</w:t>
+      </w:r>
+      <w:proofErr w:type="spellStart"/>
+      <w:r>
+        <w:rPr>
+          <w:rFonts w:ascii="Preeti" w:hAnsi="Preeti"/>
+          <w:b/>
+          <w:sz w:val="32"/>
+          <w:szCs w:val="32"/>
+        </w:rPr>
+        <w:t>gfd</w:t>
+      </w:r>
+      <w:proofErr w:type="spellEnd"/>
+      <w:r>
+        <w:rPr>
+          <w:rFonts w:ascii="Preeti" w:hAnsi="Preeti"/>
+          <w:b/>
+          <w:sz w:val="32"/>
+          <w:szCs w:val="32"/>
+        </w:rPr>
+        <w:t xml:space="preserve">, </w:t>
+      </w:r>
+      <w:proofErr w:type="spellStart"/>
+      <w:r>
+        <w:rPr>
+          <w:rFonts w:ascii="Preeti" w:hAnsi="Preeti"/>
+          <w:b/>
+          <w:sz w:val="32"/>
+          <w:szCs w:val="32"/>
+        </w:rPr>
+        <w:t>ljz</w:t>
+      </w:r>
+      <w:proofErr w:type="spellEnd"/>
+      <w:r>
+        <w:rPr>
+          <w:rFonts w:ascii="Preeti" w:hAnsi="Preeti"/>
+          <w:b/>
+          <w:sz w:val="32"/>
+          <w:szCs w:val="32"/>
+        </w:rPr>
+        <w:t xml:space="preserve">]if0f / </w:t>
+      </w:r>
+      <w:proofErr w:type="spellStart"/>
+      <w:r>
+        <w:rPr>
+          <w:rFonts w:ascii="Preeti" w:hAnsi="Preeti"/>
+          <w:b/>
+          <w:sz w:val="32"/>
+          <w:szCs w:val="32"/>
+        </w:rPr>
+        <w:t>lqmofkb</w:t>
+      </w:r>
+      <w:proofErr w:type="spellEnd"/>
+      <w:r>
+        <w:rPr>
+          <w:rFonts w:ascii="Preeti" w:hAnsi="Preeti"/>
+          <w:b/>
+          <w:sz w:val="32"/>
+          <w:szCs w:val="32"/>
+        </w:rPr>
+        <w:t xml:space="preserve"> 5'6\</w:t>
+      </w:r>
+      <w:proofErr w:type="spellStart"/>
+      <w:r>
+        <w:rPr>
+          <w:rFonts w:ascii="Preeti" w:hAnsi="Preeti"/>
+          <w:b/>
+          <w:sz w:val="32"/>
+          <w:szCs w:val="32"/>
+        </w:rPr>
+        <w:t>ofpg'xf</w:t>
+      </w:r>
+      <w:proofErr w:type="spellEnd"/>
+      <w:r>
+        <w:rPr>
+          <w:rFonts w:ascii="Preeti" w:hAnsi="Preeti"/>
+          <w:b/>
+          <w:sz w:val="32"/>
+          <w:szCs w:val="32"/>
+        </w:rPr>
+        <w:t>];\.</w:t>
       </w:r>
       <w:r>
         <w:rPr>
@@ -1287,14 +2979,135 @@
           <w:szCs w:val="32"/>
         </w:rPr>
       </w:pPr>
-      <w:r>
-        <w:rPr>
-          <w:rFonts w:ascii="Preeti" w:hAnsi="Preeti"/>
-          <w:bCs/>
-          <w:sz w:val="32"/>
-          <w:szCs w:val="32"/>
-        </w:rPr>
-        <w:t xml:space="preserve">dfdfn] xfdLnfO{ ld7f] rSn]6 NofOlbg'eof] . </w:t>
+      <w:proofErr w:type="spellStart"/>
+      <w:r>
+        <w:rPr>
+          <w:rFonts w:ascii="Preeti" w:hAnsi="Preeti"/>
+          <w:bCs/>
+          <w:sz w:val="32"/>
+          <w:szCs w:val="32"/>
+          <w:u w:val="single"/>
+        </w:rPr>
+        <w:t>dfdf</w:t>
+      </w:r>
+      <w:r>
+        <w:rPr>
+          <w:rFonts w:ascii="Preeti" w:hAnsi="Preeti"/>
+          <w:bCs/>
+          <w:sz w:val="32"/>
+          <w:szCs w:val="32"/>
+        </w:rPr>
+        <w:t>n</w:t>
+      </w:r>
+      <w:proofErr w:type="spellEnd"/>
+      <w:r>
+        <w:rPr>
+          <w:rFonts w:ascii="Preeti" w:hAnsi="Preeti"/>
+          <w:bCs/>
+          <w:sz w:val="32"/>
+          <w:szCs w:val="32"/>
+        </w:rPr>
+        <w:t xml:space="preserve">] </w:t>
+      </w:r>
+      <w:proofErr w:type="spellStart"/>
+      <w:r>
+        <w:rPr>
+          <w:rFonts w:ascii="Preeti" w:hAnsi="Preeti"/>
+          <w:bCs/>
+          <w:sz w:val="32"/>
+          <w:szCs w:val="32"/>
+          <w:u w:val="single"/>
+        </w:rPr>
+        <w:t>xfdL</w:t>
+      </w:r>
+      <w:r>
+        <w:rPr>
+          <w:rFonts w:ascii="Preeti" w:hAnsi="Preeti"/>
+          <w:bCs/>
+          <w:sz w:val="32"/>
+          <w:szCs w:val="32"/>
+        </w:rPr>
+        <w:t>nfO</w:t>
+      </w:r>
+      <w:proofErr w:type="spellEnd"/>
+      <w:r>
+        <w:rPr>
+          <w:rFonts w:ascii="Preeti" w:hAnsi="Preeti"/>
+          <w:bCs/>
+          <w:sz w:val="32"/>
+          <w:szCs w:val="32"/>
+        </w:rPr>
+        <w:t xml:space="preserve">{ </w:t>
+      </w:r>
+      <w:r>
+        <w:rPr>
+          <w:rFonts w:ascii="Preeti" w:hAnsi="Preeti"/>
+          <w:bCs/>
+          <w:sz w:val="32"/>
+          <w:szCs w:val="32"/>
+          <w:u w:val="single"/>
+        </w:rPr>
+        <w:t>ld7f</w:t>
+      </w:r>
+      <w:r>
+        <w:rPr>
+          <w:rFonts w:ascii="Preeti" w:hAnsi="Preeti"/>
+          <w:bCs/>
+          <w:sz w:val="32"/>
+          <w:szCs w:val="32"/>
+        </w:rPr>
+        <w:t xml:space="preserve">] </w:t>
+      </w:r>
+      <w:proofErr w:type="spellStart"/>
+      <w:r>
+        <w:rPr>
+          <w:rFonts w:ascii="Preeti" w:hAnsi="Preeti"/>
+          <w:bCs/>
+          <w:sz w:val="32"/>
+          <w:szCs w:val="32"/>
+        </w:rPr>
+        <w:t>rSn</w:t>
+      </w:r>
+      <w:proofErr w:type="spellEnd"/>
+      <w:r>
+        <w:rPr>
+          <w:rFonts w:ascii="Preeti" w:hAnsi="Preeti"/>
+          <w:bCs/>
+          <w:sz w:val="32"/>
+          <w:szCs w:val="32"/>
+        </w:rPr>
+        <w:t xml:space="preserve">]6 </w:t>
+      </w:r>
+      <w:proofErr w:type="spellStart"/>
+      <w:r>
+        <w:rPr>
+          <w:rFonts w:ascii="Preeti" w:hAnsi="Preeti"/>
+          <w:bCs/>
+          <w:sz w:val="32"/>
+          <w:szCs w:val="32"/>
+          <w:u w:val="single"/>
+        </w:rPr>
+        <w:t>NofOlbg'eof</w:t>
+      </w:r>
+      <w:proofErr w:type="spellEnd"/>
+      <w:r>
+        <w:rPr>
+          <w:rFonts w:ascii="Preeti" w:hAnsi="Preeti"/>
+          <w:bCs/>
+          <w:sz w:val="32"/>
+          <w:szCs w:val="32"/>
+          <w:u w:val="single"/>
+        </w:rPr>
+        <w:t>]</w:t>
+      </w:r>
+      <w:r>
+        <w:rPr>
+          <w:rFonts w:ascii="Preeti" w:hAnsi="Preeti"/>
+          <w:bCs/>
+          <w:sz w:val="32"/>
+          <w:szCs w:val="32"/>
+        </w:rPr>
+        <w:t xml:space="preserve"> . </w:t>
       </w:r>
     </w:p>
     <w:p>
@@ -1315,7 +3128,27 @@
           <w:sz w:val="32"/>
           <w:szCs w:val="32"/>
         </w:rPr>
-        <w:t xml:space="preserve">v_ hf]8f ldnfpg'xf];\ . </w:t>
+        <w:t xml:space="preserve">v_ hf]8f </w:t>
+      </w:r>
+      <w:proofErr w:type="spellStart"/>
+      <w:r>
+        <w:rPr>
+          <w:rFonts w:ascii="Preeti" w:hAnsi="Preeti"/>
+          <w:b/>
+          <w:sz w:val="32"/>
+          <w:szCs w:val="32"/>
+        </w:rPr>
+        <w:t>ldnfpg'xf</w:t>
+      </w:r>
+      <w:proofErr w:type="spellEnd"/>
+      <w:r>
+        <w:rPr>
+          <w:rFonts w:ascii="Preeti" w:hAnsi="Preeti"/>
+          <w:b/>
+          <w:sz w:val="32"/>
+          <w:szCs w:val="32"/>
+        </w:rPr>
+        <w:t xml:space="preserve">];\ . </w:t>
       </w:r>
       <w:r>
         <w:rPr>
@@ -1392,14 +3225,45 @@
           <w:szCs w:val="32"/>
         </w:rPr>
       </w:pPr>
-      <w:r>
-        <w:rPr>
-          <w:rFonts w:ascii="Preeti" w:hAnsi="Preeti"/>
-          <w:bCs/>
-          <w:sz w:val="32"/>
-          <w:szCs w:val="32"/>
-        </w:rPr>
-        <w:t xml:space="preserve">gfdof]uL </w:t>
+      <w:proofErr w:type="spellStart"/>
+      <w:r>
+        <w:rPr>
+          <w:rFonts w:ascii="Preeti" w:hAnsi="Preeti"/>
+          <w:bCs/>
+          <w:sz w:val="32"/>
+          <w:szCs w:val="32"/>
+        </w:rPr>
+        <w:t>gfdof</w:t>
+      </w:r>
+      <w:proofErr w:type="spellEnd"/>
+      <w:r>
+        <w:rPr>
+          <w:rFonts w:ascii="Preeti" w:hAnsi="Preeti"/>
+          <w:bCs/>
+          <w:sz w:val="32"/>
+          <w:szCs w:val="32"/>
+        </w:rPr>
+        <w:t>]</w:t>
+      </w:r>
+      <w:proofErr w:type="spellStart"/>
+      <w:r>
+        <w:rPr>
+          <w:rFonts w:ascii="Preeti" w:hAnsi="Preeti"/>
+          <w:bCs/>
+          <w:sz w:val="32"/>
+          <w:szCs w:val="32"/>
+        </w:rPr>
+        <w:t>uL</w:t>
+      </w:r>
+      <w:proofErr w:type="spellEnd"/>
+      <w:r>
+        <w:rPr>
+          <w:rFonts w:ascii="Preeti" w:hAnsi="Preeti"/>
+          <w:bCs/>
+          <w:sz w:val="32"/>
+          <w:szCs w:val="32"/>
+        </w:rPr>
+        <w:t xml:space="preserve"> </w:t>
       </w:r>
       <w:r>
         <w:rPr>
@@ -1462,7 +3326,27 @@
           <w:sz w:val="32"/>
           <w:szCs w:val="32"/>
         </w:rPr>
-        <w:t xml:space="preserve">:ofaf; </w:t>
+        <w:t>:</w:t>
+      </w:r>
+      <w:proofErr w:type="spellStart"/>
+      <w:r>
+        <w:rPr>
+          <w:rFonts w:ascii="Preeti" w:hAnsi="Preeti"/>
+          <w:bCs/>
+          <w:sz w:val="32"/>
+          <w:szCs w:val="32"/>
+        </w:rPr>
+        <w:t>ofaf</w:t>
+      </w:r>
+      <w:proofErr w:type="spellEnd"/>
+      <w:r>
+        <w:rPr>
+          <w:rFonts w:ascii="Preeti" w:hAnsi="Preeti"/>
+          <w:bCs/>
+          <w:sz w:val="32"/>
+          <w:szCs w:val="32"/>
+        </w:rPr>
+        <w:t xml:space="preserve">; </w:t>
       </w:r>
     </w:p>
     <w:p>
@@ -1483,7 +3367,27 @@
           <w:sz w:val="32"/>
           <w:szCs w:val="32"/>
         </w:rPr>
-        <w:t xml:space="preserve">;+of]hs </w:t>
+        <w:t>;+of]</w:t>
+      </w:r>
+      <w:proofErr w:type="spellStart"/>
+      <w:r>
+        <w:rPr>
+          <w:rFonts w:ascii="Preeti" w:hAnsi="Preeti"/>
+          <w:bCs/>
+          <w:sz w:val="32"/>
+          <w:szCs w:val="32"/>
+        </w:rPr>
+        <w:t>hs</w:t>
+      </w:r>
+      <w:proofErr w:type="spellEnd"/>
+      <w:r>
+        <w:rPr>
+          <w:rFonts w:ascii="Preeti" w:hAnsi="Preeti"/>
+          <w:bCs/>
+          <w:sz w:val="32"/>
+          <w:szCs w:val="32"/>
+        </w:rPr>
+        <w:t xml:space="preserve"> </w:t>
       </w:r>
       <w:r>
         <w:rPr>
@@ -1539,14 +3443,25 @@
         </w:rPr>
         <w:tab/>
       </w:r>
-      <w:r>
-        <w:rPr>
-          <w:rFonts w:ascii="Preeti" w:hAnsi="Preeti"/>
-          <w:bCs/>
-          <w:sz w:val="32"/>
-          <w:szCs w:val="32"/>
-        </w:rPr>
-        <w:t xml:space="preserve">Aof/] </w:t>
+      <w:proofErr w:type="spellStart"/>
+      <w:r>
+        <w:rPr>
+          <w:rFonts w:ascii="Preeti" w:hAnsi="Preeti"/>
+          <w:bCs/>
+          <w:sz w:val="32"/>
+          <w:szCs w:val="32"/>
+        </w:rPr>
+        <w:t>Aof</w:t>
+      </w:r>
+      <w:proofErr w:type="spellEnd"/>
+      <w:r>
+        <w:rPr>
+          <w:rFonts w:ascii="Preeti" w:hAnsi="Preeti"/>
+          <w:bCs/>
+          <w:sz w:val="32"/>
+          <w:szCs w:val="32"/>
+        </w:rPr>
+        <w:t xml:space="preserve">/] </w:t>
       </w:r>
     </w:p>
     <w:p>
@@ -1560,14 +3475,45 @@
           <w:szCs w:val="32"/>
         </w:rPr>
       </w:pPr>
-      <w:r>
-        <w:rPr>
-          <w:rFonts w:ascii="Preeti" w:hAnsi="Preeti"/>
-          <w:bCs/>
-          <w:sz w:val="32"/>
-          <w:szCs w:val="32"/>
-        </w:rPr>
-        <w:t xml:space="preserve">lj:doflbaf]ws </w:t>
+      <w:proofErr w:type="spellStart"/>
+      <w:r>
+        <w:rPr>
+          <w:rFonts w:ascii="Preeti" w:hAnsi="Preeti"/>
+          <w:bCs/>
+          <w:sz w:val="32"/>
+          <w:szCs w:val="32"/>
+        </w:rPr>
+        <w:t>lj:doflbaf</w:t>
+      </w:r>
+      <w:proofErr w:type="spellEnd"/>
+      <w:r>
+        <w:rPr>
+          <w:rFonts w:ascii="Preeti" w:hAnsi="Preeti"/>
+          <w:bCs/>
+          <w:sz w:val="32"/>
+          <w:szCs w:val="32"/>
+        </w:rPr>
+        <w:t>]</w:t>
+      </w:r>
+      <w:proofErr w:type="spellStart"/>
+      <w:r>
+        <w:rPr>
+          <w:rFonts w:ascii="Preeti" w:hAnsi="Preeti"/>
+          <w:bCs/>
+          <w:sz w:val="32"/>
+          <w:szCs w:val="32"/>
+        </w:rPr>
+        <w:t>ws</w:t>
+      </w:r>
+      <w:proofErr w:type="spellEnd"/>
+      <w:r>
+        <w:rPr>
+          <w:rFonts w:ascii="Preeti" w:hAnsi="Preeti"/>
+          <w:bCs/>
+          <w:sz w:val="32"/>
+          <w:szCs w:val="32"/>
+        </w:rPr>
+        <w:t xml:space="preserve"> </w:t>
       </w:r>
       <w:r>
         <w:rPr>
@@ -1613,7 +3559,26 @@
           <w:szCs w:val="32"/>
         </w:rPr>
         <w:tab/>
-        <w:t xml:space="preserve">tn </w:t>
+      </w:r>
+      <w:proofErr w:type="spellStart"/>
+      <w:r>
+        <w:rPr>
+          <w:rFonts w:ascii="Preeti" w:hAnsi="Preeti"/>
+          <w:bCs/>
+          <w:sz w:val="32"/>
+          <w:szCs w:val="32"/>
+        </w:rPr>
+        <w:t>tn</w:t>
+      </w:r>
+      <w:proofErr w:type="spellEnd"/>
+      <w:r>
+        <w:rPr>
+          <w:rFonts w:ascii="Preeti" w:hAnsi="Preeti"/>
+          <w:bCs/>
+          <w:sz w:val="32"/>
+          <w:szCs w:val="32"/>
+        </w:rPr>
+        <w:t xml:space="preserve"> </w:t>
       </w:r>
     </w:p>
     <w:p>
@@ -1627,14 +3592,25 @@
           <w:szCs w:val="32"/>
         </w:rPr>
       </w:pPr>
-      <w:r>
-        <w:rPr>
-          <w:rFonts w:ascii="Preeti" w:hAnsi="Preeti"/>
-          <w:bCs/>
-          <w:sz w:val="32"/>
-          <w:szCs w:val="32"/>
-        </w:rPr>
-        <w:t xml:space="preserve">lgkft </w:t>
+      <w:proofErr w:type="spellStart"/>
+      <w:r>
+        <w:rPr>
+          <w:rFonts w:ascii="Preeti" w:hAnsi="Preeti"/>
+          <w:bCs/>
+          <w:sz w:val="32"/>
+          <w:szCs w:val="32"/>
+        </w:rPr>
+        <w:t>lgkft</w:t>
+      </w:r>
+      <w:proofErr w:type="spellEnd"/>
+      <w:r>
+        <w:rPr>
+          <w:rFonts w:ascii="Preeti" w:hAnsi="Preeti"/>
+          <w:bCs/>
+          <w:sz w:val="32"/>
+          <w:szCs w:val="32"/>
+        </w:rPr>
+        <w:t xml:space="preserve"> </w:t>
       </w:r>
       <w:r>
         <w:rPr>
@@ -1698,7 +3674,26 @@
           <w:szCs w:val="32"/>
         </w:rPr>
         <w:tab/>
-        <w:t xml:space="preserve">clg </w:t>
+      </w:r>
+      <w:proofErr w:type="spellStart"/>
+      <w:r>
+        <w:rPr>
+          <w:rFonts w:ascii="Preeti" w:hAnsi="Preeti"/>
+          <w:bCs/>
+          <w:sz w:val="32"/>
+          <w:szCs w:val="32"/>
+        </w:rPr>
+        <w:t>clg</w:t>
+      </w:r>
+      <w:proofErr w:type="spellEnd"/>
+      <w:r>
+        <w:rPr>
+          <w:rFonts w:ascii="Preeti" w:hAnsi="Preeti"/>
+          <w:bCs/>
+          <w:sz w:val="32"/>
+          <w:szCs w:val="32"/>
+        </w:rPr>
+        <w:t xml:space="preserve"> </w:t>
       </w:r>
     </w:p>
     <w:p>
@@ -1719,7 +3714,127 @@
           <w:sz w:val="32"/>
           <w:szCs w:val="32"/>
         </w:rPr>
-        <w:t xml:space="preserve">^_ tnsf] vfnL 7fpFdf pko'Qm ljelQm eg'{xf];\ . </w:t>
+        <w:t xml:space="preserve">^_ </w:t>
+      </w:r>
+      <w:proofErr w:type="spellStart"/>
+      <w:r>
+        <w:rPr>
+          <w:rFonts w:ascii="Preeti" w:hAnsi="Preeti"/>
+          <w:b/>
+          <w:sz w:val="32"/>
+          <w:szCs w:val="32"/>
+        </w:rPr>
+        <w:t>tnsf</w:t>
+      </w:r>
+      <w:proofErr w:type="spellEnd"/>
+      <w:r>
+        <w:rPr>
+          <w:rFonts w:ascii="Preeti" w:hAnsi="Preeti"/>
+          <w:b/>
+          <w:sz w:val="32"/>
+          <w:szCs w:val="32"/>
+        </w:rPr>
+        <w:t xml:space="preserve">] </w:t>
+      </w:r>
+      <w:proofErr w:type="spellStart"/>
+      <w:r>
+        <w:rPr>
+          <w:rFonts w:ascii="Preeti" w:hAnsi="Preeti"/>
+          <w:b/>
+          <w:sz w:val="32"/>
+          <w:szCs w:val="32"/>
+        </w:rPr>
+        <w:t>vfnL</w:t>
+      </w:r>
+      <w:proofErr w:type="spellEnd"/>
+      <w:r>
+        <w:rPr>
+          <w:rFonts w:ascii="Preeti" w:hAnsi="Preeti"/>
+          <w:b/>
+          <w:sz w:val="32"/>
+          <w:szCs w:val="32"/>
+        </w:rPr>
+        <w:t xml:space="preserve"> 7fpFdf </w:t>
+      </w:r>
+      <w:proofErr w:type="spellStart"/>
+      <w:r>
+        <w:rPr>
+          <w:rFonts w:ascii="Preeti" w:hAnsi="Preeti"/>
+          <w:b/>
+          <w:sz w:val="32"/>
+          <w:szCs w:val="32"/>
+        </w:rPr>
+        <w:t>pko'Qm</w:t>
+      </w:r>
+      <w:proofErr w:type="spellEnd"/>
+      <w:r>
+        <w:rPr>
+          <w:rFonts w:ascii="Preeti" w:hAnsi="Preeti"/>
+          <w:b/>
+          <w:sz w:val="32"/>
+          <w:szCs w:val="32"/>
+        </w:rPr>
+        <w:t xml:space="preserve"> </w:t>
+      </w:r>
+      <w:proofErr w:type="spellStart"/>
+      <w:r>
+        <w:rPr>
+          <w:rFonts w:ascii="Preeti" w:hAnsi="Preeti"/>
+          <w:b/>
+          <w:sz w:val="32"/>
+          <w:szCs w:val="32"/>
+        </w:rPr>
+        <w:t>ljelQm</w:t>
+      </w:r>
+      <w:proofErr w:type="spellEnd"/>
+      <w:r>
+        <w:rPr>
+          <w:rFonts w:ascii="Preeti" w:hAnsi="Preeti"/>
+          <w:b/>
+          <w:sz w:val="32"/>
+          <w:szCs w:val="32"/>
+        </w:rPr>
+        <w:t xml:space="preserve"> </w:t>
+      </w:r>
+      <w:proofErr w:type="spellStart"/>
+      <w:r>
+        <w:rPr>
+          <w:rFonts w:ascii="Preeti" w:hAnsi="Preeti"/>
+          <w:b/>
+          <w:sz w:val="32"/>
+          <w:szCs w:val="32"/>
+        </w:rPr>
+        <w:t>eg</w:t>
+      </w:r>
+      <w:proofErr w:type="spellEnd"/>
+      <w:r>
+        <w:rPr>
+          <w:rFonts w:ascii="Preeti" w:hAnsi="Preeti"/>
+          <w:b/>
+          <w:sz w:val="32"/>
+          <w:szCs w:val="32"/>
+        </w:rPr>
+        <w:t>'{</w:t>
+      </w:r>
+      <w:proofErr w:type="spellStart"/>
+      <w:r>
+        <w:rPr>
+          <w:rFonts w:ascii="Preeti" w:hAnsi="Preeti"/>
+          <w:b/>
+          <w:sz w:val="32"/>
+          <w:szCs w:val="32"/>
+        </w:rPr>
+        <w:t>xf</w:t>
+      </w:r>
+      <w:proofErr w:type="spellEnd"/>
+      <w:r>
+        <w:rPr>
+          <w:rFonts w:ascii="Preeti" w:hAnsi="Preeti"/>
+          <w:b/>
+          <w:sz w:val="32"/>
+          <w:szCs w:val="32"/>
+        </w:rPr>
+        <w:t xml:space="preserve">];\ . </w:t>
       </w:r>
       <w:r>
         <w:rPr>
@@ -1776,7 +3891,107 @@
           <w:sz w:val="32"/>
           <w:szCs w:val="32"/>
         </w:rPr>
-        <w:t xml:space="preserve">s_ alxgLn] efO ================vfhf vfO{ . -sf], ls, df_ </w:t>
+        <w:t xml:space="preserve">s_ </w:t>
+      </w:r>
+      <w:proofErr w:type="spellStart"/>
+      <w:r>
+        <w:rPr>
+          <w:rFonts w:ascii="Preeti" w:hAnsi="Preeti"/>
+          <w:bCs/>
+          <w:sz w:val="32"/>
+          <w:szCs w:val="32"/>
+        </w:rPr>
+        <w:t>alxgLn</w:t>
+      </w:r>
+      <w:proofErr w:type="spellEnd"/>
+      <w:r>
+        <w:rPr>
+          <w:rFonts w:ascii="Preeti" w:hAnsi="Preeti"/>
+          <w:bCs/>
+          <w:sz w:val="32"/>
+          <w:szCs w:val="32"/>
+        </w:rPr>
+        <w:t xml:space="preserve">] </w:t>
+      </w:r>
+      <w:proofErr w:type="spellStart"/>
+      <w:r>
+        <w:rPr>
+          <w:rFonts w:ascii="Preeti" w:hAnsi="Preeti"/>
+          <w:bCs/>
+          <w:sz w:val="32"/>
+          <w:szCs w:val="32"/>
+        </w:rPr>
+        <w:t>efO</w:t>
+      </w:r>
+      <w:proofErr w:type="spellEnd"/>
+      <w:r>
+        <w:rPr>
+          <w:rFonts w:ascii="Preeti" w:hAnsi="Preeti"/>
+          <w:bCs/>
+          <w:sz w:val="32"/>
+          <w:szCs w:val="32"/>
+        </w:rPr>
+        <w:t xml:space="preserve"> ================</w:t>
+      </w:r>
+      <w:proofErr w:type="spellStart"/>
+      <w:r>
+        <w:rPr>
+          <w:rFonts w:ascii="Preeti" w:hAnsi="Preeti"/>
+          <w:bCs/>
+          <w:sz w:val="32"/>
+          <w:szCs w:val="32"/>
+        </w:rPr>
+        <w:t>vfhf</w:t>
+      </w:r>
+      <w:proofErr w:type="spellEnd"/>
+      <w:r>
+        <w:rPr>
+          <w:rFonts w:ascii="Preeti" w:hAnsi="Preeti"/>
+          <w:bCs/>
+          <w:sz w:val="32"/>
+          <w:szCs w:val="32"/>
+        </w:rPr>
+        <w:t xml:space="preserve"> </w:t>
+      </w:r>
+      <w:proofErr w:type="spellStart"/>
+      <w:r>
+        <w:rPr>
+          <w:rFonts w:ascii="Preeti" w:hAnsi="Preeti"/>
+          <w:bCs/>
+          <w:sz w:val="32"/>
+          <w:szCs w:val="32"/>
+        </w:rPr>
+        <w:t>vfO</w:t>
+      </w:r>
+      <w:proofErr w:type="spellEnd"/>
+      <w:r>
+        <w:rPr>
+          <w:rFonts w:ascii="Preeti" w:hAnsi="Preeti"/>
+          <w:bCs/>
+          <w:sz w:val="32"/>
+          <w:szCs w:val="32"/>
+        </w:rPr>
+        <w:t xml:space="preserve">{ . -sf], ls, </w:t>
+      </w:r>
+      <w:proofErr w:type="spellStart"/>
+      <w:r>
+        <w:rPr>
+          <w:rFonts w:ascii="Preeti" w:hAnsi="Preeti"/>
+          <w:bCs/>
+          <w:sz w:val="32"/>
+          <w:szCs w:val="32"/>
+        </w:rPr>
+        <w:t>df</w:t>
+      </w:r>
+      <w:proofErr w:type="spellEnd"/>
+      <w:r>
+        <w:rPr>
+          <w:rFonts w:ascii="Preeti" w:hAnsi="Preeti"/>
+          <w:bCs/>
+          <w:sz w:val="32"/>
+          <w:szCs w:val="32"/>
+        </w:rPr>
+        <w:t xml:space="preserve">_ </w:t>
       </w:r>
     </w:p>
     <w:p>
@@ -1797,7 +4012,67 @@
           <w:sz w:val="32"/>
           <w:szCs w:val="32"/>
         </w:rPr>
-        <w:t xml:space="preserve">v_ d b/fh ===============sk8f /fV5' . -nfO{, af6, df_ </w:t>
+        <w:t>v_ d b/</w:t>
+      </w:r>
+      <w:proofErr w:type="spellStart"/>
+      <w:r>
+        <w:rPr>
+          <w:rFonts w:ascii="Preeti" w:hAnsi="Preeti"/>
+          <w:bCs/>
+          <w:sz w:val="32"/>
+          <w:szCs w:val="32"/>
+        </w:rPr>
+        <w:t>fh</w:t>
+      </w:r>
+      <w:proofErr w:type="spellEnd"/>
+      <w:r>
+        <w:rPr>
+          <w:rFonts w:ascii="Preeti" w:hAnsi="Preeti"/>
+          <w:bCs/>
+          <w:sz w:val="32"/>
+          <w:szCs w:val="32"/>
+        </w:rPr>
+        <w:t xml:space="preserve"> ===============sk8f /fV5' . -</w:t>
+      </w:r>
+      <w:proofErr w:type="spellStart"/>
+      <w:r>
+        <w:rPr>
+          <w:rFonts w:ascii="Preeti" w:hAnsi="Preeti"/>
+          <w:bCs/>
+          <w:sz w:val="32"/>
+          <w:szCs w:val="32"/>
+        </w:rPr>
+        <w:t>nfO</w:t>
+      </w:r>
+      <w:proofErr w:type="spellEnd"/>
+      <w:r>
+        <w:rPr>
+          <w:rFonts w:ascii="Preeti" w:hAnsi="Preeti"/>
+          <w:bCs/>
+          <w:sz w:val="32"/>
+          <w:szCs w:val="32"/>
+        </w:rPr>
+        <w:t xml:space="preserve">{, af6, </w:t>
+      </w:r>
+      <w:proofErr w:type="spellStart"/>
+      <w:r>
+        <w:rPr>
+          <w:rFonts w:ascii="Preeti" w:hAnsi="Preeti"/>
+          <w:bCs/>
+          <w:sz w:val="32"/>
+          <w:szCs w:val="32"/>
+        </w:rPr>
+        <w:t>df</w:t>
+      </w:r>
+      <w:proofErr w:type="spellEnd"/>
+      <w:r>
+        <w:rPr>
+          <w:rFonts w:ascii="Preeti" w:hAnsi="Preeti"/>
+          <w:bCs/>
+          <w:sz w:val="32"/>
+          <w:szCs w:val="32"/>
+        </w:rPr>
+        <w:t xml:space="preserve">_ </w:t>
       </w:r>
     </w:p>
     <w:p>
@@ -1818,7 +4093,87 @@
           <w:sz w:val="32"/>
           <w:szCs w:val="32"/>
         </w:rPr>
-        <w:t xml:space="preserve">u_ efO 3/ ==============:s'n ufof] . -af6, n], nfO{_ </w:t>
+        <w:t xml:space="preserve">u_ </w:t>
+      </w:r>
+      <w:proofErr w:type="spellStart"/>
+      <w:r>
+        <w:rPr>
+          <w:rFonts w:ascii="Preeti" w:hAnsi="Preeti"/>
+          <w:bCs/>
+          <w:sz w:val="32"/>
+          <w:szCs w:val="32"/>
+        </w:rPr>
+        <w:t>efO</w:t>
+      </w:r>
+      <w:proofErr w:type="spellEnd"/>
+      <w:r>
+        <w:rPr>
+          <w:rFonts w:ascii="Preeti" w:hAnsi="Preeti"/>
+          <w:bCs/>
+          <w:sz w:val="32"/>
+          <w:szCs w:val="32"/>
+        </w:rPr>
+        <w:t xml:space="preserve"> 3/ ==============:</w:t>
+      </w:r>
+      <w:proofErr w:type="spellStart"/>
+      <w:r>
+        <w:rPr>
+          <w:rFonts w:ascii="Preeti" w:hAnsi="Preeti"/>
+          <w:bCs/>
+          <w:sz w:val="32"/>
+          <w:szCs w:val="32"/>
+        </w:rPr>
+        <w:t>s'n</w:t>
+      </w:r>
+      <w:proofErr w:type="spellEnd"/>
+      <w:r>
+        <w:rPr>
+          <w:rFonts w:ascii="Preeti" w:hAnsi="Preeti"/>
+          <w:bCs/>
+          <w:sz w:val="32"/>
+          <w:szCs w:val="32"/>
+        </w:rPr>
+        <w:t xml:space="preserve"> </w:t>
+      </w:r>
+      <w:proofErr w:type="spellStart"/>
+      <w:r>
+        <w:rPr>
+          <w:rFonts w:ascii="Preeti" w:hAnsi="Preeti"/>
+          <w:bCs/>
+          <w:sz w:val="32"/>
+          <w:szCs w:val="32"/>
+        </w:rPr>
+        <w:t>uof</w:t>
+      </w:r>
+      <w:proofErr w:type="spellEnd"/>
+      <w:r>
+        <w:rPr>
+          <w:rFonts w:ascii="Preeti" w:hAnsi="Preeti"/>
+          <w:bCs/>
+          <w:sz w:val="32"/>
+          <w:szCs w:val="32"/>
+        </w:rPr>
+        <w:t xml:space="preserve">] . -af6, n], </w:t>
+      </w:r>
+      <w:proofErr w:type="spellStart"/>
+      <w:r>
+        <w:rPr>
+          <w:rFonts w:ascii="Preeti" w:hAnsi="Preeti"/>
+          <w:bCs/>
+          <w:sz w:val="32"/>
+          <w:szCs w:val="32"/>
+        </w:rPr>
+        <w:t>nfO</w:t>
+      </w:r>
+      <w:proofErr w:type="spellEnd"/>
+      <w:r>
+        <w:rPr>
+          <w:rFonts w:ascii="Preeti" w:hAnsi="Preeti"/>
+          <w:bCs/>
+          <w:sz w:val="32"/>
+          <w:szCs w:val="32"/>
+        </w:rPr>
+        <w:t xml:space="preserve">{_ </w:t>
       </w:r>
     </w:p>
     <w:p>
@@ -1839,7 +4194,85 @@
           <w:sz w:val="32"/>
           <w:szCs w:val="32"/>
         </w:rPr>
-        <w:t xml:space="preserve">3_ p;==============3/ sxfF xf] . -df, sf], af6_ </w:t>
+        <w:t xml:space="preserve">3_ p;==============3/ </w:t>
+      </w:r>
+      <w:proofErr w:type="spellStart"/>
+      <w:r>
+        <w:rPr>
+          <w:rFonts w:ascii="Preeti" w:hAnsi="Preeti"/>
+          <w:bCs/>
+          <w:sz w:val="32"/>
+          <w:szCs w:val="32"/>
+        </w:rPr>
+        <w:t>sxfF</w:t>
+      </w:r>
+      <w:proofErr w:type="spellEnd"/>
+      <w:r>
+        <w:rPr>
+          <w:rFonts w:ascii="Preeti" w:hAnsi="Preeti"/>
+          <w:bCs/>
+          <w:sz w:val="32"/>
+          <w:szCs w:val="32"/>
+        </w:rPr>
+        <w:t xml:space="preserve"> </w:t>
+      </w:r>
+      <w:proofErr w:type="spellStart"/>
+      <w:r>
+        <w:rPr>
+          <w:rFonts w:ascii="Preeti" w:hAnsi="Preeti"/>
+          <w:bCs/>
+          <w:sz w:val="32"/>
+          <w:szCs w:val="32"/>
+        </w:rPr>
+        <w:t>xf</w:t>
+      </w:r>
+      <w:proofErr w:type="spellEnd"/>
+      <w:r>
+        <w:rPr>
+          <w:rFonts w:ascii="Preeti" w:hAnsi="Preeti"/>
+          <w:bCs/>
+          <w:sz w:val="32"/>
+          <w:szCs w:val="32"/>
+        </w:rPr>
+        <w:t xml:space="preserve">] </w:t>
+      </w:r>
+      <w:r>
+        <w:rPr>
+          <w:rFonts w:ascii="Preeti" w:hAnsi="Preeti"/>
+          <w:bCs/>
+          <w:sz w:val="32"/>
+          <w:szCs w:val="32"/>
+        </w:rPr>
+        <w:t>&lt;</w:t>
+      </w:r>
+      <w:r>
+        <w:rPr>
+          <w:rFonts w:ascii="Preeti" w:hAnsi="Preeti"/>
+          <w:bCs/>
+          <w:sz w:val="32"/>
+          <w:szCs w:val="32"/>
+        </w:rPr>
+        <w:t xml:space="preserve"> -</w:t>
+      </w:r>
+      <w:proofErr w:type="spellStart"/>
+      <w:r>
+        <w:rPr>
+          <w:rFonts w:ascii="Preeti" w:hAnsi="Preeti"/>
+          <w:bCs/>
+          <w:sz w:val="32"/>
+          <w:szCs w:val="32"/>
+        </w:rPr>
+        <w:t>df</w:t>
+      </w:r>
+      <w:proofErr w:type="spellEnd"/>
+      <w:r>
+        <w:rPr>
+          <w:rFonts w:ascii="Preeti" w:hAnsi="Preeti"/>
+          <w:bCs/>
+          <w:sz w:val="32"/>
+          <w:szCs w:val="32"/>
+        </w:rPr>
+        <w:t xml:space="preserve">, sf], af6_ </w:t>
       </w:r>
     </w:p>
     <w:p>
@@ -1860,7 +4293,125 @@
           <w:sz w:val="32"/>
           <w:szCs w:val="32"/>
         </w:rPr>
-        <w:t xml:space="preserve">&amp;_ sfnsf cfwf/df lqmofkb nfg'xf];\ . </w:t>
+        <w:t xml:space="preserve">&amp;_ </w:t>
+      </w:r>
+      <w:proofErr w:type="spellStart"/>
+      <w:r>
+        <w:rPr>
+          <w:rFonts w:ascii="Preeti" w:hAnsi="Preeti"/>
+          <w:b/>
+          <w:sz w:val="32"/>
+          <w:szCs w:val="32"/>
+        </w:rPr>
+        <w:t>sfnsf</w:t>
+      </w:r>
+      <w:proofErr w:type="spellEnd"/>
+      <w:r>
+        <w:rPr>
+          <w:rFonts w:ascii="Preeti" w:hAnsi="Preeti"/>
+          <w:b/>
+          <w:sz w:val="32"/>
+          <w:szCs w:val="32"/>
+        </w:rPr>
+        <w:t xml:space="preserve"> </w:t>
+      </w:r>
+      <w:proofErr w:type="spellStart"/>
+      <w:r>
+        <w:rPr>
+          <w:rFonts w:ascii="Preeti" w:hAnsi="Preeti"/>
+          <w:b/>
+          <w:sz w:val="32"/>
+          <w:szCs w:val="32"/>
+        </w:rPr>
+        <w:t>cfwf</w:t>
+      </w:r>
+      <w:proofErr w:type="spellEnd"/>
+      <w:r>
+        <w:rPr>
+          <w:rFonts w:ascii="Preeti" w:hAnsi="Preeti"/>
+          <w:b/>
+          <w:sz w:val="32"/>
+          <w:szCs w:val="32"/>
+        </w:rPr>
+        <w:t>/</w:t>
+      </w:r>
+      <w:proofErr w:type="spellStart"/>
+      <w:r>
+        <w:rPr>
+          <w:rFonts w:ascii="Preeti" w:hAnsi="Preeti"/>
+          <w:b/>
+          <w:sz w:val="32"/>
+          <w:szCs w:val="32"/>
+        </w:rPr>
+        <w:t>df</w:t>
+      </w:r>
+      <w:proofErr w:type="spellEnd"/>
+      <w:r>
+        <w:rPr>
+          <w:rFonts w:ascii="Preeti" w:hAnsi="Preeti"/>
+          <w:b/>
+          <w:sz w:val="32"/>
+          <w:szCs w:val="32"/>
+        </w:rPr>
+        <w:t xml:space="preserve"> </w:t>
+      </w:r>
+      <w:proofErr w:type="spellStart"/>
+      <w:r>
+        <w:rPr>
+          <w:rFonts w:ascii="Preeti" w:hAnsi="Preeti"/>
+          <w:b/>
+          <w:sz w:val="32"/>
+          <w:szCs w:val="32"/>
+        </w:rPr>
+        <w:t>lqmofkb</w:t>
+      </w:r>
+      <w:proofErr w:type="spellEnd"/>
+      <w:r>
+        <w:rPr>
+          <w:rFonts w:ascii="Preeti" w:hAnsi="Preeti"/>
+          <w:b/>
+          <w:sz w:val="32"/>
+          <w:szCs w:val="32"/>
+        </w:rPr>
+        <w:t xml:space="preserve"> n</w:t>
+      </w:r>
+      <w:r>
+        <w:rPr>
+          <w:rFonts w:ascii="Preeti" w:hAnsi="Preeti"/>
+          <w:b/>
+          <w:sz w:val="32"/>
+          <w:szCs w:val="32"/>
+        </w:rPr>
+        <w:t>]</w:t>
+      </w:r>
+      <w:proofErr w:type="spellStart"/>
+      <w:r>
+        <w:rPr>
+          <w:rFonts w:ascii="Preeti" w:hAnsi="Preeti"/>
+          <w:b/>
+          <w:sz w:val="32"/>
+          <w:szCs w:val="32"/>
+        </w:rPr>
+        <w:t>V</w:t>
+      </w:r>
+      <w:r>
+        <w:rPr>
+          <w:rFonts w:ascii="Preeti" w:hAnsi="Preeti"/>
+          <w:b/>
+          <w:sz w:val="32"/>
+          <w:szCs w:val="32"/>
+        </w:rPr>
+        <w:t>g'xf</w:t>
+      </w:r>
+      <w:proofErr w:type="spellEnd"/>
+      <w:r>
+        <w:rPr>
+          <w:rFonts w:ascii="Preeti" w:hAnsi="Preeti"/>
+          <w:b/>
+          <w:sz w:val="32"/>
+          <w:szCs w:val="32"/>
+        </w:rPr>
+        <w:t xml:space="preserve">];\ . </w:t>
       </w:r>
       <w:r>
         <w:rPr>
@@ -1926,7 +4477,27 @@
           <w:sz w:val="32"/>
           <w:szCs w:val="32"/>
         </w:rPr>
-        <w:t>s_ efO 3/d} ===============</w:t>
+        <w:t xml:space="preserve">s_ </w:t>
+      </w:r>
+      <w:proofErr w:type="spellStart"/>
+      <w:r>
+        <w:rPr>
+          <w:rFonts w:ascii="Preeti" w:hAnsi="Preeti"/>
+          <w:bCs/>
+          <w:sz w:val="32"/>
+          <w:szCs w:val="32"/>
+        </w:rPr>
+        <w:t>efO</w:t>
+      </w:r>
+      <w:proofErr w:type="spellEnd"/>
+      <w:r>
+        <w:rPr>
+          <w:rFonts w:ascii="Preeti" w:hAnsi="Preeti"/>
+          <w:bCs/>
+          <w:sz w:val="32"/>
+          <w:szCs w:val="32"/>
+        </w:rPr>
+        <w:t xml:space="preserve"> 3/d} ===============</w:t>
       </w:r>
       <w:r>
         <w:rPr>
@@ -1944,7 +4515,67 @@
           <w:sz w:val="32"/>
           <w:szCs w:val="32"/>
         </w:rPr>
-        <w:t>-jt{dfg sfn M a:5, a:of], a:g]5_</w:t>
+        <w:t>-</w:t>
+      </w:r>
+      <w:proofErr w:type="spellStart"/>
+      <w:r>
+        <w:rPr>
+          <w:rFonts w:ascii="Preeti" w:hAnsi="Preeti"/>
+          <w:bCs/>
+          <w:sz w:val="32"/>
+          <w:szCs w:val="32"/>
+        </w:rPr>
+        <w:t>jt</w:t>
+      </w:r>
+      <w:proofErr w:type="spellEnd"/>
+      <w:r>
+        <w:rPr>
+          <w:rFonts w:ascii="Preeti" w:hAnsi="Preeti"/>
+          <w:bCs/>
+          <w:sz w:val="32"/>
+          <w:szCs w:val="32"/>
+        </w:rPr>
+        <w:t>{</w:t>
+      </w:r>
+      <w:proofErr w:type="spellStart"/>
+      <w:r>
+        <w:rPr>
+          <w:rFonts w:ascii="Preeti" w:hAnsi="Preeti"/>
+          <w:bCs/>
+          <w:sz w:val="32"/>
+          <w:szCs w:val="32"/>
+        </w:rPr>
+        <w:t>dfg</w:t>
+      </w:r>
+      <w:proofErr w:type="spellEnd"/>
+      <w:r>
+        <w:rPr>
+          <w:rFonts w:ascii="Preeti" w:hAnsi="Preeti"/>
+          <w:bCs/>
+          <w:sz w:val="32"/>
+          <w:szCs w:val="32"/>
+        </w:rPr>
+        <w:t xml:space="preserve"> </w:t>
+      </w:r>
+      <w:proofErr w:type="spellStart"/>
+      <w:r>
+        <w:rPr>
+          <w:rFonts w:ascii="Preeti" w:hAnsi="Preeti"/>
+          <w:bCs/>
+          <w:sz w:val="32"/>
+          <w:szCs w:val="32"/>
+        </w:rPr>
+        <w:t>sfn</w:t>
+      </w:r>
+      <w:proofErr w:type="spellEnd"/>
+      <w:r>
+        <w:rPr>
+          <w:rFonts w:ascii="Preeti" w:hAnsi="Preeti"/>
+          <w:bCs/>
+          <w:sz w:val="32"/>
+          <w:szCs w:val="32"/>
+        </w:rPr>
+        <w:t xml:space="preserve"> M a:5, a:of], a:g]5_</w:t>
       </w:r>
     </w:p>
     <w:p>
@@ -1983,7 +4614,45 @@
           <w:sz w:val="32"/>
           <w:szCs w:val="32"/>
         </w:rPr>
-        <w:t xml:space="preserve">-e"tsfnM k9\5', k9\g]5', k9]_ </w:t>
+        <w:t>-</w:t>
+      </w:r>
+      <w:proofErr w:type="spellStart"/>
+      <w:r>
+        <w:rPr>
+          <w:rFonts w:ascii="Preeti" w:hAnsi="Preeti"/>
+          <w:bCs/>
+          <w:sz w:val="32"/>
+          <w:szCs w:val="32"/>
+        </w:rPr>
+        <w:t>e"tsfnM</w:t>
+      </w:r>
+      <w:proofErr w:type="spellEnd"/>
+      <w:r>
+        <w:rPr>
+          <w:rFonts w:ascii="Preeti" w:hAnsi="Preeti"/>
+          <w:bCs/>
+          <w:sz w:val="32"/>
+          <w:szCs w:val="32"/>
+        </w:rPr>
+        <w:t xml:space="preserve"> k9\5', k9\g]5', k9]</w:t>
+      </w:r>
+      <w:r>
+        <w:rPr>
+          <w:rFonts w:ascii="Preeti" w:hAnsi="Preeti"/>
+          <w:bCs/>
+          <w:sz w:val="32"/>
+          <w:szCs w:val="32"/>
+        </w:rPr>
+        <w:t>F</w:t>
+      </w:r>
+      <w:r>
+        <w:rPr>
+          <w:rFonts w:ascii="Preeti" w:hAnsi="Preeti"/>
+          <w:bCs/>
+          <w:sz w:val="32"/>
+          <w:szCs w:val="32"/>
+        </w:rPr>
+        <w:t xml:space="preserve">_ </w:t>
       </w:r>
     </w:p>
     <w:p>
@@ -2004,7 +4673,127 @@
           <w:sz w:val="32"/>
           <w:szCs w:val="32"/>
         </w:rPr>
-        <w:t xml:space="preserve">u_ /fd v';L ============ . -eljiotsfn M x'G5, x'g]5, eof]_ </w:t>
+        <w:t>u_ /</w:t>
+      </w:r>
+      <w:proofErr w:type="spellStart"/>
+      <w:r>
+        <w:rPr>
+          <w:rFonts w:ascii="Preeti" w:hAnsi="Preeti"/>
+          <w:bCs/>
+          <w:sz w:val="32"/>
+          <w:szCs w:val="32"/>
+        </w:rPr>
+        <w:t>fd</w:t>
+      </w:r>
+      <w:proofErr w:type="spellEnd"/>
+      <w:r>
+        <w:rPr>
+          <w:rFonts w:ascii="Preeti" w:hAnsi="Preeti"/>
+          <w:bCs/>
+          <w:sz w:val="32"/>
+          <w:szCs w:val="32"/>
+        </w:rPr>
+        <w:t xml:space="preserve"> </w:t>
+      </w:r>
+      <w:proofErr w:type="spellStart"/>
+      <w:r>
+        <w:rPr>
+          <w:rFonts w:ascii="Preeti" w:hAnsi="Preeti"/>
+          <w:bCs/>
+          <w:sz w:val="32"/>
+          <w:szCs w:val="32"/>
+        </w:rPr>
+        <w:t>v';L</w:t>
+      </w:r>
+      <w:proofErr w:type="spellEnd"/>
+      <w:r>
+        <w:rPr>
+          <w:rFonts w:ascii="Preeti" w:hAnsi="Preeti"/>
+          <w:bCs/>
+          <w:sz w:val="32"/>
+          <w:szCs w:val="32"/>
+        </w:rPr>
+        <w:t xml:space="preserve"> ============ . -</w:t>
+      </w:r>
+      <w:proofErr w:type="spellStart"/>
+      <w:r>
+        <w:rPr>
+          <w:rFonts w:ascii="Preeti" w:hAnsi="Preeti"/>
+          <w:bCs/>
+          <w:sz w:val="32"/>
+          <w:szCs w:val="32"/>
+        </w:rPr>
+        <w:t>eljiot</w:t>
+      </w:r>
+      <w:proofErr w:type="spellEnd"/>
+      <w:r>
+        <w:rPr>
+          <w:rFonts w:ascii="Preeti" w:hAnsi="Preeti"/>
+          <w:bCs/>
+          <w:sz w:val="32"/>
+          <w:szCs w:val="32"/>
+        </w:rPr>
+        <w:t xml:space="preserve">\ </w:t>
+      </w:r>
+      <w:proofErr w:type="spellStart"/>
+      <w:r>
+        <w:rPr>
+          <w:rFonts w:ascii="Preeti" w:hAnsi="Preeti"/>
+          <w:bCs/>
+          <w:sz w:val="32"/>
+          <w:szCs w:val="32"/>
+        </w:rPr>
+        <w:t>sfn</w:t>
+      </w:r>
+      <w:proofErr w:type="spellEnd"/>
+      <w:r>
+        <w:rPr>
+          <w:rFonts w:ascii="Preeti" w:hAnsi="Preeti"/>
+          <w:bCs/>
+          <w:sz w:val="32"/>
+          <w:szCs w:val="32"/>
+        </w:rPr>
+        <w:t xml:space="preserve"> M x'G5, </w:t>
+      </w:r>
+      <w:proofErr w:type="spellStart"/>
+      <w:r>
+        <w:rPr>
+          <w:rFonts w:ascii="Preeti" w:hAnsi="Preeti"/>
+          <w:bCs/>
+          <w:sz w:val="32"/>
+          <w:szCs w:val="32"/>
+        </w:rPr>
+        <w:t>x'g</w:t>
+      </w:r>
+      <w:proofErr w:type="spellEnd"/>
+      <w:r>
+        <w:rPr>
+          <w:rFonts w:ascii="Preeti" w:hAnsi="Preeti"/>
+          <w:bCs/>
+          <w:sz w:val="32"/>
+          <w:szCs w:val="32"/>
+        </w:rPr>
+        <w:t xml:space="preserve">]5, </w:t>
+      </w:r>
+      <w:proofErr w:type="spellStart"/>
+      <w:r>
+        <w:rPr>
+          <w:rFonts w:ascii="Preeti" w:hAnsi="Preeti"/>
+          <w:bCs/>
+          <w:sz w:val="32"/>
+          <w:szCs w:val="32"/>
+        </w:rPr>
+        <w:t>eof</w:t>
+      </w:r>
+      <w:proofErr w:type="spellEnd"/>
+      <w:r>
+        <w:rPr>
+          <w:rFonts w:ascii="Preeti" w:hAnsi="Preeti"/>
+          <w:bCs/>
+          <w:sz w:val="32"/>
+          <w:szCs w:val="32"/>
+        </w:rPr>
+        <w:t xml:space="preserve">]_ </w:t>
       </w:r>
     </w:p>
     <w:p>
@@ -2025,16 +4814,136 @@
           <w:sz w:val="32"/>
           <w:szCs w:val="32"/>
         </w:rPr>
-        <w:t xml:space="preserve">3_ cfh 3fd=============. </w:t>
-      </w:r>
-      <w:r>
-        <w:rPr>
-          <w:rFonts w:ascii="Preeti" w:hAnsi="Preeti"/>
-          <w:bCs/>
-          <w:sz w:val="32"/>
-          <w:szCs w:val="32"/>
-        </w:rPr>
-        <w:t xml:space="preserve">-jt{dfg sfnM nfUof], nfU5, nfUg]5_ </w:t>
+        <w:t xml:space="preserve">3_ </w:t>
+      </w:r>
+      <w:proofErr w:type="spellStart"/>
+      <w:r>
+        <w:rPr>
+          <w:rFonts w:ascii="Preeti" w:hAnsi="Preeti"/>
+          <w:bCs/>
+          <w:sz w:val="32"/>
+          <w:szCs w:val="32"/>
+        </w:rPr>
+        <w:t>cfh</w:t>
+      </w:r>
+      <w:proofErr w:type="spellEnd"/>
+      <w:r>
+        <w:rPr>
+          <w:rFonts w:ascii="Preeti" w:hAnsi="Preeti"/>
+          <w:bCs/>
+          <w:sz w:val="32"/>
+          <w:szCs w:val="32"/>
+        </w:rPr>
+        <w:t xml:space="preserve"> 3fd=============. </w:t>
+      </w:r>
+      <w:r>
+        <w:rPr>
+          <w:rFonts w:ascii="Preeti" w:hAnsi="Preeti"/>
+          <w:bCs/>
+          <w:sz w:val="32"/>
+          <w:szCs w:val="32"/>
+        </w:rPr>
+        <w:t>-</w:t>
+      </w:r>
+      <w:proofErr w:type="spellStart"/>
+      <w:r>
+        <w:rPr>
+          <w:rFonts w:ascii="Preeti" w:hAnsi="Preeti"/>
+          <w:bCs/>
+          <w:sz w:val="32"/>
+          <w:szCs w:val="32"/>
+        </w:rPr>
+        <w:t>jt</w:t>
+      </w:r>
+      <w:proofErr w:type="spellEnd"/>
+      <w:r>
+        <w:rPr>
+          <w:rFonts w:ascii="Preeti" w:hAnsi="Preeti"/>
+          <w:bCs/>
+          <w:sz w:val="32"/>
+          <w:szCs w:val="32"/>
+        </w:rPr>
+        <w:t>{</w:t>
+      </w:r>
+      <w:proofErr w:type="spellStart"/>
+      <w:r>
+        <w:rPr>
+          <w:rFonts w:ascii="Preeti" w:hAnsi="Preeti"/>
+          <w:bCs/>
+          <w:sz w:val="32"/>
+          <w:szCs w:val="32"/>
+        </w:rPr>
+        <w:t>dfg</w:t>
+      </w:r>
+      <w:proofErr w:type="spellEnd"/>
+      <w:r>
+        <w:rPr>
+          <w:rFonts w:ascii="Preeti" w:hAnsi="Preeti"/>
+          <w:bCs/>
+          <w:sz w:val="32"/>
+          <w:szCs w:val="32"/>
+        </w:rPr>
+        <w:t xml:space="preserve"> </w:t>
+      </w:r>
+      <w:proofErr w:type="spellStart"/>
+      <w:r>
+        <w:rPr>
+          <w:rFonts w:ascii="Preeti" w:hAnsi="Preeti"/>
+          <w:bCs/>
+          <w:sz w:val="32"/>
+          <w:szCs w:val="32"/>
+        </w:rPr>
+        <w:t>sfnM</w:t>
+      </w:r>
+      <w:proofErr w:type="spellEnd"/>
+      <w:r>
+        <w:rPr>
+          <w:rFonts w:ascii="Preeti" w:hAnsi="Preeti"/>
+          <w:bCs/>
+          <w:sz w:val="32"/>
+          <w:szCs w:val="32"/>
+        </w:rPr>
+        <w:t xml:space="preserve"> </w:t>
+      </w:r>
+      <w:proofErr w:type="spellStart"/>
+      <w:r>
+        <w:rPr>
+          <w:rFonts w:ascii="Preeti" w:hAnsi="Preeti"/>
+          <w:bCs/>
+          <w:sz w:val="32"/>
+          <w:szCs w:val="32"/>
+        </w:rPr>
+        <w:t>nfUof</w:t>
+      </w:r>
+      <w:proofErr w:type="spellEnd"/>
+      <w:r>
+        <w:rPr>
+          <w:rFonts w:ascii="Preeti" w:hAnsi="Preeti"/>
+          <w:bCs/>
+          <w:sz w:val="32"/>
+          <w:szCs w:val="32"/>
+        </w:rPr>
+        <w:t xml:space="preserve">], nfU5, </w:t>
+      </w:r>
+      <w:proofErr w:type="spellStart"/>
+      <w:r>
+        <w:rPr>
+          <w:rFonts w:ascii="Preeti" w:hAnsi="Preeti"/>
+          <w:bCs/>
+          <w:sz w:val="32"/>
+          <w:szCs w:val="32"/>
+        </w:rPr>
+        <w:t>nfUg</w:t>
+      </w:r>
+      <w:proofErr w:type="spellEnd"/>
+      <w:r>
+        <w:rPr>
+          <w:rFonts w:ascii="Preeti" w:hAnsi="Preeti"/>
+          <w:bCs/>
+          <w:sz w:val="32"/>
+          <w:szCs w:val="32"/>
+        </w:rPr>
+        <w:t xml:space="preserve">]5_ </w:t>
       </w:r>
     </w:p>
     <w:p>
@@ -2055,7 +4964,127 @@
           <w:sz w:val="32"/>
           <w:szCs w:val="32"/>
         </w:rPr>
-        <w:t xml:space="preserve">*_ sf]i7sdf lbOPsf] lgb]{zg cg';f/ jfSo kl/jt{g ug'{xf];\ . </w:t>
+        <w:t xml:space="preserve">*_ sf]i7sdf </w:t>
+      </w:r>
+      <w:proofErr w:type="spellStart"/>
+      <w:r>
+        <w:rPr>
+          <w:rFonts w:ascii="Preeti" w:hAnsi="Preeti"/>
+          <w:b/>
+          <w:sz w:val="32"/>
+          <w:szCs w:val="32"/>
+        </w:rPr>
+        <w:t>lbOPsf</w:t>
+      </w:r>
+      <w:proofErr w:type="spellEnd"/>
+      <w:r>
+        <w:rPr>
+          <w:rFonts w:ascii="Preeti" w:hAnsi="Preeti"/>
+          <w:b/>
+          <w:sz w:val="32"/>
+          <w:szCs w:val="32"/>
+        </w:rPr>
+        <w:t xml:space="preserve">] </w:t>
+      </w:r>
+      <w:proofErr w:type="spellStart"/>
+      <w:r>
+        <w:rPr>
+          <w:rFonts w:ascii="Preeti" w:hAnsi="Preeti"/>
+          <w:b/>
+          <w:sz w:val="32"/>
+          <w:szCs w:val="32"/>
+        </w:rPr>
+        <w:t>lgb</w:t>
+      </w:r>
+      <w:proofErr w:type="spellEnd"/>
+      <w:r>
+        <w:rPr>
+          <w:rFonts w:ascii="Preeti" w:hAnsi="Preeti"/>
+          <w:b/>
+          <w:sz w:val="32"/>
+          <w:szCs w:val="32"/>
+        </w:rPr>
+        <w:t>]{</w:t>
+      </w:r>
+      <w:proofErr w:type="spellStart"/>
+      <w:r>
+        <w:rPr>
+          <w:rFonts w:ascii="Preeti" w:hAnsi="Preeti"/>
+          <w:b/>
+          <w:sz w:val="32"/>
+          <w:szCs w:val="32"/>
+        </w:rPr>
+        <w:t>zgcg</w:t>
+      </w:r>
+      <w:proofErr w:type="spellEnd"/>
+      <w:r>
+        <w:rPr>
+          <w:rFonts w:ascii="Preeti" w:hAnsi="Preeti"/>
+          <w:b/>
+          <w:sz w:val="32"/>
+          <w:szCs w:val="32"/>
+        </w:rPr>
+        <w:t xml:space="preserve">';f/ </w:t>
+      </w:r>
+      <w:proofErr w:type="spellStart"/>
+      <w:r>
+        <w:rPr>
+          <w:rFonts w:ascii="Preeti" w:hAnsi="Preeti"/>
+          <w:b/>
+          <w:sz w:val="32"/>
+          <w:szCs w:val="32"/>
+        </w:rPr>
+        <w:t>jfSo</w:t>
+      </w:r>
+      <w:proofErr w:type="spellEnd"/>
+      <w:r>
+        <w:rPr>
+          <w:rFonts w:ascii="Preeti" w:hAnsi="Preeti"/>
+          <w:b/>
+          <w:sz w:val="32"/>
+          <w:szCs w:val="32"/>
+        </w:rPr>
+        <w:t xml:space="preserve"> kl/</w:t>
+      </w:r>
+      <w:proofErr w:type="spellStart"/>
+      <w:r>
+        <w:rPr>
+          <w:rFonts w:ascii="Preeti" w:hAnsi="Preeti"/>
+          <w:b/>
+          <w:sz w:val="32"/>
+          <w:szCs w:val="32"/>
+        </w:rPr>
+        <w:t>jt</w:t>
+      </w:r>
+      <w:proofErr w:type="spellEnd"/>
+      <w:r>
+        <w:rPr>
+          <w:rFonts w:ascii="Preeti" w:hAnsi="Preeti"/>
+          <w:b/>
+          <w:sz w:val="32"/>
+          <w:szCs w:val="32"/>
+        </w:rPr>
+        <w:t>{g ug'{</w:t>
+      </w:r>
+      <w:proofErr w:type="spellStart"/>
+      <w:r>
+        <w:rPr>
+          <w:rFonts w:ascii="Preeti" w:hAnsi="Preeti"/>
+          <w:b/>
+          <w:sz w:val="32"/>
+          <w:szCs w:val="32"/>
+        </w:rPr>
+        <w:t>xf</w:t>
+      </w:r>
+      <w:proofErr w:type="spellEnd"/>
+      <w:r>
+        <w:rPr>
+          <w:rFonts w:ascii="Preeti" w:hAnsi="Preeti"/>
+          <w:b/>
+          <w:sz w:val="32"/>
+          <w:szCs w:val="32"/>
+        </w:rPr>
+        <w:t xml:space="preserve">];\ . </w:t>
       </w:r>
       <w:r>
         <w:rPr>
@@ -2094,7 +5123,67 @@
           <w:sz w:val="32"/>
           <w:szCs w:val="32"/>
         </w:rPr>
-        <w:t>s_ d syf k9\5' . -t[tLo k'?if_</w:t>
+        <w:t xml:space="preserve">s_ d </w:t>
+      </w:r>
+      <w:proofErr w:type="spellStart"/>
+      <w:r>
+        <w:rPr>
+          <w:rFonts w:ascii="Preeti" w:hAnsi="Preeti"/>
+          <w:bCs/>
+          <w:sz w:val="32"/>
+          <w:szCs w:val="32"/>
+        </w:rPr>
+        <w:t>syf</w:t>
+      </w:r>
+      <w:proofErr w:type="spellEnd"/>
+      <w:r>
+        <w:rPr>
+          <w:rFonts w:ascii="Preeti" w:hAnsi="Preeti"/>
+          <w:bCs/>
+          <w:sz w:val="32"/>
+          <w:szCs w:val="32"/>
+        </w:rPr>
+        <w:t xml:space="preserve"> k9\5' . -t[</w:t>
+      </w:r>
+      <w:proofErr w:type="spellStart"/>
+      <w:r>
+        <w:rPr>
+          <w:rFonts w:ascii="Preeti" w:hAnsi="Preeti"/>
+          <w:bCs/>
+          <w:sz w:val="32"/>
+          <w:szCs w:val="32"/>
+        </w:rPr>
+        <w:t>tLo</w:t>
+      </w:r>
+      <w:proofErr w:type="spellEnd"/>
+      <w:r>
+        <w:rPr>
+          <w:rFonts w:ascii="Preeti" w:hAnsi="Preeti"/>
+          <w:bCs/>
+          <w:sz w:val="32"/>
+          <w:szCs w:val="32"/>
+        </w:rPr>
+        <w:t xml:space="preserve"> </w:t>
+      </w:r>
+      <w:proofErr w:type="spellStart"/>
+      <w:r>
+        <w:rPr>
+          <w:rFonts w:ascii="Preeti" w:hAnsi="Preeti"/>
+          <w:bCs/>
+          <w:sz w:val="32"/>
+          <w:szCs w:val="32"/>
+        </w:rPr>
+        <w:t>k'?if</w:t>
+      </w:r>
+      <w:proofErr w:type="spellEnd"/>
+      <w:r>
+        <w:rPr>
+          <w:rFonts w:ascii="Preeti" w:hAnsi="Preeti"/>
+          <w:bCs/>
+          <w:sz w:val="32"/>
+          <w:szCs w:val="32"/>
+        </w:rPr>
+        <w:t>_</w:t>
       </w:r>
     </w:p>
     <w:p>
@@ -2115,7 +5204,67 @@
           <w:sz w:val="32"/>
           <w:szCs w:val="32"/>
         </w:rPr>
-        <w:t xml:space="preserve">v_ ;]tf] ufO{ 3fF; vfG5 . -k'lnË_ </w:t>
+        <w:t>v_ ;]</w:t>
+      </w:r>
+      <w:proofErr w:type="spellStart"/>
+      <w:r>
+        <w:rPr>
+          <w:rFonts w:ascii="Preeti" w:hAnsi="Preeti"/>
+          <w:bCs/>
+          <w:sz w:val="32"/>
+          <w:szCs w:val="32"/>
+        </w:rPr>
+        <w:t>tf</w:t>
+      </w:r>
+      <w:proofErr w:type="spellEnd"/>
+      <w:r>
+        <w:rPr>
+          <w:rFonts w:ascii="Preeti" w:hAnsi="Preeti"/>
+          <w:bCs/>
+          <w:sz w:val="32"/>
+          <w:szCs w:val="32"/>
+        </w:rPr>
+        <w:t xml:space="preserve">] </w:t>
+      </w:r>
+      <w:proofErr w:type="spellStart"/>
+      <w:r>
+        <w:rPr>
+          <w:rFonts w:ascii="Preeti" w:hAnsi="Preeti"/>
+          <w:bCs/>
+          <w:sz w:val="32"/>
+          <w:szCs w:val="32"/>
+        </w:rPr>
+        <w:t>ufO</w:t>
+      </w:r>
+      <w:proofErr w:type="spellEnd"/>
+      <w:r>
+        <w:rPr>
+          <w:rFonts w:ascii="Preeti" w:hAnsi="Preeti"/>
+          <w:bCs/>
+          <w:sz w:val="32"/>
+          <w:szCs w:val="32"/>
+        </w:rPr>
+        <w:t>{ 3fF; vfG5 . -</w:t>
+      </w:r>
+      <w:proofErr w:type="spellStart"/>
+      <w:r>
+        <w:rPr>
+          <w:rFonts w:ascii="Preeti" w:hAnsi="Preeti"/>
+          <w:bCs/>
+          <w:sz w:val="32"/>
+          <w:szCs w:val="32"/>
+        </w:rPr>
+        <w:t>k'lnË</w:t>
+      </w:r>
+      <w:proofErr w:type="spellEnd"/>
+      <w:r>
+        <w:rPr>
+          <w:rFonts w:ascii="Preeti" w:hAnsi="Preeti"/>
+          <w:bCs/>
+          <w:sz w:val="32"/>
+          <w:szCs w:val="32"/>
+        </w:rPr>
+        <w:t xml:space="preserve">_ </w:t>
       </w:r>
     </w:p>
     <w:p>
@@ -2136,7 +5285,67 @@
           <w:sz w:val="32"/>
           <w:szCs w:val="32"/>
         </w:rPr>
-        <w:t xml:space="preserve">u_ pm zx/ hfG5 . -pRr cfb/_ </w:t>
+        <w:t xml:space="preserve">u_ pm </w:t>
+      </w:r>
+      <w:proofErr w:type="spellStart"/>
+      <w:r>
+        <w:rPr>
+          <w:rFonts w:ascii="Preeti" w:hAnsi="Preeti"/>
+          <w:bCs/>
+          <w:sz w:val="32"/>
+          <w:szCs w:val="32"/>
+        </w:rPr>
+        <w:t>zx</w:t>
+      </w:r>
+      <w:proofErr w:type="spellEnd"/>
+      <w:r>
+        <w:rPr>
+          <w:rFonts w:ascii="Preeti" w:hAnsi="Preeti"/>
+          <w:bCs/>
+          <w:sz w:val="32"/>
+          <w:szCs w:val="32"/>
+        </w:rPr>
+        <w:t>/ hfG5 . -</w:t>
+      </w:r>
+      <w:proofErr w:type="spellStart"/>
+      <w:r>
+        <w:rPr>
+          <w:rFonts w:ascii="Preeti" w:hAnsi="Preeti"/>
+          <w:bCs/>
+          <w:sz w:val="32"/>
+          <w:szCs w:val="32"/>
+        </w:rPr>
+        <w:t>pRr</w:t>
+      </w:r>
+      <w:proofErr w:type="spellEnd"/>
+      <w:r>
+        <w:rPr>
+          <w:rFonts w:ascii="Preeti" w:hAnsi="Preeti"/>
+          <w:bCs/>
+          <w:sz w:val="32"/>
+          <w:szCs w:val="32"/>
+        </w:rPr>
+        <w:t xml:space="preserve"> </w:t>
+      </w:r>
+      <w:proofErr w:type="spellStart"/>
+      <w:r>
+        <w:rPr>
+          <w:rFonts w:ascii="Preeti" w:hAnsi="Preeti"/>
+          <w:bCs/>
+          <w:sz w:val="32"/>
+          <w:szCs w:val="32"/>
+        </w:rPr>
+        <w:t>cfb</w:t>
+      </w:r>
+      <w:proofErr w:type="spellEnd"/>
+      <w:r>
+        <w:rPr>
+          <w:rFonts w:ascii="Preeti" w:hAnsi="Preeti"/>
+          <w:bCs/>
+          <w:sz w:val="32"/>
+          <w:szCs w:val="32"/>
+        </w:rPr>
+        <w:t xml:space="preserve">/_ </w:t>
       </w:r>
     </w:p>
     <w:p>
@@ -2157,7 +5366,85 @@
           <w:sz w:val="32"/>
           <w:szCs w:val="32"/>
         </w:rPr>
-        <w:t xml:space="preserve">3_ xfdL c;n 5f}+ . -Ps jrg_ </w:t>
+        <w:t xml:space="preserve">3_ </w:t>
+      </w:r>
+      <w:proofErr w:type="spellStart"/>
+      <w:r>
+        <w:rPr>
+          <w:rFonts w:ascii="Preeti" w:hAnsi="Preeti"/>
+          <w:bCs/>
+          <w:sz w:val="32"/>
+          <w:szCs w:val="32"/>
+        </w:rPr>
+        <w:t>xfdL</w:t>
+      </w:r>
+      <w:proofErr w:type="spellEnd"/>
+      <w:r>
+        <w:rPr>
+          <w:rFonts w:ascii="Preeti" w:hAnsi="Preeti"/>
+          <w:bCs/>
+          <w:sz w:val="32"/>
+          <w:szCs w:val="32"/>
+        </w:rPr>
+        <w:t xml:space="preserve"> </w:t>
+      </w:r>
+      <w:proofErr w:type="spellStart"/>
+      <w:r>
+        <w:rPr>
+          <w:rFonts w:ascii="Preeti" w:hAnsi="Preeti"/>
+          <w:bCs/>
+          <w:sz w:val="32"/>
+          <w:szCs w:val="32"/>
+        </w:rPr>
+        <w:t>c;n</w:t>
+      </w:r>
+      <w:proofErr w:type="spellEnd"/>
+      <w:r>
+        <w:rPr>
+          <w:rFonts w:ascii="Preeti" w:hAnsi="Preeti"/>
+          <w:bCs/>
+          <w:sz w:val="32"/>
+          <w:szCs w:val="32"/>
+        </w:rPr>
+        <w:t xml:space="preserve"> 5f}</w:t>
+      </w:r>
+      <w:r>
+        <w:rPr>
+          <w:rFonts w:ascii="Preeti" w:hAnsi="Preeti"/>
+          <w:bCs/>
+          <w:sz w:val="32"/>
+          <w:szCs w:val="32"/>
+        </w:rPr>
+        <w:t>F</w:t>
+      </w:r>
+      <w:r>
+        <w:rPr>
+          <w:rFonts w:ascii="Preeti" w:hAnsi="Preeti"/>
+          <w:bCs/>
+          <w:sz w:val="32"/>
+          <w:szCs w:val="32"/>
+        </w:rPr>
+        <w:t xml:space="preserve"> . -</w:t>
+      </w:r>
+      <w:proofErr w:type="spellStart"/>
+      <w:r>
+        <w:rPr>
+          <w:rFonts w:ascii="Preeti" w:hAnsi="Preeti"/>
+          <w:bCs/>
+          <w:sz w:val="32"/>
+          <w:szCs w:val="32"/>
+        </w:rPr>
+        <w:t>Psjrg</w:t>
+      </w:r>
+      <w:proofErr w:type="spellEnd"/>
+      <w:r>
+        <w:rPr>
+          <w:rFonts w:ascii="Preeti" w:hAnsi="Preeti"/>
+          <w:bCs/>
+          <w:sz w:val="32"/>
+          <w:szCs w:val="32"/>
+        </w:rPr>
+        <w:t xml:space="preserve">_ </w:t>
       </w:r>
     </w:p>
     <w:p>
@@ -2178,7 +5465,47 @@
           <w:sz w:val="32"/>
           <w:szCs w:val="32"/>
         </w:rPr>
-        <w:t xml:space="preserve">ª_ 5f]/f] 3/ cfof] . -:qLlnË_ </w:t>
+        <w:t xml:space="preserve">ª_ 5f]/f] 3/ </w:t>
+      </w:r>
+      <w:proofErr w:type="spellStart"/>
+      <w:r>
+        <w:rPr>
+          <w:rFonts w:ascii="Preeti" w:hAnsi="Preeti"/>
+          <w:bCs/>
+          <w:sz w:val="32"/>
+          <w:szCs w:val="32"/>
+        </w:rPr>
+        <w:t>cfof</w:t>
+      </w:r>
+      <w:proofErr w:type="spellEnd"/>
+      <w:r>
+        <w:rPr>
+          <w:rFonts w:ascii="Preeti" w:hAnsi="Preeti"/>
+          <w:bCs/>
+          <w:sz w:val="32"/>
+          <w:szCs w:val="32"/>
+        </w:rPr>
+        <w:t>] . -:</w:t>
+      </w:r>
+      <w:proofErr w:type="spellStart"/>
+      <w:r>
+        <w:rPr>
+          <w:rFonts w:ascii="Preeti" w:hAnsi="Preeti"/>
+          <w:bCs/>
+          <w:sz w:val="32"/>
+          <w:szCs w:val="32"/>
+        </w:rPr>
+        <w:t>qLlnË</w:t>
+      </w:r>
+      <w:proofErr w:type="spellEnd"/>
+      <w:r>
+        <w:rPr>
+          <w:rFonts w:ascii="Preeti" w:hAnsi="Preeti"/>
+          <w:bCs/>
+          <w:sz w:val="32"/>
+          <w:szCs w:val="32"/>
+        </w:rPr>
+        <w:t xml:space="preserve">_ </w:t>
       </w:r>
     </w:p>
     <w:p>
@@ -2199,7 +5526,107 @@
           <w:sz w:val="32"/>
           <w:szCs w:val="32"/>
         </w:rPr>
-        <w:t xml:space="preserve">(_ lbOPsf] syfsf] c+z k9L pQ/ n]Vg'xf];\ . </w:t>
+        <w:t xml:space="preserve">(_ </w:t>
+      </w:r>
+      <w:proofErr w:type="spellStart"/>
+      <w:r>
+        <w:rPr>
+          <w:rFonts w:ascii="Preeti" w:hAnsi="Preeti"/>
+          <w:b/>
+          <w:sz w:val="32"/>
+          <w:szCs w:val="32"/>
+        </w:rPr>
+        <w:t>lbOPsf</w:t>
+      </w:r>
+      <w:proofErr w:type="spellEnd"/>
+      <w:r>
+        <w:rPr>
+          <w:rFonts w:ascii="Preeti" w:hAnsi="Preeti"/>
+          <w:b/>
+          <w:sz w:val="32"/>
+          <w:szCs w:val="32"/>
+        </w:rPr>
+        <w:t xml:space="preserve">] </w:t>
+      </w:r>
+      <w:proofErr w:type="spellStart"/>
+      <w:r>
+        <w:rPr>
+          <w:rFonts w:ascii="Preeti" w:hAnsi="Preeti"/>
+          <w:b/>
+          <w:sz w:val="32"/>
+          <w:szCs w:val="32"/>
+        </w:rPr>
+        <w:t>syfsf</w:t>
+      </w:r>
+      <w:proofErr w:type="spellEnd"/>
+      <w:r>
+        <w:rPr>
+          <w:rFonts w:ascii="Preeti" w:hAnsi="Preeti"/>
+          <w:b/>
+          <w:sz w:val="32"/>
+          <w:szCs w:val="32"/>
+        </w:rPr>
+        <w:t xml:space="preserve">] </w:t>
+      </w:r>
+      <w:proofErr w:type="spellStart"/>
+      <w:r>
+        <w:rPr>
+          <w:rFonts w:ascii="Preeti" w:hAnsi="Preeti"/>
+          <w:b/>
+          <w:sz w:val="32"/>
+          <w:szCs w:val="32"/>
+        </w:rPr>
+        <w:t>c+z</w:t>
+      </w:r>
+      <w:proofErr w:type="spellEnd"/>
+      <w:r>
+        <w:rPr>
+          <w:rFonts w:ascii="Preeti" w:hAnsi="Preeti"/>
+          <w:b/>
+          <w:sz w:val="32"/>
+          <w:szCs w:val="32"/>
+        </w:rPr>
+        <w:t xml:space="preserve"> k9L </w:t>
+      </w:r>
+      <w:proofErr w:type="spellStart"/>
+      <w:r>
+        <w:rPr>
+          <w:rFonts w:ascii="Preeti" w:hAnsi="Preeti"/>
+          <w:b/>
+          <w:sz w:val="32"/>
+          <w:szCs w:val="32"/>
+        </w:rPr>
+        <w:t>pQ</w:t>
+      </w:r>
+      <w:proofErr w:type="spellEnd"/>
+      <w:r>
+        <w:rPr>
+          <w:rFonts w:ascii="Preeti" w:hAnsi="Preeti"/>
+          <w:b/>
+          <w:sz w:val="32"/>
+          <w:szCs w:val="32"/>
+        </w:rPr>
+        <w:t>/ n]</w:t>
+      </w:r>
+      <w:proofErr w:type="spellStart"/>
+      <w:r>
+        <w:rPr>
+          <w:rFonts w:ascii="Preeti" w:hAnsi="Preeti"/>
+          <w:b/>
+          <w:sz w:val="32"/>
+          <w:szCs w:val="32"/>
+        </w:rPr>
+        <w:t>Vg'xf</w:t>
+      </w:r>
+      <w:proofErr w:type="spellEnd"/>
+      <w:r>
+        <w:rPr>
+          <w:rFonts w:ascii="Preeti" w:hAnsi="Preeti"/>
+          <w:b/>
+          <w:sz w:val="32"/>
+          <w:szCs w:val="32"/>
+        </w:rPr>
+        <w:t xml:space="preserve">];\ . </w:t>
       </w:r>
       <w:r>
         <w:rPr>
@@ -2249,14 +5676,785 @@
           <w:szCs w:val="32"/>
         </w:rPr>
       </w:pPr>
-      <w:r>
-        <w:rPr>
-          <w:rFonts w:ascii="Preeti" w:hAnsi="Preeti"/>
-          <w:bCs/>
-          <w:sz w:val="32"/>
-          <w:szCs w:val="32"/>
-        </w:rPr>
-        <w:t xml:space="preserve">plxn] hgsk'/ / To;sf cf;kf;sf] 7fpF ldlynf /fHosf gfdn] lrlgGYof] . To; /fHodf uf]g'emf gfd u/]sf Hofb} rnfv dfG5] a:y] . pgL ;fdfGo ls;fg eP klg cfkm\gf] cfkm\gf] rnfvLn] rf8} g} k|l;4 eP . s]xL ;dokl5 pgL To; /fHosf] dGqL eP . ldlynf /fHosf /fhf Hofb} nx8L :jefjsf lyP . pgL ;efdf cgf}7f cgf}7f k|:tfjx? NofpFy] . </w:t>
+      <w:proofErr w:type="spellStart"/>
+      <w:r>
+        <w:rPr>
+          <w:rFonts w:ascii="Preeti" w:hAnsi="Preeti"/>
+          <w:bCs/>
+          <w:sz w:val="32"/>
+          <w:szCs w:val="32"/>
+        </w:rPr>
+        <w:t>plxn</w:t>
+      </w:r>
+      <w:proofErr w:type="spellEnd"/>
+      <w:r>
+        <w:rPr>
+          <w:rFonts w:ascii="Preeti" w:hAnsi="Preeti"/>
+          <w:bCs/>
+          <w:sz w:val="32"/>
+          <w:szCs w:val="32"/>
+        </w:rPr>
+        <w:t xml:space="preserve">] </w:t>
+      </w:r>
+      <w:proofErr w:type="spellStart"/>
+      <w:r>
+        <w:rPr>
+          <w:rFonts w:ascii="Preeti" w:hAnsi="Preeti"/>
+          <w:bCs/>
+          <w:sz w:val="32"/>
+          <w:szCs w:val="32"/>
+        </w:rPr>
+        <w:t>hgsk</w:t>
+      </w:r>
+      <w:proofErr w:type="spellEnd"/>
+      <w:r>
+        <w:rPr>
+          <w:rFonts w:ascii="Preeti" w:hAnsi="Preeti"/>
+          <w:bCs/>
+          <w:sz w:val="32"/>
+          <w:szCs w:val="32"/>
+        </w:rPr>
+        <w:t xml:space="preserve">'/ / </w:t>
+      </w:r>
+      <w:proofErr w:type="spellStart"/>
+      <w:r>
+        <w:rPr>
+          <w:rFonts w:ascii="Preeti" w:hAnsi="Preeti"/>
+          <w:bCs/>
+          <w:sz w:val="32"/>
+          <w:szCs w:val="32"/>
+        </w:rPr>
+        <w:t>To;sf</w:t>
+      </w:r>
+      <w:proofErr w:type="spellEnd"/>
+      <w:r>
+        <w:rPr>
+          <w:rFonts w:ascii="Preeti" w:hAnsi="Preeti"/>
+          <w:bCs/>
+          <w:sz w:val="32"/>
+          <w:szCs w:val="32"/>
+        </w:rPr>
+        <w:t xml:space="preserve"> </w:t>
+      </w:r>
+      <w:proofErr w:type="spellStart"/>
+      <w:r>
+        <w:rPr>
+          <w:rFonts w:ascii="Preeti" w:hAnsi="Preeti"/>
+          <w:bCs/>
+          <w:sz w:val="32"/>
+          <w:szCs w:val="32"/>
+        </w:rPr>
+        <w:t>cf;kf;sf</w:t>
+      </w:r>
+      <w:proofErr w:type="spellEnd"/>
+      <w:r>
+        <w:rPr>
+          <w:rFonts w:ascii="Preeti" w:hAnsi="Preeti"/>
+          <w:bCs/>
+          <w:sz w:val="32"/>
+          <w:szCs w:val="32"/>
+        </w:rPr>
+        <w:t xml:space="preserve">] 7fpF </w:t>
+      </w:r>
+      <w:proofErr w:type="spellStart"/>
+      <w:r>
+        <w:rPr>
+          <w:rFonts w:ascii="Preeti" w:hAnsi="Preeti"/>
+          <w:bCs/>
+          <w:sz w:val="32"/>
+          <w:szCs w:val="32"/>
+        </w:rPr>
+        <w:t>ldlynf</w:t>
+      </w:r>
+      <w:proofErr w:type="spellEnd"/>
+      <w:r>
+        <w:rPr>
+          <w:rFonts w:ascii="Preeti" w:hAnsi="Preeti"/>
+          <w:bCs/>
+          <w:sz w:val="32"/>
+          <w:szCs w:val="32"/>
+        </w:rPr>
+        <w:t xml:space="preserve"> /</w:t>
+      </w:r>
+      <w:proofErr w:type="spellStart"/>
+      <w:r>
+        <w:rPr>
+          <w:rFonts w:ascii="Preeti" w:hAnsi="Preeti"/>
+          <w:bCs/>
+          <w:sz w:val="32"/>
+          <w:szCs w:val="32"/>
+        </w:rPr>
+        <w:t>fHosf</w:t>
+      </w:r>
+      <w:proofErr w:type="spellEnd"/>
+      <w:r>
+        <w:rPr>
+          <w:rFonts w:ascii="Preeti" w:hAnsi="Preeti"/>
+          <w:bCs/>
+          <w:sz w:val="32"/>
+          <w:szCs w:val="32"/>
+        </w:rPr>
+        <w:t xml:space="preserve"> </w:t>
+      </w:r>
+      <w:proofErr w:type="spellStart"/>
+      <w:r>
+        <w:rPr>
+          <w:rFonts w:ascii="Preeti" w:hAnsi="Preeti"/>
+          <w:bCs/>
+          <w:sz w:val="32"/>
+          <w:szCs w:val="32"/>
+        </w:rPr>
+        <w:t>gfdn</w:t>
+      </w:r>
+      <w:proofErr w:type="spellEnd"/>
+      <w:r>
+        <w:rPr>
+          <w:rFonts w:ascii="Preeti" w:hAnsi="Preeti"/>
+          <w:bCs/>
+          <w:sz w:val="32"/>
+          <w:szCs w:val="32"/>
+        </w:rPr>
+        <w:t xml:space="preserve">] </w:t>
+      </w:r>
+      <w:proofErr w:type="spellStart"/>
+      <w:r>
+        <w:rPr>
+          <w:rFonts w:ascii="Preeti" w:hAnsi="Preeti"/>
+          <w:bCs/>
+          <w:sz w:val="32"/>
+          <w:szCs w:val="32"/>
+        </w:rPr>
+        <w:t>lrlgGYof</w:t>
+      </w:r>
+      <w:proofErr w:type="spellEnd"/>
+      <w:r>
+        <w:rPr>
+          <w:rFonts w:ascii="Preeti" w:hAnsi="Preeti"/>
+          <w:bCs/>
+          <w:sz w:val="32"/>
+          <w:szCs w:val="32"/>
+        </w:rPr>
+        <w:t>] . To; /</w:t>
+      </w:r>
+      <w:proofErr w:type="spellStart"/>
+      <w:r>
+        <w:rPr>
+          <w:rFonts w:ascii="Preeti" w:hAnsi="Preeti"/>
+          <w:bCs/>
+          <w:sz w:val="32"/>
+          <w:szCs w:val="32"/>
+        </w:rPr>
+        <w:t>fHodf</w:t>
+      </w:r>
+      <w:proofErr w:type="spellEnd"/>
+      <w:r>
+        <w:rPr>
+          <w:rFonts w:ascii="Preeti" w:hAnsi="Preeti"/>
+          <w:bCs/>
+          <w:sz w:val="32"/>
+          <w:szCs w:val="32"/>
+        </w:rPr>
+        <w:t xml:space="preserve"> </w:t>
+      </w:r>
+      <w:proofErr w:type="spellStart"/>
+      <w:r>
+        <w:rPr>
+          <w:rFonts w:ascii="Preeti" w:hAnsi="Preeti"/>
+          <w:bCs/>
+          <w:sz w:val="32"/>
+          <w:szCs w:val="32"/>
+        </w:rPr>
+        <w:t>uf</w:t>
+      </w:r>
+      <w:proofErr w:type="spellEnd"/>
+      <w:r>
+        <w:rPr>
+          <w:rFonts w:ascii="Preeti" w:hAnsi="Preeti"/>
+          <w:bCs/>
+          <w:sz w:val="32"/>
+          <w:szCs w:val="32"/>
+        </w:rPr>
+        <w:t>]</w:t>
+      </w:r>
+      <w:proofErr w:type="spellStart"/>
+      <w:r>
+        <w:rPr>
+          <w:rFonts w:ascii="Preeti" w:hAnsi="Preeti"/>
+          <w:bCs/>
+          <w:sz w:val="32"/>
+          <w:szCs w:val="32"/>
+        </w:rPr>
+        <w:t>g'emf</w:t>
+      </w:r>
+      <w:proofErr w:type="spellEnd"/>
+      <w:r>
+        <w:rPr>
+          <w:rFonts w:ascii="Preeti" w:hAnsi="Preeti"/>
+          <w:bCs/>
+          <w:sz w:val="32"/>
+          <w:szCs w:val="32"/>
+        </w:rPr>
+        <w:t xml:space="preserve"> </w:t>
+      </w:r>
+      <w:proofErr w:type="spellStart"/>
+      <w:r>
+        <w:rPr>
+          <w:rFonts w:ascii="Preeti" w:hAnsi="Preeti"/>
+          <w:bCs/>
+          <w:sz w:val="32"/>
+          <w:szCs w:val="32"/>
+        </w:rPr>
+        <w:t>gfd</w:t>
+      </w:r>
+      <w:proofErr w:type="spellEnd"/>
+      <w:r>
+        <w:rPr>
+          <w:rFonts w:ascii="Preeti" w:hAnsi="Preeti"/>
+          <w:bCs/>
+          <w:sz w:val="32"/>
+          <w:szCs w:val="32"/>
+        </w:rPr>
+        <w:t xml:space="preserve"> u/]sf </w:t>
+      </w:r>
+      <w:proofErr w:type="spellStart"/>
+      <w:r>
+        <w:rPr>
+          <w:rFonts w:ascii="Preeti" w:hAnsi="Preeti"/>
+          <w:bCs/>
+          <w:sz w:val="32"/>
+          <w:szCs w:val="32"/>
+        </w:rPr>
+        <w:t>Hofb</w:t>
+      </w:r>
+      <w:proofErr w:type="spellEnd"/>
+      <w:r>
+        <w:rPr>
+          <w:rFonts w:ascii="Preeti" w:hAnsi="Preeti"/>
+          <w:bCs/>
+          <w:sz w:val="32"/>
+          <w:szCs w:val="32"/>
+        </w:rPr>
+        <w:t xml:space="preserve">} </w:t>
+      </w:r>
+      <w:proofErr w:type="spellStart"/>
+      <w:r>
+        <w:rPr>
+          <w:rFonts w:ascii="Preeti" w:hAnsi="Preeti"/>
+          <w:bCs/>
+          <w:sz w:val="32"/>
+          <w:szCs w:val="32"/>
+        </w:rPr>
+        <w:t>rnfv</w:t>
+      </w:r>
+      <w:proofErr w:type="spellEnd"/>
+      <w:r>
+        <w:rPr>
+          <w:rFonts w:ascii="Preeti" w:hAnsi="Preeti"/>
+          <w:bCs/>
+          <w:sz w:val="32"/>
+          <w:szCs w:val="32"/>
+        </w:rPr>
+        <w:t xml:space="preserve"> dfG5] a:y] . </w:t>
+      </w:r>
+      <w:proofErr w:type="spellStart"/>
+      <w:r>
+        <w:rPr>
+          <w:rFonts w:ascii="Preeti" w:hAnsi="Preeti"/>
+          <w:bCs/>
+          <w:sz w:val="32"/>
+          <w:szCs w:val="32"/>
+        </w:rPr>
+        <w:t>pgL</w:t>
+      </w:r>
+      <w:proofErr w:type="spellEnd"/>
+      <w:r>
+        <w:rPr>
+          <w:rFonts w:ascii="Preeti" w:hAnsi="Preeti"/>
+          <w:bCs/>
+          <w:sz w:val="32"/>
+          <w:szCs w:val="32"/>
+        </w:rPr>
+        <w:t xml:space="preserve"> ;</w:t>
+      </w:r>
+      <w:proofErr w:type="spellStart"/>
+      <w:r>
+        <w:rPr>
+          <w:rFonts w:ascii="Preeti" w:hAnsi="Preeti"/>
+          <w:bCs/>
+          <w:sz w:val="32"/>
+          <w:szCs w:val="32"/>
+        </w:rPr>
+        <w:t>fdfGo</w:t>
+      </w:r>
+      <w:proofErr w:type="spellEnd"/>
+      <w:r>
+        <w:rPr>
+          <w:rFonts w:ascii="Preeti" w:hAnsi="Preeti"/>
+          <w:bCs/>
+          <w:sz w:val="32"/>
+          <w:szCs w:val="32"/>
+        </w:rPr>
+        <w:t xml:space="preserve"> </w:t>
+      </w:r>
+      <w:proofErr w:type="spellStart"/>
+      <w:r>
+        <w:rPr>
+          <w:rFonts w:ascii="Preeti" w:hAnsi="Preeti"/>
+          <w:bCs/>
+          <w:sz w:val="32"/>
+          <w:szCs w:val="32"/>
+        </w:rPr>
+        <w:t>ls;fg</w:t>
+      </w:r>
+      <w:proofErr w:type="spellEnd"/>
+      <w:r>
+        <w:rPr>
+          <w:rFonts w:ascii="Preeti" w:hAnsi="Preeti"/>
+          <w:bCs/>
+          <w:sz w:val="32"/>
+          <w:szCs w:val="32"/>
+        </w:rPr>
+        <w:t xml:space="preserve"> </w:t>
+      </w:r>
+      <w:proofErr w:type="spellStart"/>
+      <w:r>
+        <w:rPr>
+          <w:rFonts w:ascii="Preeti" w:hAnsi="Preeti"/>
+          <w:bCs/>
+          <w:sz w:val="32"/>
+          <w:szCs w:val="32"/>
+        </w:rPr>
+        <w:t>eP</w:t>
+      </w:r>
+      <w:proofErr w:type="spellEnd"/>
+      <w:r>
+        <w:rPr>
+          <w:rFonts w:ascii="Preeti" w:hAnsi="Preeti"/>
+          <w:bCs/>
+          <w:sz w:val="32"/>
+          <w:szCs w:val="32"/>
+        </w:rPr>
+        <w:t xml:space="preserve"> </w:t>
+      </w:r>
+      <w:proofErr w:type="spellStart"/>
+      <w:r>
+        <w:rPr>
+          <w:rFonts w:ascii="Preeti" w:hAnsi="Preeti"/>
+          <w:bCs/>
+          <w:sz w:val="32"/>
+          <w:szCs w:val="32"/>
+        </w:rPr>
+        <w:t>klg</w:t>
+      </w:r>
+      <w:proofErr w:type="spellEnd"/>
+      <w:r>
+        <w:rPr>
+          <w:rFonts w:ascii="Preeti" w:hAnsi="Preeti"/>
+          <w:bCs/>
+          <w:sz w:val="32"/>
+          <w:szCs w:val="32"/>
+        </w:rPr>
+        <w:t xml:space="preserve"> </w:t>
+      </w:r>
+      <w:proofErr w:type="spellStart"/>
+      <w:r>
+        <w:rPr>
+          <w:rFonts w:ascii="Preeti" w:hAnsi="Preeti"/>
+          <w:bCs/>
+          <w:sz w:val="32"/>
+          <w:szCs w:val="32"/>
+        </w:rPr>
+        <w:t>cfkm</w:t>
+      </w:r>
+      <w:proofErr w:type="spellEnd"/>
+      <w:r>
+        <w:rPr>
+          <w:rFonts w:ascii="Preeti" w:hAnsi="Preeti"/>
+          <w:bCs/>
+          <w:sz w:val="32"/>
+          <w:szCs w:val="32"/>
+        </w:rPr>
+        <w:t xml:space="preserve">\gf] </w:t>
+      </w:r>
+      <w:proofErr w:type="spellStart"/>
+      <w:r>
+        <w:rPr>
+          <w:rFonts w:ascii="Preeti" w:hAnsi="Preeti"/>
+          <w:bCs/>
+          <w:sz w:val="32"/>
+          <w:szCs w:val="32"/>
+        </w:rPr>
+        <w:t>rnfvLn</w:t>
+      </w:r>
+      <w:proofErr w:type="spellEnd"/>
+      <w:r>
+        <w:rPr>
+          <w:rFonts w:ascii="Preeti" w:hAnsi="Preeti"/>
+          <w:bCs/>
+          <w:sz w:val="32"/>
+          <w:szCs w:val="32"/>
+        </w:rPr>
+        <w:t xml:space="preserve">] rf8} g} k|l;4 </w:t>
+      </w:r>
+      <w:proofErr w:type="spellStart"/>
+      <w:r>
+        <w:rPr>
+          <w:rFonts w:ascii="Preeti" w:hAnsi="Preeti"/>
+          <w:bCs/>
+          <w:sz w:val="32"/>
+          <w:szCs w:val="32"/>
+        </w:rPr>
+        <w:t>eP</w:t>
+      </w:r>
+      <w:proofErr w:type="spellEnd"/>
+      <w:r>
+        <w:rPr>
+          <w:rFonts w:ascii="Preeti" w:hAnsi="Preeti"/>
+          <w:bCs/>
+          <w:sz w:val="32"/>
+          <w:szCs w:val="32"/>
+        </w:rPr>
+        <w:t xml:space="preserve"> . s]</w:t>
+      </w:r>
+      <w:proofErr w:type="spellStart"/>
+      <w:r>
+        <w:rPr>
+          <w:rFonts w:ascii="Preeti" w:hAnsi="Preeti"/>
+          <w:bCs/>
+          <w:sz w:val="32"/>
+          <w:szCs w:val="32"/>
+        </w:rPr>
+        <w:t>xL</w:t>
+      </w:r>
+      <w:proofErr w:type="spellEnd"/>
+      <w:r>
+        <w:rPr>
+          <w:rFonts w:ascii="Preeti" w:hAnsi="Preeti"/>
+          <w:bCs/>
+          <w:sz w:val="32"/>
+          <w:szCs w:val="32"/>
+        </w:rPr>
+        <w:t xml:space="preserve"> ;dokl5 </w:t>
+      </w:r>
+      <w:proofErr w:type="spellStart"/>
+      <w:r>
+        <w:rPr>
+          <w:rFonts w:ascii="Preeti" w:hAnsi="Preeti"/>
+          <w:bCs/>
+          <w:sz w:val="32"/>
+          <w:szCs w:val="32"/>
+        </w:rPr>
+        <w:t>pgL</w:t>
+      </w:r>
+      <w:proofErr w:type="spellEnd"/>
+      <w:r>
+        <w:rPr>
+          <w:rFonts w:ascii="Preeti" w:hAnsi="Preeti"/>
+          <w:bCs/>
+          <w:sz w:val="32"/>
+          <w:szCs w:val="32"/>
+        </w:rPr>
+        <w:t xml:space="preserve"> To; /</w:t>
+      </w:r>
+      <w:proofErr w:type="spellStart"/>
+      <w:r>
+        <w:rPr>
+          <w:rFonts w:ascii="Preeti" w:hAnsi="Preeti"/>
+          <w:bCs/>
+          <w:sz w:val="32"/>
+          <w:szCs w:val="32"/>
+        </w:rPr>
+        <w:t>fHosf</w:t>
+      </w:r>
+      <w:proofErr w:type="spellEnd"/>
+      <w:r>
+        <w:rPr>
+          <w:rFonts w:ascii="Preeti" w:hAnsi="Preeti"/>
+          <w:bCs/>
+          <w:sz w:val="32"/>
+          <w:szCs w:val="32"/>
+        </w:rPr>
+        <w:t xml:space="preserve">] </w:t>
+      </w:r>
+      <w:proofErr w:type="spellStart"/>
+      <w:r>
+        <w:rPr>
+          <w:rFonts w:ascii="Preeti" w:hAnsi="Preeti"/>
+          <w:bCs/>
+          <w:sz w:val="32"/>
+          <w:szCs w:val="32"/>
+        </w:rPr>
+        <w:t>dGqL</w:t>
+      </w:r>
+      <w:proofErr w:type="spellEnd"/>
+      <w:r>
+        <w:rPr>
+          <w:rFonts w:ascii="Preeti" w:hAnsi="Preeti"/>
+          <w:bCs/>
+          <w:sz w:val="32"/>
+          <w:szCs w:val="32"/>
+        </w:rPr>
+        <w:t xml:space="preserve"> </w:t>
+      </w:r>
+      <w:proofErr w:type="spellStart"/>
+      <w:r>
+        <w:rPr>
+          <w:rFonts w:ascii="Preeti" w:hAnsi="Preeti"/>
+          <w:bCs/>
+          <w:sz w:val="32"/>
+          <w:szCs w:val="32"/>
+        </w:rPr>
+        <w:t>eP</w:t>
+      </w:r>
+      <w:proofErr w:type="spellEnd"/>
+      <w:r>
+        <w:rPr>
+          <w:rFonts w:ascii="Preeti" w:hAnsi="Preeti"/>
+          <w:bCs/>
+          <w:sz w:val="32"/>
+          <w:szCs w:val="32"/>
+        </w:rPr>
+        <w:t xml:space="preserve"> . </w:t>
+      </w:r>
+      <w:proofErr w:type="spellStart"/>
+      <w:r>
+        <w:rPr>
+          <w:rFonts w:ascii="Preeti" w:hAnsi="Preeti"/>
+          <w:bCs/>
+          <w:sz w:val="32"/>
+          <w:szCs w:val="32"/>
+        </w:rPr>
+        <w:t>ldlynf</w:t>
+      </w:r>
+      <w:proofErr w:type="spellEnd"/>
+      <w:r>
+        <w:rPr>
+          <w:rFonts w:ascii="Preeti" w:hAnsi="Preeti"/>
+          <w:bCs/>
+          <w:sz w:val="32"/>
+          <w:szCs w:val="32"/>
+        </w:rPr>
+        <w:t xml:space="preserve"> /</w:t>
+      </w:r>
+      <w:proofErr w:type="spellStart"/>
+      <w:r>
+        <w:rPr>
+          <w:rFonts w:ascii="Preeti" w:hAnsi="Preeti"/>
+          <w:bCs/>
+          <w:sz w:val="32"/>
+          <w:szCs w:val="32"/>
+        </w:rPr>
+        <w:t>fHosf</w:t>
+      </w:r>
+      <w:proofErr w:type="spellEnd"/>
+      <w:r>
+        <w:rPr>
+          <w:rFonts w:ascii="Preeti" w:hAnsi="Preeti"/>
+          <w:bCs/>
+          <w:sz w:val="32"/>
+          <w:szCs w:val="32"/>
+        </w:rPr>
+        <w:t xml:space="preserve"> /</w:t>
+      </w:r>
+      <w:proofErr w:type="spellStart"/>
+      <w:r>
+        <w:rPr>
+          <w:rFonts w:ascii="Preeti" w:hAnsi="Preeti"/>
+          <w:bCs/>
+          <w:sz w:val="32"/>
+          <w:szCs w:val="32"/>
+        </w:rPr>
+        <w:t>fhf</w:t>
+      </w:r>
+      <w:proofErr w:type="spellEnd"/>
+      <w:r>
+        <w:rPr>
+          <w:rFonts w:ascii="Preeti" w:hAnsi="Preeti"/>
+          <w:bCs/>
+          <w:sz w:val="32"/>
+          <w:szCs w:val="32"/>
+        </w:rPr>
+        <w:t xml:space="preserve"> </w:t>
+      </w:r>
+      <w:proofErr w:type="spellStart"/>
+      <w:r>
+        <w:rPr>
+          <w:rFonts w:ascii="Preeti" w:hAnsi="Preeti"/>
+          <w:bCs/>
+          <w:sz w:val="32"/>
+          <w:szCs w:val="32"/>
+        </w:rPr>
+        <w:t>Hofb</w:t>
+      </w:r>
+      <w:proofErr w:type="spellEnd"/>
+      <w:r>
+        <w:rPr>
+          <w:rFonts w:ascii="Preeti" w:hAnsi="Preeti"/>
+          <w:bCs/>
+          <w:sz w:val="32"/>
+          <w:szCs w:val="32"/>
+        </w:rPr>
+        <w:t>} nx8L :</w:t>
+      </w:r>
+      <w:proofErr w:type="spellStart"/>
+      <w:r>
+        <w:rPr>
+          <w:rFonts w:ascii="Preeti" w:hAnsi="Preeti"/>
+          <w:bCs/>
+          <w:sz w:val="32"/>
+          <w:szCs w:val="32"/>
+        </w:rPr>
+        <w:t>jefjsf</w:t>
+      </w:r>
+      <w:proofErr w:type="spellEnd"/>
+      <w:r>
+        <w:rPr>
+          <w:rFonts w:ascii="Preeti" w:hAnsi="Preeti"/>
+          <w:bCs/>
+          <w:sz w:val="32"/>
+          <w:szCs w:val="32"/>
+        </w:rPr>
+        <w:t xml:space="preserve"> </w:t>
+      </w:r>
+      <w:proofErr w:type="spellStart"/>
+      <w:r>
+        <w:rPr>
+          <w:rFonts w:ascii="Preeti" w:hAnsi="Preeti"/>
+          <w:bCs/>
+          <w:sz w:val="32"/>
+          <w:szCs w:val="32"/>
+        </w:rPr>
+        <w:t>lyP</w:t>
+      </w:r>
+      <w:proofErr w:type="spellEnd"/>
+      <w:r>
+        <w:rPr>
+          <w:rFonts w:ascii="Preeti" w:hAnsi="Preeti"/>
+          <w:bCs/>
+          <w:sz w:val="32"/>
+          <w:szCs w:val="32"/>
+        </w:rPr>
+        <w:t xml:space="preserve"> . </w:t>
+      </w:r>
+      <w:proofErr w:type="spellStart"/>
+      <w:r>
+        <w:rPr>
+          <w:rFonts w:ascii="Preeti" w:hAnsi="Preeti"/>
+          <w:bCs/>
+          <w:sz w:val="32"/>
+          <w:szCs w:val="32"/>
+        </w:rPr>
+        <w:t>pgL</w:t>
+      </w:r>
+      <w:proofErr w:type="spellEnd"/>
+      <w:r>
+        <w:rPr>
+          <w:rFonts w:ascii="Preeti" w:hAnsi="Preeti"/>
+          <w:bCs/>
+          <w:sz w:val="32"/>
+          <w:szCs w:val="32"/>
+        </w:rPr>
+        <w:t xml:space="preserve"> ;</w:t>
+      </w:r>
+      <w:proofErr w:type="spellStart"/>
+      <w:r>
+        <w:rPr>
+          <w:rFonts w:ascii="Preeti" w:hAnsi="Preeti"/>
+          <w:bCs/>
+          <w:sz w:val="32"/>
+          <w:szCs w:val="32"/>
+        </w:rPr>
+        <w:t>efdf</w:t>
+      </w:r>
+      <w:proofErr w:type="spellEnd"/>
+      <w:r>
+        <w:rPr>
+          <w:rFonts w:ascii="Preeti" w:hAnsi="Preeti"/>
+          <w:bCs/>
+          <w:sz w:val="32"/>
+          <w:szCs w:val="32"/>
+        </w:rPr>
+        <w:t xml:space="preserve"> </w:t>
+      </w:r>
+      <w:proofErr w:type="spellStart"/>
+      <w:r>
+        <w:rPr>
+          <w:rFonts w:ascii="Preeti" w:hAnsi="Preeti"/>
+          <w:bCs/>
+          <w:sz w:val="32"/>
+          <w:szCs w:val="32"/>
+        </w:rPr>
+        <w:t>cgf</w:t>
+      </w:r>
+      <w:proofErr w:type="spellEnd"/>
+      <w:r>
+        <w:rPr>
+          <w:rFonts w:ascii="Preeti" w:hAnsi="Preeti"/>
+          <w:bCs/>
+          <w:sz w:val="32"/>
+          <w:szCs w:val="32"/>
+        </w:rPr>
+        <w:t xml:space="preserve">}7f </w:t>
+      </w:r>
+      <w:proofErr w:type="spellStart"/>
+      <w:r>
+        <w:rPr>
+          <w:rFonts w:ascii="Preeti" w:hAnsi="Preeti"/>
+          <w:bCs/>
+          <w:sz w:val="32"/>
+          <w:szCs w:val="32"/>
+        </w:rPr>
+        <w:t>cgf</w:t>
+      </w:r>
+      <w:proofErr w:type="spellEnd"/>
+      <w:r>
+        <w:rPr>
+          <w:rFonts w:ascii="Preeti" w:hAnsi="Preeti"/>
+          <w:bCs/>
+          <w:sz w:val="32"/>
+          <w:szCs w:val="32"/>
+        </w:rPr>
+        <w:t>}7f k|:</w:t>
+      </w:r>
+      <w:proofErr w:type="spellStart"/>
+      <w:r>
+        <w:rPr>
+          <w:rFonts w:ascii="Preeti" w:hAnsi="Preeti"/>
+          <w:bCs/>
+          <w:sz w:val="32"/>
+          <w:szCs w:val="32"/>
+        </w:rPr>
+        <w:t>tfjx</w:t>
+      </w:r>
+      <w:proofErr w:type="spellEnd"/>
+      <w:r>
+        <w:rPr>
+          <w:rFonts w:ascii="Preeti" w:hAnsi="Preeti"/>
+          <w:bCs/>
+          <w:sz w:val="32"/>
+          <w:szCs w:val="32"/>
+        </w:rPr>
+        <w:t xml:space="preserve">? </w:t>
+      </w:r>
+      <w:proofErr w:type="spellStart"/>
+      <w:r>
+        <w:rPr>
+          <w:rFonts w:ascii="Preeti" w:hAnsi="Preeti"/>
+          <w:bCs/>
+          <w:sz w:val="32"/>
+          <w:szCs w:val="32"/>
+        </w:rPr>
+        <w:t>NofpFy</w:t>
+      </w:r>
+      <w:proofErr w:type="spellEnd"/>
+      <w:r>
+        <w:rPr>
+          <w:rFonts w:ascii="Preeti" w:hAnsi="Preeti"/>
+          <w:bCs/>
+          <w:sz w:val="32"/>
+          <w:szCs w:val="32"/>
+        </w:rPr>
+        <w:t xml:space="preserve">] . </w:t>
       </w:r>
     </w:p>
     <w:p>
@@ -2270,6 +6468,7 @@
           <w:szCs w:val="32"/>
         </w:rPr>
       </w:pPr>
+      <w:proofErr w:type="spellStart"/>
       <w:r>
         <w:rPr>
           <w:rFonts w:ascii="Preeti" w:hAnsi="Preeti"/>
@@ -2278,7 +6477,17 @@
           <w:szCs w:val="32"/>
         </w:rPr>
         <w:lastRenderedPageBreak/>
-        <w:t xml:space="preserve">k|Zgx? M </w:t>
+        <w:t>k|Zgx</w:t>
+      </w:r>
+      <w:proofErr w:type="spellEnd"/>
+      <w:r>
+        <w:rPr>
+          <w:rFonts w:ascii="Preeti" w:hAnsi="Preeti"/>
+          <w:b/>
+          <w:sz w:val="32"/>
+          <w:szCs w:val="32"/>
+        </w:rPr>
+        <w:t xml:space="preserve">? M </w:t>
       </w:r>
     </w:p>
     <w:p>
@@ -2299,7 +6508,127 @@
           <w:sz w:val="32"/>
           <w:szCs w:val="32"/>
         </w:rPr>
-        <w:t xml:space="preserve">s_ plxn] hgsk'/ / To;sf cf;kf;sf 7fpFnfO{ s] gfdn] lrlgGYof] &lt; </w:t>
+        <w:t xml:space="preserve">s_ </w:t>
+      </w:r>
+      <w:proofErr w:type="spellStart"/>
+      <w:r>
+        <w:rPr>
+          <w:rFonts w:ascii="Preeti" w:hAnsi="Preeti"/>
+          <w:bCs/>
+          <w:sz w:val="32"/>
+          <w:szCs w:val="32"/>
+        </w:rPr>
+        <w:t>plxn</w:t>
+      </w:r>
+      <w:proofErr w:type="spellEnd"/>
+      <w:r>
+        <w:rPr>
+          <w:rFonts w:ascii="Preeti" w:hAnsi="Preeti"/>
+          <w:bCs/>
+          <w:sz w:val="32"/>
+          <w:szCs w:val="32"/>
+        </w:rPr>
+        <w:t xml:space="preserve">] </w:t>
+      </w:r>
+      <w:proofErr w:type="spellStart"/>
+      <w:r>
+        <w:rPr>
+          <w:rFonts w:ascii="Preeti" w:hAnsi="Preeti"/>
+          <w:bCs/>
+          <w:sz w:val="32"/>
+          <w:szCs w:val="32"/>
+        </w:rPr>
+        <w:t>hgsk</w:t>
+      </w:r>
+      <w:proofErr w:type="spellEnd"/>
+      <w:r>
+        <w:rPr>
+          <w:rFonts w:ascii="Preeti" w:hAnsi="Preeti"/>
+          <w:bCs/>
+          <w:sz w:val="32"/>
+          <w:szCs w:val="32"/>
+        </w:rPr>
+        <w:t xml:space="preserve">'/ / </w:t>
+      </w:r>
+      <w:proofErr w:type="spellStart"/>
+      <w:r>
+        <w:rPr>
+          <w:rFonts w:ascii="Preeti" w:hAnsi="Preeti"/>
+          <w:bCs/>
+          <w:sz w:val="32"/>
+          <w:szCs w:val="32"/>
+        </w:rPr>
+        <w:t>To;sf</w:t>
+      </w:r>
+      <w:proofErr w:type="spellEnd"/>
+      <w:r>
+        <w:rPr>
+          <w:rFonts w:ascii="Preeti" w:hAnsi="Preeti"/>
+          <w:bCs/>
+          <w:sz w:val="32"/>
+          <w:szCs w:val="32"/>
+        </w:rPr>
+        <w:t xml:space="preserve"> </w:t>
+      </w:r>
+      <w:proofErr w:type="spellStart"/>
+      <w:r>
+        <w:rPr>
+          <w:rFonts w:ascii="Preeti" w:hAnsi="Preeti"/>
+          <w:bCs/>
+          <w:sz w:val="32"/>
+          <w:szCs w:val="32"/>
+        </w:rPr>
+        <w:t>cf;kf;sf</w:t>
+      </w:r>
+      <w:proofErr w:type="spellEnd"/>
+      <w:r>
+        <w:rPr>
+          <w:rFonts w:ascii="Preeti" w:hAnsi="Preeti"/>
+          <w:bCs/>
+          <w:sz w:val="32"/>
+          <w:szCs w:val="32"/>
+        </w:rPr>
+        <w:t xml:space="preserve"> 7fpFnfO{ s] </w:t>
+      </w:r>
+      <w:proofErr w:type="spellStart"/>
+      <w:r>
+        <w:rPr>
+          <w:rFonts w:ascii="Preeti" w:hAnsi="Preeti"/>
+          <w:bCs/>
+          <w:sz w:val="32"/>
+          <w:szCs w:val="32"/>
+        </w:rPr>
+        <w:t>gfdn</w:t>
+      </w:r>
+      <w:proofErr w:type="spellEnd"/>
+      <w:r>
+        <w:rPr>
+          <w:rFonts w:ascii="Preeti" w:hAnsi="Preeti"/>
+          <w:bCs/>
+          <w:sz w:val="32"/>
+          <w:szCs w:val="32"/>
+        </w:rPr>
+        <w:t xml:space="preserve">] </w:t>
+      </w:r>
+      <w:proofErr w:type="spellStart"/>
+      <w:r>
+        <w:rPr>
+          <w:rFonts w:ascii="Preeti" w:hAnsi="Preeti"/>
+          <w:bCs/>
+          <w:sz w:val="32"/>
+          <w:szCs w:val="32"/>
+        </w:rPr>
+        <w:t>lrlgGYof</w:t>
+      </w:r>
+      <w:proofErr w:type="spellEnd"/>
+      <w:r>
+        <w:rPr>
+          <w:rFonts w:ascii="Preeti" w:hAnsi="Preeti"/>
+          <w:bCs/>
+          <w:sz w:val="32"/>
+          <w:szCs w:val="32"/>
+        </w:rPr>
+        <w:t xml:space="preserve">] &lt; </w:t>
       </w:r>
     </w:p>
     <w:p>
@@ -2320,7 +6649,67 @@
           <w:sz w:val="32"/>
           <w:szCs w:val="32"/>
         </w:rPr>
-        <w:t xml:space="preserve">v_ uf]g'emf s;/L k|l;4 eP &lt; </w:t>
+        <w:t xml:space="preserve">v_ </w:t>
+      </w:r>
+      <w:proofErr w:type="spellStart"/>
+      <w:r>
+        <w:rPr>
+          <w:rFonts w:ascii="Preeti" w:hAnsi="Preeti"/>
+          <w:bCs/>
+          <w:sz w:val="32"/>
+          <w:szCs w:val="32"/>
+        </w:rPr>
+        <w:t>uf</w:t>
+      </w:r>
+      <w:proofErr w:type="spellEnd"/>
+      <w:r>
+        <w:rPr>
+          <w:rFonts w:ascii="Preeti" w:hAnsi="Preeti"/>
+          <w:bCs/>
+          <w:sz w:val="32"/>
+          <w:szCs w:val="32"/>
+        </w:rPr>
+        <w:t>]</w:t>
+      </w:r>
+      <w:proofErr w:type="spellStart"/>
+      <w:r>
+        <w:rPr>
+          <w:rFonts w:ascii="Preeti" w:hAnsi="Preeti"/>
+          <w:bCs/>
+          <w:sz w:val="32"/>
+          <w:szCs w:val="32"/>
+        </w:rPr>
+        <w:t>g'emf</w:t>
+      </w:r>
+      <w:proofErr w:type="spellEnd"/>
+      <w:r>
+        <w:rPr>
+          <w:rFonts w:ascii="Preeti" w:hAnsi="Preeti"/>
+          <w:bCs/>
+          <w:sz w:val="32"/>
+          <w:szCs w:val="32"/>
+        </w:rPr>
+        <w:t xml:space="preserve"> s;/L k|l;4 </w:t>
+      </w:r>
+      <w:proofErr w:type="spellStart"/>
+      <w:r>
+        <w:rPr>
+          <w:rFonts w:ascii="Preeti" w:hAnsi="Preeti"/>
+          <w:bCs/>
+          <w:sz w:val="32"/>
+          <w:szCs w:val="32"/>
+        </w:rPr>
+        <w:t>eP</w:t>
+      </w:r>
+      <w:proofErr w:type="spellEnd"/>
+      <w:r>
+        <w:rPr>
+          <w:rFonts w:ascii="Preeti" w:hAnsi="Preeti"/>
+          <w:bCs/>
+          <w:sz w:val="32"/>
+          <w:szCs w:val="32"/>
+        </w:rPr>
+        <w:t xml:space="preserve"> &lt; </w:t>
       </w:r>
     </w:p>
     <w:p>
@@ -2341,7 +6730,107 @@
           <w:sz w:val="32"/>
           <w:szCs w:val="32"/>
         </w:rPr>
-        <w:t xml:space="preserve">u_ ldlynf /fHosf /fhf s:tf :jefjsf lyP &lt; </w:t>
+        <w:t xml:space="preserve">u_ </w:t>
+      </w:r>
+      <w:proofErr w:type="spellStart"/>
+      <w:r>
+        <w:rPr>
+          <w:rFonts w:ascii="Preeti" w:hAnsi="Preeti"/>
+          <w:bCs/>
+          <w:sz w:val="32"/>
+          <w:szCs w:val="32"/>
+        </w:rPr>
+        <w:t>ldlynf</w:t>
+      </w:r>
+      <w:proofErr w:type="spellEnd"/>
+      <w:r>
+        <w:rPr>
+          <w:rFonts w:ascii="Preeti" w:hAnsi="Preeti"/>
+          <w:bCs/>
+          <w:sz w:val="32"/>
+          <w:szCs w:val="32"/>
+        </w:rPr>
+        <w:t xml:space="preserve"> /</w:t>
+      </w:r>
+      <w:proofErr w:type="spellStart"/>
+      <w:r>
+        <w:rPr>
+          <w:rFonts w:ascii="Preeti" w:hAnsi="Preeti"/>
+          <w:bCs/>
+          <w:sz w:val="32"/>
+          <w:szCs w:val="32"/>
+        </w:rPr>
+        <w:t>fHosf</w:t>
+      </w:r>
+      <w:proofErr w:type="spellEnd"/>
+      <w:r>
+        <w:rPr>
+          <w:rFonts w:ascii="Preeti" w:hAnsi="Preeti"/>
+          <w:bCs/>
+          <w:sz w:val="32"/>
+          <w:szCs w:val="32"/>
+        </w:rPr>
+        <w:t xml:space="preserve"> /</w:t>
+      </w:r>
+      <w:proofErr w:type="spellStart"/>
+      <w:r>
+        <w:rPr>
+          <w:rFonts w:ascii="Preeti" w:hAnsi="Preeti"/>
+          <w:bCs/>
+          <w:sz w:val="32"/>
+          <w:szCs w:val="32"/>
+        </w:rPr>
+        <w:t>fhf</w:t>
+      </w:r>
+      <w:proofErr w:type="spellEnd"/>
+      <w:r>
+        <w:rPr>
+          <w:rFonts w:ascii="Preeti" w:hAnsi="Preeti"/>
+          <w:bCs/>
+          <w:sz w:val="32"/>
+          <w:szCs w:val="32"/>
+        </w:rPr>
+        <w:t xml:space="preserve"> s:tf :</w:t>
+      </w:r>
+      <w:proofErr w:type="spellStart"/>
+      <w:r>
+        <w:rPr>
+          <w:rFonts w:ascii="Preeti" w:hAnsi="Preeti"/>
+          <w:bCs/>
+          <w:sz w:val="32"/>
+          <w:szCs w:val="32"/>
+        </w:rPr>
+        <w:t>jefjsf</w:t>
+      </w:r>
+      <w:proofErr w:type="spellEnd"/>
+      <w:r>
+        <w:rPr>
+          <w:rFonts w:ascii="Preeti" w:hAnsi="Preeti"/>
+          <w:bCs/>
+          <w:sz w:val="32"/>
+          <w:szCs w:val="32"/>
+        </w:rPr>
+        <w:t xml:space="preserve"> </w:t>
+      </w:r>
+      <w:proofErr w:type="spellStart"/>
+      <w:r>
+        <w:rPr>
+          <w:rFonts w:ascii="Preeti" w:hAnsi="Preeti"/>
+          <w:bCs/>
+          <w:sz w:val="32"/>
+          <w:szCs w:val="32"/>
+        </w:rPr>
+        <w:t>lyP</w:t>
+      </w:r>
+      <w:proofErr w:type="spellEnd"/>
+      <w:r>
+        <w:rPr>
+          <w:rFonts w:ascii="Preeti" w:hAnsi="Preeti"/>
+          <w:bCs/>
+          <w:sz w:val="32"/>
+          <w:szCs w:val="32"/>
+        </w:rPr>
+        <w:t xml:space="preserve"> &lt; </w:t>
       </w:r>
     </w:p>
     <w:p>
@@ -2362,7 +6851,107 @@
           <w:sz w:val="32"/>
           <w:szCs w:val="32"/>
         </w:rPr>
-        <w:t xml:space="preserve">3_ uf]g'emfn] ;efdf s:tf–s:tf k|:tfjx? NofpFy] &lt; </w:t>
+        <w:t xml:space="preserve">3_ </w:t>
+      </w:r>
+      <w:proofErr w:type="spellStart"/>
+      <w:r>
+        <w:rPr>
+          <w:rFonts w:ascii="Preeti" w:hAnsi="Preeti"/>
+          <w:bCs/>
+          <w:sz w:val="32"/>
+          <w:szCs w:val="32"/>
+        </w:rPr>
+        <w:t>uf</w:t>
+      </w:r>
+      <w:proofErr w:type="spellEnd"/>
+      <w:r>
+        <w:rPr>
+          <w:rFonts w:ascii="Preeti" w:hAnsi="Preeti"/>
+          <w:bCs/>
+          <w:sz w:val="32"/>
+          <w:szCs w:val="32"/>
+        </w:rPr>
+        <w:t>]</w:t>
+      </w:r>
+      <w:proofErr w:type="spellStart"/>
+      <w:r>
+        <w:rPr>
+          <w:rFonts w:ascii="Preeti" w:hAnsi="Preeti"/>
+          <w:bCs/>
+          <w:sz w:val="32"/>
+          <w:szCs w:val="32"/>
+        </w:rPr>
+        <w:t>g'emfn</w:t>
+      </w:r>
+      <w:proofErr w:type="spellEnd"/>
+      <w:r>
+        <w:rPr>
+          <w:rFonts w:ascii="Preeti" w:hAnsi="Preeti"/>
+          <w:bCs/>
+          <w:sz w:val="32"/>
+          <w:szCs w:val="32"/>
+        </w:rPr>
+        <w:t>] ;</w:t>
+      </w:r>
+      <w:proofErr w:type="spellStart"/>
+      <w:r>
+        <w:rPr>
+          <w:rFonts w:ascii="Preeti" w:hAnsi="Preeti"/>
+          <w:bCs/>
+          <w:sz w:val="32"/>
+          <w:szCs w:val="32"/>
+        </w:rPr>
+        <w:t>efdf</w:t>
+      </w:r>
+      <w:proofErr w:type="spellEnd"/>
+      <w:r>
+        <w:rPr>
+          <w:rFonts w:ascii="Preeti" w:hAnsi="Preeti"/>
+          <w:bCs/>
+          <w:sz w:val="32"/>
+          <w:szCs w:val="32"/>
+        </w:rPr>
+        <w:t xml:space="preserve"> s:tf–s:tf k|:</w:t>
+      </w:r>
+      <w:proofErr w:type="spellStart"/>
+      <w:r>
+        <w:rPr>
+          <w:rFonts w:ascii="Preeti" w:hAnsi="Preeti"/>
+          <w:bCs/>
+          <w:sz w:val="32"/>
+          <w:szCs w:val="32"/>
+        </w:rPr>
+        <w:t>tfjx</w:t>
+      </w:r>
+      <w:proofErr w:type="spellEnd"/>
+      <w:r>
+        <w:rPr>
+          <w:rFonts w:ascii="Preeti" w:hAnsi="Preeti"/>
+          <w:bCs/>
+          <w:sz w:val="32"/>
+          <w:szCs w:val="32"/>
+        </w:rPr>
+        <w:t xml:space="preserve">? </w:t>
+      </w:r>
+      <w:proofErr w:type="spellStart"/>
+      <w:r>
+        <w:rPr>
+          <w:rFonts w:ascii="Preeti" w:hAnsi="Preeti"/>
+          <w:bCs/>
+          <w:sz w:val="32"/>
+          <w:szCs w:val="32"/>
+        </w:rPr>
+        <w:t>NofpFy</w:t>
+      </w:r>
+      <w:proofErr w:type="spellEnd"/>
+      <w:r>
+        <w:rPr>
+          <w:rFonts w:ascii="Preeti" w:hAnsi="Preeti"/>
+          <w:bCs/>
+          <w:sz w:val="32"/>
+          <w:szCs w:val="32"/>
+        </w:rPr>
+        <w:t xml:space="preserve">] &lt; </w:t>
       </w:r>
     </w:p>
     <w:p>
@@ -2383,7 +6972,87 @@
           <w:sz w:val="32"/>
           <w:szCs w:val="32"/>
         </w:rPr>
-        <w:t xml:space="preserve">!)_ tnsf sljtf k9L pQ/ n]Vg'xf];\ . </w:t>
+        <w:t xml:space="preserve">!)_ </w:t>
+      </w:r>
+      <w:proofErr w:type="spellStart"/>
+      <w:r>
+        <w:rPr>
+          <w:rFonts w:ascii="Preeti" w:hAnsi="Preeti"/>
+          <w:b/>
+          <w:sz w:val="32"/>
+          <w:szCs w:val="32"/>
+        </w:rPr>
+        <w:t>tnsf</w:t>
+      </w:r>
+      <w:proofErr w:type="spellEnd"/>
+      <w:r>
+        <w:rPr>
+          <w:rFonts w:ascii="Preeti" w:hAnsi="Preeti"/>
+          <w:b/>
+          <w:sz w:val="32"/>
+          <w:szCs w:val="32"/>
+        </w:rPr>
+        <w:t xml:space="preserve"> </w:t>
+      </w:r>
+      <w:proofErr w:type="spellStart"/>
+      <w:r>
+        <w:rPr>
+          <w:rFonts w:ascii="Preeti" w:hAnsi="Preeti"/>
+          <w:b/>
+          <w:sz w:val="32"/>
+          <w:szCs w:val="32"/>
+        </w:rPr>
+        <w:t>sljtf</w:t>
+      </w:r>
+      <w:proofErr w:type="spellEnd"/>
+      <w:r>
+        <w:rPr>
+          <w:rFonts w:ascii="Preeti" w:hAnsi="Preeti"/>
+          <w:b/>
+          <w:sz w:val="32"/>
+          <w:szCs w:val="32"/>
+        </w:rPr>
+        <w:t xml:space="preserve"> k9L </w:t>
+      </w:r>
+      <w:proofErr w:type="spellStart"/>
+      <w:r>
+        <w:rPr>
+          <w:rFonts w:ascii="Preeti" w:hAnsi="Preeti"/>
+          <w:b/>
+          <w:sz w:val="32"/>
+          <w:szCs w:val="32"/>
+        </w:rPr>
+        <w:t>pQ</w:t>
+      </w:r>
+      <w:proofErr w:type="spellEnd"/>
+      <w:r>
+        <w:rPr>
+          <w:rFonts w:ascii="Preeti" w:hAnsi="Preeti"/>
+          <w:b/>
+          <w:sz w:val="32"/>
+          <w:szCs w:val="32"/>
+        </w:rPr>
+        <w:t>/ n]</w:t>
+      </w:r>
+      <w:proofErr w:type="spellStart"/>
+      <w:r>
+        <w:rPr>
+          <w:rFonts w:ascii="Preeti" w:hAnsi="Preeti"/>
+          <w:b/>
+          <w:sz w:val="32"/>
+          <w:szCs w:val="32"/>
+        </w:rPr>
+        <w:t>Vg'xf</w:t>
+      </w:r>
+      <w:proofErr w:type="spellEnd"/>
+      <w:r>
+        <w:rPr>
+          <w:rFonts w:ascii="Preeti" w:hAnsi="Preeti"/>
+          <w:b/>
+          <w:sz w:val="32"/>
+          <w:szCs w:val="32"/>
+        </w:rPr>
+        <w:t xml:space="preserve">];\ . </w:t>
       </w:r>
       <w:r>
         <w:rPr>
@@ -2442,14 +7111,25 @@
           <w:szCs w:val="32"/>
         </w:rPr>
       </w:pPr>
-      <w:r>
-        <w:rPr>
-          <w:rFonts w:ascii="Preeti" w:hAnsi="Preeti"/>
-          <w:bCs/>
-          <w:sz w:val="32"/>
-          <w:szCs w:val="32"/>
-        </w:rPr>
-        <w:t xml:space="preserve">zflGtk|]dL x'g'k5{ </w:t>
+      <w:proofErr w:type="spellStart"/>
+      <w:r>
+        <w:rPr>
+          <w:rFonts w:ascii="Preeti" w:hAnsi="Preeti"/>
+          <w:bCs/>
+          <w:sz w:val="32"/>
+          <w:szCs w:val="32"/>
+        </w:rPr>
+        <w:t>zflGtk</w:t>
+      </w:r>
+      <w:proofErr w:type="spellEnd"/>
+      <w:r>
+        <w:rPr>
+          <w:rFonts w:ascii="Preeti" w:hAnsi="Preeti"/>
+          <w:bCs/>
+          <w:sz w:val="32"/>
+          <w:szCs w:val="32"/>
+        </w:rPr>
+        <w:t xml:space="preserve">|]dL x'g'k5{ </w:t>
       </w:r>
     </w:p>
     <w:p>
@@ -2463,14 +7143,43 @@
           <w:szCs w:val="32"/>
         </w:rPr>
       </w:pPr>
-      <w:r>
-        <w:rPr>
-          <w:rFonts w:ascii="Preeti" w:hAnsi="Preeti"/>
-          <w:bCs/>
-          <w:sz w:val="32"/>
-          <w:szCs w:val="32"/>
-        </w:rPr>
-        <w:t xml:space="preserve">rGb|;'o{ 5'g'k5{ </w:t>
+      <w:proofErr w:type="spellStart"/>
+      <w:r>
+        <w:rPr>
+          <w:rFonts w:ascii="Preeti" w:hAnsi="Preeti"/>
+          <w:bCs/>
+          <w:sz w:val="32"/>
+          <w:szCs w:val="32"/>
+        </w:rPr>
+        <w:t>rGb</w:t>
+      </w:r>
+      <w:proofErr w:type="spellEnd"/>
+      <w:r>
+        <w:rPr>
+          <w:rFonts w:ascii="Preeti" w:hAnsi="Preeti"/>
+          <w:bCs/>
+          <w:sz w:val="32"/>
+          <w:szCs w:val="32"/>
+        </w:rPr>
+        <w:t>|;</w:t>
+      </w:r>
+      <w:r>
+        <w:rPr>
+          <w:rFonts w:ascii="Preeti" w:hAnsi="Preeti"/>
+          <w:bCs/>
+          <w:sz w:val="32"/>
+          <w:szCs w:val="32"/>
+        </w:rPr>
+        <w:t>"</w:t>
+      </w:r>
+      <w:r>
+        <w:rPr>
+          <w:rFonts w:ascii="Preeti" w:hAnsi="Preeti"/>
+          <w:bCs/>
+          <w:sz w:val="32"/>
+          <w:szCs w:val="32"/>
+        </w:rPr>
+        <w:t xml:space="preserve">o{ 5'g'k5{ </w:t>
       </w:r>
     </w:p>
     <w:p>
@@ -2491,7 +7200,47 @@
           <w:sz w:val="32"/>
           <w:szCs w:val="32"/>
         </w:rPr>
-        <w:t xml:space="preserve">j}dg:o] b]vf k/] </w:t>
+        <w:t>j}</w:t>
+      </w:r>
+      <w:proofErr w:type="spellStart"/>
+      <w:r>
+        <w:rPr>
+          <w:rFonts w:ascii="Preeti" w:hAnsi="Preeti"/>
+          <w:bCs/>
+          <w:sz w:val="32"/>
+          <w:szCs w:val="32"/>
+        </w:rPr>
+        <w:t>dg:o</w:t>
+      </w:r>
+      <w:proofErr w:type="spellEnd"/>
+      <w:r>
+        <w:rPr>
+          <w:rFonts w:ascii="Preeti" w:hAnsi="Preeti"/>
+          <w:bCs/>
+          <w:sz w:val="32"/>
+          <w:szCs w:val="32"/>
+        </w:rPr>
+        <w:t xml:space="preserve"> b]</w:t>
+      </w:r>
+      <w:proofErr w:type="spellStart"/>
+      <w:r>
+        <w:rPr>
+          <w:rFonts w:ascii="Preeti" w:hAnsi="Preeti"/>
+          <w:bCs/>
+          <w:sz w:val="32"/>
+          <w:szCs w:val="32"/>
+        </w:rPr>
+        <w:t>vf</w:t>
+      </w:r>
+      <w:proofErr w:type="spellEnd"/>
+      <w:r>
+        <w:rPr>
+          <w:rFonts w:ascii="Preeti" w:hAnsi="Preeti"/>
+          <w:bCs/>
+          <w:sz w:val="32"/>
+          <w:szCs w:val="32"/>
+        </w:rPr>
+        <w:t xml:space="preserve"> k/] </w:t>
       </w:r>
     </w:p>
     <w:p>
@@ -2512,7 +7261,27 @@
           <w:sz w:val="32"/>
           <w:szCs w:val="32"/>
         </w:rPr>
-        <w:t xml:space="preserve">;b\efjn] w'g'k5{ . </w:t>
+        <w:t>;b\</w:t>
+      </w:r>
+      <w:proofErr w:type="spellStart"/>
+      <w:r>
+        <w:rPr>
+          <w:rFonts w:ascii="Preeti" w:hAnsi="Preeti"/>
+          <w:bCs/>
+          <w:sz w:val="32"/>
+          <w:szCs w:val="32"/>
+        </w:rPr>
+        <w:t>efjn</w:t>
+      </w:r>
+      <w:proofErr w:type="spellEnd"/>
+      <w:r>
+        <w:rPr>
+          <w:rFonts w:ascii="Preeti" w:hAnsi="Preeti"/>
+          <w:bCs/>
+          <w:sz w:val="32"/>
+          <w:szCs w:val="32"/>
+        </w:rPr>
+        <w:t xml:space="preserve">] w'g'k5{ . </w:t>
       </w:r>
     </w:p>
     <w:p>
@@ -2526,14 +7295,25 @@
           <w:szCs w:val="32"/>
         </w:rPr>
       </w:pPr>
-      <w:r>
-        <w:rPr>
-          <w:rFonts w:ascii="Preeti" w:hAnsi="Preeti"/>
-          <w:b/>
-          <w:sz w:val="32"/>
-          <w:szCs w:val="32"/>
-        </w:rPr>
-        <w:t xml:space="preserve">k|Zgx? M </w:t>
+      <w:proofErr w:type="spellStart"/>
+      <w:r>
+        <w:rPr>
+          <w:rFonts w:ascii="Preeti" w:hAnsi="Preeti"/>
+          <w:b/>
+          <w:sz w:val="32"/>
+          <w:szCs w:val="32"/>
+        </w:rPr>
+        <w:t>k|Zgx</w:t>
+      </w:r>
+      <w:proofErr w:type="spellEnd"/>
+      <w:r>
+        <w:rPr>
+          <w:rFonts w:ascii="Preeti" w:hAnsi="Preeti"/>
+          <w:b/>
+          <w:sz w:val="32"/>
+          <w:szCs w:val="32"/>
+        </w:rPr>
+        <w:t xml:space="preserve">? M </w:t>
       </w:r>
     </w:p>
     <w:p>
@@ -2554,7 +7334,147 @@
           <w:sz w:val="32"/>
           <w:szCs w:val="32"/>
         </w:rPr>
-        <w:t xml:space="preserve">s_ dfly lbOPsf x/kmx? s'g sljtfsf] c+z xf] &lt; </w:t>
+        <w:t xml:space="preserve">s_ </w:t>
+      </w:r>
+      <w:proofErr w:type="spellStart"/>
+      <w:r>
+        <w:rPr>
+          <w:rFonts w:ascii="Preeti" w:hAnsi="Preeti"/>
+          <w:bCs/>
+          <w:sz w:val="32"/>
+          <w:szCs w:val="32"/>
+        </w:rPr>
+        <w:t>dfly</w:t>
+      </w:r>
+      <w:proofErr w:type="spellEnd"/>
+      <w:r>
+        <w:rPr>
+          <w:rFonts w:ascii="Preeti" w:hAnsi="Preeti"/>
+          <w:bCs/>
+          <w:sz w:val="32"/>
+          <w:szCs w:val="32"/>
+        </w:rPr>
+        <w:t xml:space="preserve"> </w:t>
+      </w:r>
+      <w:proofErr w:type="spellStart"/>
+      <w:r>
+        <w:rPr>
+          <w:rFonts w:ascii="Preeti" w:hAnsi="Preeti"/>
+          <w:bCs/>
+          <w:sz w:val="32"/>
+          <w:szCs w:val="32"/>
+        </w:rPr>
+        <w:t>lbOPsf</w:t>
+      </w:r>
+      <w:proofErr w:type="spellEnd"/>
+      <w:r>
+        <w:rPr>
+          <w:rFonts w:ascii="Preeti" w:hAnsi="Preeti"/>
+          <w:bCs/>
+          <w:sz w:val="32"/>
+          <w:szCs w:val="32"/>
+        </w:rPr>
+        <w:t xml:space="preserve"> x/</w:t>
+      </w:r>
+      <w:proofErr w:type="spellStart"/>
+      <w:r>
+        <w:rPr>
+          <w:rFonts w:ascii="Preeti" w:hAnsi="Preeti"/>
+          <w:bCs/>
+          <w:sz w:val="32"/>
+          <w:szCs w:val="32"/>
+        </w:rPr>
+        <w:t>kmx</w:t>
+      </w:r>
+      <w:proofErr w:type="spellEnd"/>
+      <w:r>
+        <w:rPr>
+          <w:rFonts w:ascii="Preeti" w:hAnsi="Preeti"/>
+          <w:bCs/>
+          <w:sz w:val="32"/>
+          <w:szCs w:val="32"/>
+        </w:rPr>
+        <w:t xml:space="preserve">? </w:t>
+      </w:r>
+      <w:proofErr w:type="spellStart"/>
+      <w:r>
+        <w:rPr>
+          <w:rFonts w:ascii="Preeti" w:hAnsi="Preeti"/>
+          <w:bCs/>
+          <w:sz w:val="32"/>
+          <w:szCs w:val="32"/>
+        </w:rPr>
+        <w:t>s'g</w:t>
+      </w:r>
+      <w:proofErr w:type="spellEnd"/>
+      <w:r>
+        <w:rPr>
+          <w:rFonts w:ascii="Preeti" w:hAnsi="Preeti"/>
+          <w:bCs/>
+          <w:sz w:val="32"/>
+          <w:szCs w:val="32"/>
+        </w:rPr>
+        <w:t xml:space="preserve"> </w:t>
+      </w:r>
+      <w:proofErr w:type="spellStart"/>
+      <w:r>
+        <w:rPr>
+          <w:rFonts w:ascii="Preeti" w:hAnsi="Preeti"/>
+          <w:bCs/>
+          <w:sz w:val="32"/>
+          <w:szCs w:val="32"/>
+        </w:rPr>
+        <w:t>sljtfsf</w:t>
+      </w:r>
+      <w:proofErr w:type="spellEnd"/>
+      <w:r>
+        <w:rPr>
+          <w:rFonts w:ascii="Preeti" w:hAnsi="Preeti"/>
+          <w:bCs/>
+          <w:sz w:val="32"/>
+          <w:szCs w:val="32"/>
+        </w:rPr>
+        <w:t xml:space="preserve">] </w:t>
+      </w:r>
+      <w:proofErr w:type="spellStart"/>
+      <w:r>
+        <w:rPr>
+          <w:rFonts w:ascii="Preeti" w:hAnsi="Preeti"/>
+          <w:bCs/>
+          <w:sz w:val="32"/>
+          <w:szCs w:val="32"/>
+        </w:rPr>
+        <w:t>c+z</w:t>
+      </w:r>
+      <w:proofErr w:type="spellEnd"/>
+      <w:r>
+        <w:rPr>
+          <w:rFonts w:ascii="Preeti" w:hAnsi="Preeti"/>
+          <w:bCs/>
+          <w:sz w:val="32"/>
+          <w:szCs w:val="32"/>
+        </w:rPr>
+        <w:t xml:space="preserve"> </w:t>
+      </w:r>
+      <w:proofErr w:type="spellStart"/>
+      <w:r>
+        <w:rPr>
+          <w:rFonts w:ascii="Preeti" w:hAnsi="Preeti"/>
+          <w:bCs/>
+          <w:sz w:val="32"/>
+          <w:szCs w:val="32"/>
+        </w:rPr>
+        <w:t>xf</w:t>
+      </w:r>
+      <w:proofErr w:type="spellEnd"/>
+      <w:r>
+        <w:rPr>
+          <w:rFonts w:ascii="Preeti" w:hAnsi="Preeti"/>
+          <w:bCs/>
+          <w:sz w:val="32"/>
+          <w:szCs w:val="32"/>
+        </w:rPr>
+        <w:t xml:space="preserve">] &lt; </w:t>
       </w:r>
     </w:p>
     <w:p>
@@ -2575,7 +7495,27 @@
           <w:sz w:val="32"/>
           <w:szCs w:val="32"/>
         </w:rPr>
-        <w:t xml:space="preserve">v_ dflg; s:tf] x'g'k5{ &lt; </w:t>
+        <w:t xml:space="preserve">v_ </w:t>
+      </w:r>
+      <w:proofErr w:type="spellStart"/>
+      <w:r>
+        <w:rPr>
+          <w:rFonts w:ascii="Preeti" w:hAnsi="Preeti"/>
+          <w:bCs/>
+          <w:sz w:val="32"/>
+          <w:szCs w:val="32"/>
+        </w:rPr>
+        <w:t>dflg</w:t>
+      </w:r>
+      <w:proofErr w:type="spellEnd"/>
+      <w:r>
+        <w:rPr>
+          <w:rFonts w:ascii="Preeti" w:hAnsi="Preeti"/>
+          <w:bCs/>
+          <w:sz w:val="32"/>
+          <w:szCs w:val="32"/>
+        </w:rPr>
+        <w:t xml:space="preserve">; s:tf] x'g'k5{ &lt; </w:t>
       </w:r>
     </w:p>
     <w:p>
@@ -2596,7 +7536,27 @@
           <w:sz w:val="32"/>
           <w:szCs w:val="32"/>
         </w:rPr>
-        <w:t xml:space="preserve">u_ dflg;n] s] 5'g'k5{ &lt; </w:t>
+        <w:t xml:space="preserve">u_ </w:t>
+      </w:r>
+      <w:proofErr w:type="spellStart"/>
+      <w:r>
+        <w:rPr>
+          <w:rFonts w:ascii="Preeti" w:hAnsi="Preeti"/>
+          <w:bCs/>
+          <w:sz w:val="32"/>
+          <w:szCs w:val="32"/>
+        </w:rPr>
+        <w:t>dflg;n</w:t>
+      </w:r>
+      <w:proofErr w:type="spellEnd"/>
+      <w:r>
+        <w:rPr>
+          <w:rFonts w:ascii="Preeti" w:hAnsi="Preeti"/>
+          <w:bCs/>
+          <w:sz w:val="32"/>
+          <w:szCs w:val="32"/>
+        </w:rPr>
+        <w:t xml:space="preserve">] s] 5'g'k5{ &lt; </w:t>
       </w:r>
     </w:p>
     <w:p>
@@ -2617,7 +7577,67 @@
           <w:sz w:val="32"/>
           <w:szCs w:val="32"/>
         </w:rPr>
-        <w:t xml:space="preserve">3_ æj}dg:osf]Æ cy{ s] xf] &lt; </w:t>
+        <w:t xml:space="preserve">3_ </w:t>
+      </w:r>
+      <w:proofErr w:type="spellStart"/>
+      <w:r>
+        <w:rPr>
+          <w:rFonts w:ascii="Preeti" w:hAnsi="Preeti"/>
+          <w:bCs/>
+          <w:sz w:val="32"/>
+          <w:szCs w:val="32"/>
+        </w:rPr>
+        <w:t>æj</w:t>
+      </w:r>
+      <w:proofErr w:type="spellEnd"/>
+      <w:r>
+        <w:rPr>
+          <w:rFonts w:ascii="Preeti" w:hAnsi="Preeti"/>
+          <w:bCs/>
+          <w:sz w:val="32"/>
+          <w:szCs w:val="32"/>
+        </w:rPr>
+        <w:t>}</w:t>
+      </w:r>
+      <w:proofErr w:type="spellStart"/>
+      <w:r>
+        <w:rPr>
+          <w:rFonts w:ascii="Preeti" w:hAnsi="Preeti"/>
+          <w:bCs/>
+          <w:sz w:val="32"/>
+          <w:szCs w:val="32"/>
+        </w:rPr>
+        <w:t>dg:osf</w:t>
+      </w:r>
+      <w:proofErr w:type="spellEnd"/>
+      <w:r>
+        <w:rPr>
+          <w:rFonts w:ascii="Preeti" w:hAnsi="Preeti"/>
+          <w:bCs/>
+          <w:sz w:val="32"/>
+          <w:szCs w:val="32"/>
+        </w:rPr>
+        <w:t xml:space="preserve">]Æ cy{ s] </w:t>
+      </w:r>
+      <w:proofErr w:type="spellStart"/>
+      <w:r>
+        <w:rPr>
+          <w:rFonts w:ascii="Preeti" w:hAnsi="Preeti"/>
+          <w:bCs/>
+          <w:sz w:val="32"/>
+          <w:szCs w:val="32"/>
+        </w:rPr>
+        <w:t>xf</w:t>
+      </w:r>
+      <w:proofErr w:type="spellEnd"/>
+      <w:r>
+        <w:rPr>
+          <w:rFonts w:ascii="Preeti" w:hAnsi="Preeti"/>
+          <w:bCs/>
+          <w:sz w:val="32"/>
+          <w:szCs w:val="32"/>
+        </w:rPr>
+        <w:t xml:space="preserve">] &lt; </w:t>
       </w:r>
     </w:p>
     <w:p>
@@ -2638,7 +7658,107 @@
           <w:sz w:val="32"/>
           <w:szCs w:val="32"/>
         </w:rPr>
-        <w:t xml:space="preserve">!!_ cy{ v'nfP/ n]Vg'xf];\ . -s'g} Pssf] dfq_ </w:t>
+        <w:t xml:space="preserve">!!_ cy{ </w:t>
+      </w:r>
+      <w:proofErr w:type="spellStart"/>
+      <w:r>
+        <w:rPr>
+          <w:rFonts w:ascii="Preeti" w:hAnsi="Preeti"/>
+          <w:b/>
+          <w:sz w:val="32"/>
+          <w:szCs w:val="32"/>
+        </w:rPr>
+        <w:t>v'nfP</w:t>
+      </w:r>
+      <w:proofErr w:type="spellEnd"/>
+      <w:r>
+        <w:rPr>
+          <w:rFonts w:ascii="Preeti" w:hAnsi="Preeti"/>
+          <w:b/>
+          <w:sz w:val="32"/>
+          <w:szCs w:val="32"/>
+        </w:rPr>
+        <w:t>/ n]</w:t>
+      </w:r>
+      <w:proofErr w:type="spellStart"/>
+      <w:r>
+        <w:rPr>
+          <w:rFonts w:ascii="Preeti" w:hAnsi="Preeti"/>
+          <w:b/>
+          <w:sz w:val="32"/>
+          <w:szCs w:val="32"/>
+        </w:rPr>
+        <w:t>Vg'xf</w:t>
+      </w:r>
+      <w:proofErr w:type="spellEnd"/>
+      <w:r>
+        <w:rPr>
+          <w:rFonts w:ascii="Preeti" w:hAnsi="Preeti"/>
+          <w:b/>
+          <w:sz w:val="32"/>
+          <w:szCs w:val="32"/>
+        </w:rPr>
+        <w:t>];\ . -</w:t>
+      </w:r>
+      <w:proofErr w:type="spellStart"/>
+      <w:r>
+        <w:rPr>
+          <w:rFonts w:ascii="Preeti" w:hAnsi="Preeti"/>
+          <w:b/>
+          <w:sz w:val="32"/>
+          <w:szCs w:val="32"/>
+        </w:rPr>
+        <w:t>s'g</w:t>
+      </w:r>
+      <w:proofErr w:type="spellEnd"/>
+      <w:r>
+        <w:rPr>
+          <w:rFonts w:ascii="Preeti" w:hAnsi="Preeti"/>
+          <w:b/>
+          <w:sz w:val="32"/>
+          <w:szCs w:val="32"/>
+        </w:rPr>
+        <w:t xml:space="preserve">} </w:t>
+      </w:r>
+      <w:proofErr w:type="spellStart"/>
+      <w:r>
+        <w:rPr>
+          <w:rFonts w:ascii="Preeti" w:hAnsi="Preeti"/>
+          <w:b/>
+          <w:sz w:val="32"/>
+          <w:szCs w:val="32"/>
+        </w:rPr>
+        <w:t>Pssf</w:t>
+      </w:r>
+      <w:proofErr w:type="spellEnd"/>
+      <w:r>
+        <w:rPr>
+          <w:rFonts w:ascii="Preeti" w:hAnsi="Preeti"/>
+          <w:b/>
+          <w:sz w:val="32"/>
+          <w:szCs w:val="32"/>
+        </w:rPr>
+        <w:t xml:space="preserve">] </w:t>
+      </w:r>
+      <w:proofErr w:type="spellStart"/>
+      <w:r>
+        <w:rPr>
+          <w:rFonts w:ascii="Preeti" w:hAnsi="Preeti"/>
+          <w:b/>
+          <w:sz w:val="32"/>
+          <w:szCs w:val="32"/>
+        </w:rPr>
+        <w:t>dfq</w:t>
+      </w:r>
+      <w:proofErr w:type="spellEnd"/>
+      <w:r>
+        <w:rPr>
+          <w:rFonts w:ascii="Preeti" w:hAnsi="Preeti"/>
+          <w:b/>
+          <w:sz w:val="32"/>
+          <w:szCs w:val="32"/>
+        </w:rPr>
+        <w:t xml:space="preserve">_ </w:t>
       </w:r>
       <w:r>
         <w:rPr>
@@ -2695,7 +7815,67 @@
           <w:sz w:val="32"/>
           <w:szCs w:val="32"/>
         </w:rPr>
-        <w:t xml:space="preserve">s_ dfof klg s:tf] dfof </w:t>
+        <w:t xml:space="preserve">s_ </w:t>
+      </w:r>
+      <w:proofErr w:type="spellStart"/>
+      <w:r>
+        <w:rPr>
+          <w:rFonts w:ascii="Preeti" w:hAnsi="Preeti"/>
+          <w:bCs/>
+          <w:sz w:val="32"/>
+          <w:szCs w:val="32"/>
+        </w:rPr>
+        <w:t>dfof</w:t>
+      </w:r>
+      <w:proofErr w:type="spellEnd"/>
+      <w:r>
+        <w:rPr>
+          <w:rFonts w:ascii="Preeti" w:hAnsi="Preeti"/>
+          <w:bCs/>
+          <w:sz w:val="32"/>
+          <w:szCs w:val="32"/>
+        </w:rPr>
+        <w:t xml:space="preserve"> </w:t>
+      </w:r>
+      <w:proofErr w:type="spellStart"/>
+      <w:r>
+        <w:rPr>
+          <w:rFonts w:ascii="Preeti" w:hAnsi="Preeti"/>
+          <w:bCs/>
+          <w:sz w:val="32"/>
+          <w:szCs w:val="32"/>
+        </w:rPr>
+        <w:t>klg</w:t>
+      </w:r>
+      <w:proofErr w:type="spellEnd"/>
+      <w:r>
+        <w:rPr>
+          <w:rFonts w:ascii="Preeti" w:hAnsi="Preeti"/>
+          <w:bCs/>
+          <w:sz w:val="32"/>
+          <w:szCs w:val="32"/>
+        </w:rPr>
+        <w:t xml:space="preserve"> s:tf] </w:t>
+      </w:r>
+      <w:proofErr w:type="spellStart"/>
+      <w:r>
+        <w:rPr>
+          <w:rFonts w:ascii="Preeti" w:hAnsi="Preeti"/>
+          <w:bCs/>
+          <w:sz w:val="32"/>
+          <w:szCs w:val="32"/>
+        </w:rPr>
+        <w:t>dfof</w:t>
+      </w:r>
+      <w:proofErr w:type="spellEnd"/>
+      <w:r>
+        <w:rPr>
+          <w:rFonts w:ascii="Preeti" w:hAnsi="Preeti"/>
+          <w:bCs/>
+          <w:sz w:val="32"/>
+          <w:szCs w:val="32"/>
+        </w:rPr>
+        <w:t xml:space="preserve"> </w:t>
       </w:r>
     </w:p>
     <w:p>
@@ -2709,14 +7889,45 @@
           <w:szCs w:val="32"/>
         </w:rPr>
       </w:pPr>
-      <w:r>
-        <w:rPr>
-          <w:rFonts w:ascii="Preeti" w:hAnsi="Preeti"/>
-          <w:bCs/>
-          <w:sz w:val="32"/>
-          <w:szCs w:val="32"/>
-        </w:rPr>
-        <w:t xml:space="preserve">lbg] s]an lbg] </w:t>
+      <w:proofErr w:type="spellStart"/>
+      <w:r>
+        <w:rPr>
+          <w:rFonts w:ascii="Preeti" w:hAnsi="Preeti"/>
+          <w:bCs/>
+          <w:sz w:val="32"/>
+          <w:szCs w:val="32"/>
+        </w:rPr>
+        <w:t>lbg</w:t>
+      </w:r>
+      <w:proofErr w:type="spellEnd"/>
+      <w:r>
+        <w:rPr>
+          <w:rFonts w:ascii="Preeti" w:hAnsi="Preeti"/>
+          <w:bCs/>
+          <w:sz w:val="32"/>
+          <w:szCs w:val="32"/>
+        </w:rPr>
+        <w:t xml:space="preserve">] s]an </w:t>
+      </w:r>
+      <w:proofErr w:type="spellStart"/>
+      <w:r>
+        <w:rPr>
+          <w:rFonts w:ascii="Preeti" w:hAnsi="Preeti"/>
+          <w:bCs/>
+          <w:sz w:val="32"/>
+          <w:szCs w:val="32"/>
+        </w:rPr>
+        <w:t>lbg</w:t>
+      </w:r>
+      <w:proofErr w:type="spellEnd"/>
+      <w:r>
+        <w:rPr>
+          <w:rFonts w:ascii="Preeti" w:hAnsi="Preeti"/>
+          <w:bCs/>
+          <w:sz w:val="32"/>
+          <w:szCs w:val="32"/>
+        </w:rPr>
+        <w:t xml:space="preserve">] </w:t>
       </w:r>
     </w:p>
     <w:p>
@@ -2737,7 +7948,47 @@
           <w:sz w:val="32"/>
           <w:szCs w:val="32"/>
         </w:rPr>
-        <w:t xml:space="preserve">;w}F zfGt ;w}F ;f}Eo </w:t>
+        <w:t xml:space="preserve">;w}F </w:t>
+      </w:r>
+      <w:proofErr w:type="spellStart"/>
+      <w:r>
+        <w:rPr>
+          <w:rFonts w:ascii="Preeti" w:hAnsi="Preeti"/>
+          <w:bCs/>
+          <w:sz w:val="32"/>
+          <w:szCs w:val="32"/>
+        </w:rPr>
+        <w:t>zfGt</w:t>
+      </w:r>
+      <w:proofErr w:type="spellEnd"/>
+      <w:r>
+        <w:rPr>
+          <w:rFonts w:ascii="Preeti" w:hAnsi="Preeti"/>
+          <w:bCs/>
+          <w:sz w:val="32"/>
+          <w:szCs w:val="32"/>
+        </w:rPr>
+        <w:t xml:space="preserve"> ;w}F ;f}</w:t>
+      </w:r>
+      <w:proofErr w:type="spellStart"/>
+      <w:r>
+        <w:rPr>
+          <w:rFonts w:ascii="Preeti" w:hAnsi="Preeti"/>
+          <w:bCs/>
+          <w:sz w:val="32"/>
+          <w:szCs w:val="32"/>
+        </w:rPr>
+        <w:t>Eo</w:t>
+      </w:r>
+      <w:proofErr w:type="spellEnd"/>
+      <w:r>
+        <w:rPr>
+          <w:rFonts w:ascii="Preeti" w:hAnsi="Preeti"/>
+          <w:bCs/>
+          <w:sz w:val="32"/>
+          <w:szCs w:val="32"/>
+        </w:rPr>
+        <w:t xml:space="preserve"> </w:t>
       </w:r>
     </w:p>
     <w:p>
@@ -2758,7 +8009,27 @@
           <w:sz w:val="32"/>
           <w:szCs w:val="32"/>
         </w:rPr>
-        <w:t xml:space="preserve">g ?g] g xfF:g] </w:t>
+        <w:t xml:space="preserve">g ?g] g </w:t>
+      </w:r>
+      <w:proofErr w:type="spellStart"/>
+      <w:r>
+        <w:rPr>
+          <w:rFonts w:ascii="Preeti" w:hAnsi="Preeti"/>
+          <w:bCs/>
+          <w:sz w:val="32"/>
+          <w:szCs w:val="32"/>
+        </w:rPr>
+        <w:t>xfF:g</w:t>
+      </w:r>
+      <w:proofErr w:type="spellEnd"/>
+      <w:r>
+        <w:rPr>
+          <w:rFonts w:ascii="Preeti" w:hAnsi="Preeti"/>
+          <w:bCs/>
+          <w:sz w:val="32"/>
+          <w:szCs w:val="32"/>
+        </w:rPr>
+        <w:t xml:space="preserve">] </w:t>
       </w:r>
     </w:p>
     <w:p>
@@ -2779,7 +8050,67 @@
           <w:sz w:val="32"/>
           <w:szCs w:val="32"/>
         </w:rPr>
-        <w:t xml:space="preserve">v_ v]ns'bsf rf/ j6f kmfObfx? n]Vg'xf];\ . </w:t>
+        <w:t>v_ v]</w:t>
+      </w:r>
+      <w:proofErr w:type="spellStart"/>
+      <w:r>
+        <w:rPr>
+          <w:rFonts w:ascii="Preeti" w:hAnsi="Preeti"/>
+          <w:b/>
+          <w:sz w:val="32"/>
+          <w:szCs w:val="32"/>
+        </w:rPr>
+        <w:t>ns'bsf</w:t>
+      </w:r>
+      <w:proofErr w:type="spellEnd"/>
+      <w:r>
+        <w:rPr>
+          <w:rFonts w:ascii="Preeti" w:hAnsi="Preeti"/>
+          <w:b/>
+          <w:sz w:val="32"/>
+          <w:szCs w:val="32"/>
+        </w:rPr>
+        <w:t xml:space="preserve"> rf/ j6f </w:t>
+      </w:r>
+      <w:proofErr w:type="spellStart"/>
+      <w:r>
+        <w:rPr>
+          <w:rFonts w:ascii="Preeti" w:hAnsi="Preeti"/>
+          <w:b/>
+          <w:sz w:val="32"/>
+          <w:szCs w:val="32"/>
+        </w:rPr>
+        <w:t>kmfObfx</w:t>
+      </w:r>
+      <w:proofErr w:type="spellEnd"/>
+      <w:r>
+        <w:rPr>
+          <w:rFonts w:ascii="Preeti" w:hAnsi="Preeti"/>
+          <w:b/>
+          <w:sz w:val="32"/>
+          <w:szCs w:val="32"/>
+        </w:rPr>
+        <w:t>? n]</w:t>
+      </w:r>
+      <w:proofErr w:type="spellStart"/>
+      <w:r>
+        <w:rPr>
+          <w:rFonts w:ascii="Preeti" w:hAnsi="Preeti"/>
+          <w:b/>
+          <w:sz w:val="32"/>
+          <w:szCs w:val="32"/>
+        </w:rPr>
+        <w:t>Vg'xf</w:t>
+      </w:r>
+      <w:proofErr w:type="spellEnd"/>
+      <w:r>
+        <w:rPr>
+          <w:rFonts w:ascii="Preeti" w:hAnsi="Preeti"/>
+          <w:b/>
+          <w:sz w:val="32"/>
+          <w:szCs w:val="32"/>
+        </w:rPr>
+        <w:t xml:space="preserve">];\ . </w:t>
       </w:r>
       <w:r>
         <w:rPr>
@@ -2824,7 +8155,7 @@
           <w:sz w:val="32"/>
           <w:szCs w:val="32"/>
         </w:rPr>
-        <w:t xml:space="preserve">-$_ </w:t>
+        <w:t xml:space="preserve"> </w:t>
       </w:r>
     </w:p>
     <w:p>
@@ -2845,7 +8176,67 @@
           <w:sz w:val="32"/>
           <w:szCs w:val="32"/>
         </w:rPr>
-        <w:t xml:space="preserve">!@_ s'g} Ps dfq ug'{xf];\ . </w:t>
+        <w:t xml:space="preserve">!@_ </w:t>
+      </w:r>
+      <w:proofErr w:type="spellStart"/>
+      <w:r>
+        <w:rPr>
+          <w:rFonts w:ascii="Preeti" w:hAnsi="Preeti"/>
+          <w:b/>
+          <w:sz w:val="32"/>
+          <w:szCs w:val="32"/>
+        </w:rPr>
+        <w:t>s'g</w:t>
+      </w:r>
+      <w:proofErr w:type="spellEnd"/>
+      <w:r>
+        <w:rPr>
+          <w:rFonts w:ascii="Preeti" w:hAnsi="Preeti"/>
+          <w:b/>
+          <w:sz w:val="32"/>
+          <w:szCs w:val="32"/>
+        </w:rPr>
+        <w:t xml:space="preserve">} Ps </w:t>
+      </w:r>
+      <w:proofErr w:type="spellStart"/>
+      <w:r>
+        <w:rPr>
+          <w:rFonts w:ascii="Preeti" w:hAnsi="Preeti"/>
+          <w:b/>
+          <w:sz w:val="32"/>
+          <w:szCs w:val="32"/>
+        </w:rPr>
+        <w:t>dfq</w:t>
+      </w:r>
+      <w:proofErr w:type="spellEnd"/>
+      <w:r>
+        <w:rPr>
+          <w:rFonts w:ascii="Preeti" w:hAnsi="Preeti"/>
+          <w:b/>
+          <w:sz w:val="32"/>
+          <w:szCs w:val="32"/>
+        </w:rPr>
+        <w:t xml:space="preserve"> ug'{</w:t>
+      </w:r>
+      <w:proofErr w:type="spellStart"/>
+      <w:r>
+        <w:rPr>
+          <w:rFonts w:ascii="Preeti" w:hAnsi="Preeti"/>
+          <w:b/>
+          <w:sz w:val="32"/>
+          <w:szCs w:val="32"/>
+        </w:rPr>
+        <w:t>xf</w:t>
+      </w:r>
+      <w:proofErr w:type="spellEnd"/>
+      <w:r>
+        <w:rPr>
+          <w:rFonts w:ascii="Preeti" w:hAnsi="Preeti"/>
+          <w:b/>
+          <w:sz w:val="32"/>
+          <w:szCs w:val="32"/>
+        </w:rPr>
+        <w:t xml:space="preserve">];\ . </w:t>
       </w:r>
       <w:r>
         <w:rPr>
@@ -2930,7 +8321,127 @@
           <w:sz w:val="32"/>
           <w:szCs w:val="32"/>
         </w:rPr>
-        <w:t xml:space="preserve">s_ sf7df08f}+df k9\g a;]sf] bfh'nfO{ hf8f] ljbfdf 3/ cfpg' eGb} lr7L n]Vg'xf];\ . </w:t>
+        <w:t>s_ sf7df08f}+</w:t>
+      </w:r>
+      <w:proofErr w:type="spellStart"/>
+      <w:r>
+        <w:rPr>
+          <w:rFonts w:ascii="Preeti" w:hAnsi="Preeti"/>
+          <w:bCs/>
+          <w:sz w:val="32"/>
+          <w:szCs w:val="32"/>
+        </w:rPr>
+        <w:t>df</w:t>
+      </w:r>
+      <w:proofErr w:type="spellEnd"/>
+      <w:r>
+        <w:rPr>
+          <w:rFonts w:ascii="Preeti" w:hAnsi="Preeti"/>
+          <w:bCs/>
+          <w:sz w:val="32"/>
+          <w:szCs w:val="32"/>
+        </w:rPr>
+        <w:t xml:space="preserve"> k9\g a;]sf] </w:t>
+      </w:r>
+      <w:proofErr w:type="spellStart"/>
+      <w:r>
+        <w:rPr>
+          <w:rFonts w:ascii="Preeti" w:hAnsi="Preeti"/>
+          <w:bCs/>
+          <w:sz w:val="32"/>
+          <w:szCs w:val="32"/>
+        </w:rPr>
+        <w:t>bfh'nfO</w:t>
+      </w:r>
+      <w:proofErr w:type="spellEnd"/>
+      <w:r>
+        <w:rPr>
+          <w:rFonts w:ascii="Preeti" w:hAnsi="Preeti"/>
+          <w:bCs/>
+          <w:sz w:val="32"/>
+          <w:szCs w:val="32"/>
+        </w:rPr>
+        <w:t xml:space="preserve">{ hf8f] </w:t>
+      </w:r>
+      <w:proofErr w:type="spellStart"/>
+      <w:r>
+        <w:rPr>
+          <w:rFonts w:ascii="Preeti" w:hAnsi="Preeti"/>
+          <w:bCs/>
+          <w:sz w:val="32"/>
+          <w:szCs w:val="32"/>
+        </w:rPr>
+        <w:t>ljbfdf</w:t>
+      </w:r>
+      <w:proofErr w:type="spellEnd"/>
+      <w:r>
+        <w:rPr>
+          <w:rFonts w:ascii="Preeti" w:hAnsi="Preeti"/>
+          <w:bCs/>
+          <w:sz w:val="32"/>
+          <w:szCs w:val="32"/>
+        </w:rPr>
+        <w:t xml:space="preserve"> 3/ </w:t>
+      </w:r>
+      <w:proofErr w:type="spellStart"/>
+      <w:r>
+        <w:rPr>
+          <w:rFonts w:ascii="Preeti" w:hAnsi="Preeti"/>
+          <w:bCs/>
+          <w:sz w:val="32"/>
+          <w:szCs w:val="32"/>
+        </w:rPr>
+        <w:t>cfpg</w:t>
+      </w:r>
+      <w:proofErr w:type="spellEnd"/>
+      <w:r>
+        <w:rPr>
+          <w:rFonts w:ascii="Preeti" w:hAnsi="Preeti"/>
+          <w:bCs/>
+          <w:sz w:val="32"/>
+          <w:szCs w:val="32"/>
+        </w:rPr>
+        <w:t xml:space="preserve">' </w:t>
+      </w:r>
+      <w:proofErr w:type="spellStart"/>
+      <w:r>
+        <w:rPr>
+          <w:rFonts w:ascii="Preeti" w:hAnsi="Preeti"/>
+          <w:bCs/>
+          <w:sz w:val="32"/>
+          <w:szCs w:val="32"/>
+        </w:rPr>
+        <w:t>eGb</w:t>
+      </w:r>
+      <w:proofErr w:type="spellEnd"/>
+      <w:r>
+        <w:rPr>
+          <w:rFonts w:ascii="Preeti" w:hAnsi="Preeti"/>
+          <w:bCs/>
+          <w:sz w:val="32"/>
+          <w:szCs w:val="32"/>
+        </w:rPr>
+        <w:t>} lr7L n]</w:t>
+      </w:r>
+      <w:proofErr w:type="spellStart"/>
+      <w:r>
+        <w:rPr>
+          <w:rFonts w:ascii="Preeti" w:hAnsi="Preeti"/>
+          <w:bCs/>
+          <w:sz w:val="32"/>
+          <w:szCs w:val="32"/>
+        </w:rPr>
+        <w:t>Vg'xf</w:t>
+      </w:r>
+      <w:proofErr w:type="spellEnd"/>
+      <w:r>
+        <w:rPr>
+          <w:rFonts w:ascii="Preeti" w:hAnsi="Preeti"/>
+          <w:bCs/>
+          <w:sz w:val="32"/>
+          <w:szCs w:val="32"/>
+        </w:rPr>
+        <w:t xml:space="preserve">];\ . </w:t>
       </w:r>
     </w:p>
     <w:p>
@@ -2944,6 +8455,7 @@
           <w:szCs w:val="32"/>
         </w:rPr>
       </w:pPr>
+      <w:proofErr w:type="spellStart"/>
       <w:r>
         <w:rPr>
           <w:rFonts w:ascii="Preeti" w:hAnsi="Preeti"/>
@@ -2953,6 +8465,7 @@
         </w:rPr>
         <w:t>cyjf</w:t>
       </w:r>
+      <w:proofErr w:type="spellEnd"/>
     </w:p>
     <w:p>
       <w:pPr>
@@ -2973,7 +8486,247 @@
           <w:sz w:val="32"/>
           <w:szCs w:val="32"/>
         </w:rPr>
-        <w:t xml:space="preserve">v_ cfkm\gf] ldNg] ;fyLsf] hGdlbgdf ;fyLnfO{ lbg] z'esfdgf kqsf] gd'gf tof/ kfg'{xf];\ . </w:t>
+        <w:t xml:space="preserve">v_ </w:t>
+      </w:r>
+      <w:proofErr w:type="spellStart"/>
+      <w:r>
+        <w:rPr>
+          <w:rFonts w:ascii="Preeti" w:hAnsi="Preeti"/>
+          <w:bCs/>
+          <w:sz w:val="32"/>
+          <w:szCs w:val="32"/>
+        </w:rPr>
+        <w:t>cfkm</w:t>
+      </w:r>
+      <w:proofErr w:type="spellEnd"/>
+      <w:r>
+        <w:rPr>
+          <w:rFonts w:ascii="Preeti" w:hAnsi="Preeti"/>
+          <w:bCs/>
+          <w:sz w:val="32"/>
+          <w:szCs w:val="32"/>
+        </w:rPr>
+        <w:t xml:space="preserve">\gf] </w:t>
+      </w:r>
+      <w:proofErr w:type="spellStart"/>
+      <w:r>
+        <w:rPr>
+          <w:rFonts w:ascii="Preeti" w:hAnsi="Preeti"/>
+          <w:bCs/>
+          <w:sz w:val="32"/>
+          <w:szCs w:val="32"/>
+        </w:rPr>
+        <w:t>ldNg</w:t>
+      </w:r>
+      <w:proofErr w:type="spellEnd"/>
+      <w:r>
+        <w:rPr>
+          <w:rFonts w:ascii="Preeti" w:hAnsi="Preeti"/>
+          <w:bCs/>
+          <w:sz w:val="32"/>
+          <w:szCs w:val="32"/>
+        </w:rPr>
+        <w:t>] ;</w:t>
+      </w:r>
+      <w:proofErr w:type="spellStart"/>
+      <w:r>
+        <w:rPr>
+          <w:rFonts w:ascii="Preeti" w:hAnsi="Preeti"/>
+          <w:bCs/>
+          <w:sz w:val="32"/>
+          <w:szCs w:val="32"/>
+        </w:rPr>
+        <w:t>fyLsf</w:t>
+      </w:r>
+      <w:proofErr w:type="spellEnd"/>
+      <w:r>
+        <w:rPr>
+          <w:rFonts w:ascii="Preeti" w:hAnsi="Preeti"/>
+          <w:bCs/>
+          <w:sz w:val="32"/>
+          <w:szCs w:val="32"/>
+        </w:rPr>
+        <w:t xml:space="preserve">] </w:t>
+      </w:r>
+      <w:proofErr w:type="spellStart"/>
+      <w:r>
+        <w:rPr>
+          <w:rFonts w:ascii="Preeti" w:hAnsi="Preeti"/>
+          <w:bCs/>
+          <w:sz w:val="32"/>
+          <w:szCs w:val="32"/>
+        </w:rPr>
+        <w:t>hGdlbgdf</w:t>
+      </w:r>
+      <w:proofErr w:type="spellEnd"/>
+      <w:r>
+        <w:rPr>
+          <w:rFonts w:ascii="Preeti" w:hAnsi="Preeti"/>
+          <w:bCs/>
+          <w:sz w:val="32"/>
+          <w:szCs w:val="32"/>
+        </w:rPr>
+        <w:t xml:space="preserve"> ;</w:t>
+      </w:r>
+      <w:proofErr w:type="spellStart"/>
+      <w:r>
+        <w:rPr>
+          <w:rFonts w:ascii="Preeti" w:hAnsi="Preeti"/>
+          <w:bCs/>
+          <w:sz w:val="32"/>
+          <w:szCs w:val="32"/>
+        </w:rPr>
+        <w:t>fyLnfO</w:t>
+      </w:r>
+      <w:proofErr w:type="spellEnd"/>
+      <w:r>
+        <w:rPr>
+          <w:rFonts w:ascii="Preeti" w:hAnsi="Preeti"/>
+          <w:bCs/>
+          <w:sz w:val="32"/>
+          <w:szCs w:val="32"/>
+        </w:rPr>
+        <w:t xml:space="preserve">{ </w:t>
+      </w:r>
+      <w:proofErr w:type="spellStart"/>
+      <w:r>
+        <w:rPr>
+          <w:rFonts w:ascii="Preeti" w:hAnsi="Preeti"/>
+          <w:bCs/>
+          <w:sz w:val="32"/>
+          <w:szCs w:val="32"/>
+        </w:rPr>
+        <w:t>lbg</w:t>
+      </w:r>
+      <w:proofErr w:type="spellEnd"/>
+      <w:r>
+        <w:rPr>
+          <w:rFonts w:ascii="Preeti" w:hAnsi="Preeti"/>
+          <w:bCs/>
+          <w:sz w:val="32"/>
+          <w:szCs w:val="32"/>
+        </w:rPr>
+        <w:t xml:space="preserve">] </w:t>
+      </w:r>
+      <w:proofErr w:type="spellStart"/>
+      <w:r>
+        <w:rPr>
+          <w:rFonts w:ascii="Preeti" w:hAnsi="Preeti"/>
+          <w:bCs/>
+          <w:sz w:val="32"/>
+          <w:szCs w:val="32"/>
+        </w:rPr>
+        <w:t>z'esfdgf</w:t>
+      </w:r>
+      <w:proofErr w:type="spellEnd"/>
+      <w:r>
+        <w:rPr>
+          <w:rFonts w:ascii="Preeti" w:hAnsi="Preeti"/>
+          <w:bCs/>
+          <w:sz w:val="32"/>
+          <w:szCs w:val="32"/>
+        </w:rPr>
+        <w:t xml:space="preserve"> </w:t>
+      </w:r>
+      <w:proofErr w:type="spellStart"/>
+      <w:r>
+        <w:rPr>
+          <w:rFonts w:ascii="Preeti" w:hAnsi="Preeti"/>
+          <w:bCs/>
+          <w:sz w:val="32"/>
+          <w:szCs w:val="32"/>
+        </w:rPr>
+        <w:t>kqsf</w:t>
+      </w:r>
+      <w:proofErr w:type="spellEnd"/>
+      <w:r>
+        <w:rPr>
+          <w:rFonts w:ascii="Preeti" w:hAnsi="Preeti"/>
+          <w:bCs/>
+          <w:sz w:val="32"/>
+          <w:szCs w:val="32"/>
+        </w:rPr>
+        <w:t xml:space="preserve">] </w:t>
+      </w:r>
+      <w:proofErr w:type="spellStart"/>
+      <w:r>
+        <w:rPr>
+          <w:rFonts w:ascii="Preeti" w:hAnsi="Preeti"/>
+          <w:bCs/>
+          <w:sz w:val="32"/>
+          <w:szCs w:val="32"/>
+        </w:rPr>
+        <w:t>gd'gf</w:t>
+      </w:r>
+      <w:proofErr w:type="spellEnd"/>
+      <w:r>
+        <w:rPr>
+          <w:rFonts w:ascii="Preeti" w:hAnsi="Preeti"/>
+          <w:bCs/>
+          <w:sz w:val="32"/>
+          <w:szCs w:val="32"/>
+        </w:rPr>
+        <w:t xml:space="preserve"> </w:t>
+      </w:r>
+      <w:proofErr w:type="spellStart"/>
+      <w:r>
+        <w:rPr>
+          <w:rFonts w:ascii="Preeti" w:hAnsi="Preeti"/>
+          <w:bCs/>
+          <w:sz w:val="32"/>
+          <w:szCs w:val="32"/>
+        </w:rPr>
+        <w:t>tof</w:t>
+      </w:r>
+      <w:proofErr w:type="spellEnd"/>
+      <w:r>
+        <w:rPr>
+          <w:rFonts w:ascii="Preeti" w:hAnsi="Preeti"/>
+          <w:bCs/>
+          <w:sz w:val="32"/>
+          <w:szCs w:val="32"/>
+        </w:rPr>
+        <w:t xml:space="preserve">/ </w:t>
+      </w:r>
+      <w:proofErr w:type="spellStart"/>
+      <w:r>
+        <w:rPr>
+          <w:rFonts w:ascii="Preeti" w:hAnsi="Preeti"/>
+          <w:bCs/>
+          <w:sz w:val="32"/>
+          <w:szCs w:val="32"/>
+        </w:rPr>
+        <w:t>kfg</w:t>
+      </w:r>
+      <w:proofErr w:type="spellEnd"/>
+      <w:r>
+        <w:rPr>
+          <w:rFonts w:ascii="Preeti" w:hAnsi="Preeti"/>
+          <w:bCs/>
+          <w:sz w:val="32"/>
+          <w:szCs w:val="32"/>
+        </w:rPr>
+        <w:t>'{</w:t>
+      </w:r>
+      <w:proofErr w:type="spellStart"/>
+      <w:r>
+        <w:rPr>
+          <w:rFonts w:ascii="Preeti" w:hAnsi="Preeti"/>
+          <w:bCs/>
+          <w:sz w:val="32"/>
+          <w:szCs w:val="32"/>
+        </w:rPr>
+        <w:t>xf</w:t>
+      </w:r>
+      <w:proofErr w:type="spellEnd"/>
+      <w:r>
+        <w:rPr>
+          <w:rFonts w:ascii="Preeti" w:hAnsi="Preeti"/>
+          <w:bCs/>
+          <w:sz w:val="32"/>
+          <w:szCs w:val="32"/>
+        </w:rPr>
+        <w:t xml:space="preserve">];\ . </w:t>
       </w:r>
     </w:p>
     <w:p>
@@ -2994,7 +8747,87 @@
           <w:sz w:val="32"/>
           <w:szCs w:val="32"/>
         </w:rPr>
-        <w:t xml:space="preserve">!#_ s'g} Ps k|Zgsf] dfq ug'{xf];\ . </w:t>
+        <w:t xml:space="preserve">!#_ </w:t>
+      </w:r>
+      <w:proofErr w:type="spellStart"/>
+      <w:r>
+        <w:rPr>
+          <w:rFonts w:ascii="Preeti" w:hAnsi="Preeti"/>
+          <w:b/>
+          <w:sz w:val="32"/>
+          <w:szCs w:val="32"/>
+        </w:rPr>
+        <w:t>s'g</w:t>
+      </w:r>
+      <w:proofErr w:type="spellEnd"/>
+      <w:r>
+        <w:rPr>
+          <w:rFonts w:ascii="Preeti" w:hAnsi="Preeti"/>
+          <w:b/>
+          <w:sz w:val="32"/>
+          <w:szCs w:val="32"/>
+        </w:rPr>
+        <w:t xml:space="preserve">} Ps </w:t>
+      </w:r>
+      <w:proofErr w:type="spellStart"/>
+      <w:r>
+        <w:rPr>
+          <w:rFonts w:ascii="Preeti" w:hAnsi="Preeti"/>
+          <w:b/>
+          <w:sz w:val="32"/>
+          <w:szCs w:val="32"/>
+        </w:rPr>
+        <w:t>k|Zgsf</w:t>
+      </w:r>
+      <w:proofErr w:type="spellEnd"/>
+      <w:r>
+        <w:rPr>
+          <w:rFonts w:ascii="Preeti" w:hAnsi="Preeti"/>
+          <w:b/>
+          <w:sz w:val="32"/>
+          <w:szCs w:val="32"/>
+        </w:rPr>
+        <w:t xml:space="preserve">] </w:t>
+      </w:r>
+      <w:proofErr w:type="spellStart"/>
+      <w:r>
+        <w:rPr>
+          <w:rFonts w:ascii="Preeti" w:hAnsi="Preeti"/>
+          <w:b/>
+          <w:sz w:val="32"/>
+          <w:szCs w:val="32"/>
+        </w:rPr>
+        <w:t>dfq</w:t>
+      </w:r>
+      <w:proofErr w:type="spellEnd"/>
+      <w:r>
+        <w:rPr>
+          <w:rFonts w:ascii="Preeti" w:hAnsi="Preeti"/>
+          <w:b/>
+          <w:sz w:val="32"/>
+          <w:szCs w:val="32"/>
+        </w:rPr>
+        <w:t xml:space="preserve"> ug'{</w:t>
+      </w:r>
+      <w:proofErr w:type="spellStart"/>
+      <w:r>
+        <w:rPr>
+          <w:rFonts w:ascii="Preeti" w:hAnsi="Preeti"/>
+          <w:b/>
+          <w:sz w:val="32"/>
+          <w:szCs w:val="32"/>
+        </w:rPr>
+        <w:t>xf</w:t>
+      </w:r>
+      <w:proofErr w:type="spellEnd"/>
+      <w:r>
+        <w:rPr>
+          <w:rFonts w:ascii="Preeti" w:hAnsi="Preeti"/>
+          <w:b/>
+          <w:sz w:val="32"/>
+          <w:szCs w:val="32"/>
+        </w:rPr>
+        <w:t xml:space="preserve">];\ . </w:t>
       </w:r>
       <w:r>
         <w:rPr>
@@ -3062,14 +8895,125 @@
           <w:szCs w:val="32"/>
         </w:rPr>
       </w:pPr>
-      <w:r>
-        <w:rPr>
-          <w:rFonts w:ascii="Preeti" w:hAnsi="Preeti"/>
-          <w:b/>
-          <w:sz w:val="32"/>
-          <w:szCs w:val="32"/>
-        </w:rPr>
-        <w:t xml:space="preserve">s_ a'Fbfsf] cfwf/df syf n]Vg'xf];\ . </w:t>
+      <w:proofErr w:type="spellStart"/>
+      <w:r>
+        <w:rPr>
+          <w:rFonts w:ascii="Preeti" w:hAnsi="Preeti"/>
+          <w:b/>
+          <w:sz w:val="32"/>
+          <w:szCs w:val="32"/>
+        </w:rPr>
+        <w:t>s</w:t>
+      </w:r>
+      <w:proofErr w:type="spellEnd"/>
+      <w:r>
+        <w:rPr>
+          <w:rFonts w:ascii="Preeti" w:hAnsi="Preeti"/>
+          <w:b/>
+          <w:sz w:val="32"/>
+          <w:szCs w:val="32"/>
+        </w:rPr>
+        <w:t xml:space="preserve">_ </w:t>
+      </w:r>
+      <w:proofErr w:type="spellStart"/>
+      <w:r>
+        <w:rPr>
+          <w:rFonts w:ascii="Preeti" w:hAnsi="Preeti"/>
+          <w:b/>
+          <w:sz w:val="32"/>
+          <w:szCs w:val="32"/>
+        </w:rPr>
+        <w:t>a'Fbfsf</w:t>
+      </w:r>
+      <w:proofErr w:type="spellEnd"/>
+      <w:r>
+        <w:rPr>
+          <w:rFonts w:ascii="Preeti" w:hAnsi="Preeti"/>
+          <w:b/>
+          <w:sz w:val="32"/>
+          <w:szCs w:val="32"/>
+        </w:rPr>
+        <w:t xml:space="preserve">] </w:t>
+      </w:r>
+      <w:proofErr w:type="spellStart"/>
+      <w:r>
+        <w:rPr>
+          <w:rFonts w:ascii="Preeti" w:hAnsi="Preeti"/>
+          <w:b/>
+          <w:sz w:val="32"/>
+          <w:szCs w:val="32"/>
+        </w:rPr>
+        <w:t>cfwf</w:t>
+      </w:r>
+      <w:proofErr w:type="spellEnd"/>
+      <w:r>
+        <w:rPr>
+          <w:rFonts w:ascii="Preeti" w:hAnsi="Preeti"/>
+          <w:b/>
+          <w:sz w:val="32"/>
+          <w:szCs w:val="32"/>
+        </w:rPr>
+        <w:t>/</w:t>
+      </w:r>
+      <w:proofErr w:type="spellStart"/>
+      <w:r>
+        <w:rPr>
+          <w:rFonts w:ascii="Preeti" w:hAnsi="Preeti"/>
+          <w:b/>
+          <w:sz w:val="32"/>
+          <w:szCs w:val="32"/>
+        </w:rPr>
+        <w:t>df</w:t>
+      </w:r>
+      <w:proofErr w:type="spellEnd"/>
+      <w:r>
+        <w:rPr>
+          <w:rFonts w:ascii="Preeti" w:hAnsi="Preeti"/>
+          <w:b/>
+          <w:sz w:val="32"/>
+          <w:szCs w:val="32"/>
+        </w:rPr>
+        <w:t xml:space="preserve"> </w:t>
+      </w:r>
+      <w:proofErr w:type="spellStart"/>
+      <w:r>
+        <w:rPr>
+          <w:rFonts w:ascii="Preeti" w:hAnsi="Preeti"/>
+          <w:b/>
+          <w:sz w:val="32"/>
+          <w:szCs w:val="32"/>
+        </w:rPr>
+        <w:t>syf</w:t>
+      </w:r>
+      <w:proofErr w:type="spellEnd"/>
+      <w:r>
+        <w:rPr>
+          <w:rFonts w:ascii="Preeti" w:hAnsi="Preeti"/>
+          <w:b/>
+          <w:sz w:val="32"/>
+          <w:szCs w:val="32"/>
+        </w:rPr>
+        <w:t xml:space="preserve"> n]</w:t>
+      </w:r>
+      <w:proofErr w:type="spellStart"/>
+      <w:r>
+        <w:rPr>
+          <w:rFonts w:ascii="Preeti" w:hAnsi="Preeti"/>
+          <w:b/>
+          <w:sz w:val="32"/>
+          <w:szCs w:val="32"/>
+        </w:rPr>
+        <w:t>Vg'xf</w:t>
+      </w:r>
+      <w:proofErr w:type="spellEnd"/>
+      <w:r>
+        <w:rPr>
+          <w:rFonts w:ascii="Preeti" w:hAnsi="Preeti"/>
+          <w:b/>
+          <w:sz w:val="32"/>
+          <w:szCs w:val="32"/>
+        </w:rPr>
+        <w:t xml:space="preserve">];\ . </w:t>
       </w:r>
     </w:p>
     <w:p>
@@ -3090,16 +9034,650 @@
           <w:sz w:val="32"/>
           <w:szCs w:val="32"/>
         </w:rPr>
-        <w:t xml:space="preserve">Ps lbg Ps ul/a s]6f] ===============lt/ uof] . </w:t>
-      </w:r>
-      <w:r>
-        <w:rPr>
-          <w:rFonts w:ascii="Preeti" w:hAnsi="Preeti"/>
-          <w:bCs/>
-          <w:sz w:val="32"/>
-          <w:szCs w:val="32"/>
-        </w:rPr>
-        <w:t xml:space="preserve">h+undf w]/} 8/nfUbf ==============x? e]6\of] / Pp6f ;'gsf] y}nf] klg =========. y}nf] c?sf] x'g ;S5 eg]/ ============b]vfof] / dflnsnfO{ lkmtf{ ================. cfkm' hlt cK7\of/f]df k/]tf klg c?nfO{ ;xof]u ug]{ sfd ===========. s]6f]sf] OdfGbf/L b]v]/ ;a} ==========eP . -lzIff M OdfGbf/L ;a}eGbf 7"nf] u'0f xf] _ </w:t>
+        <w:t xml:space="preserve">Ps </w:t>
+      </w:r>
+      <w:proofErr w:type="spellStart"/>
+      <w:r>
+        <w:rPr>
+          <w:rFonts w:ascii="Preeti" w:hAnsi="Preeti"/>
+          <w:bCs/>
+          <w:sz w:val="32"/>
+          <w:szCs w:val="32"/>
+        </w:rPr>
+        <w:t>lbg</w:t>
+      </w:r>
+      <w:proofErr w:type="spellEnd"/>
+      <w:r>
+        <w:rPr>
+          <w:rFonts w:ascii="Preeti" w:hAnsi="Preeti"/>
+          <w:bCs/>
+          <w:sz w:val="32"/>
+          <w:szCs w:val="32"/>
+        </w:rPr>
+        <w:t xml:space="preserve"> Ps ul/a s]6f] ===============</w:t>
+      </w:r>
+      <w:proofErr w:type="spellStart"/>
+      <w:r>
+        <w:rPr>
+          <w:rFonts w:ascii="Preeti" w:hAnsi="Preeti"/>
+          <w:bCs/>
+          <w:sz w:val="32"/>
+          <w:szCs w:val="32"/>
+        </w:rPr>
+        <w:t>lt</w:t>
+      </w:r>
+      <w:proofErr w:type="spellEnd"/>
+      <w:r>
+        <w:rPr>
+          <w:rFonts w:ascii="Preeti" w:hAnsi="Preeti"/>
+          <w:bCs/>
+          <w:sz w:val="32"/>
+          <w:szCs w:val="32"/>
+        </w:rPr>
+        <w:t xml:space="preserve">/ </w:t>
+      </w:r>
+      <w:proofErr w:type="spellStart"/>
+      <w:r>
+        <w:rPr>
+          <w:rFonts w:ascii="Preeti" w:hAnsi="Preeti"/>
+          <w:bCs/>
+          <w:sz w:val="32"/>
+          <w:szCs w:val="32"/>
+        </w:rPr>
+        <w:t>uof</w:t>
+      </w:r>
+      <w:proofErr w:type="spellEnd"/>
+      <w:r>
+        <w:rPr>
+          <w:rFonts w:ascii="Preeti" w:hAnsi="Preeti"/>
+          <w:bCs/>
+          <w:sz w:val="32"/>
+          <w:szCs w:val="32"/>
+        </w:rPr>
+        <w:t xml:space="preserve">] . </w:t>
+      </w:r>
+      <w:proofErr w:type="spellStart"/>
+      <w:r>
+        <w:rPr>
+          <w:rFonts w:ascii="Preeti" w:hAnsi="Preeti"/>
+          <w:bCs/>
+          <w:sz w:val="32"/>
+          <w:szCs w:val="32"/>
+        </w:rPr>
+        <w:t>h+undf</w:t>
+      </w:r>
+      <w:proofErr w:type="spellEnd"/>
+      <w:r>
+        <w:rPr>
+          <w:rFonts w:ascii="Preeti" w:hAnsi="Preeti"/>
+          <w:bCs/>
+          <w:sz w:val="32"/>
+          <w:szCs w:val="32"/>
+        </w:rPr>
+        <w:t xml:space="preserve"> w]/} 8/</w:t>
+      </w:r>
+      <w:proofErr w:type="spellStart"/>
+      <w:r>
+        <w:rPr>
+          <w:rFonts w:ascii="Preeti" w:hAnsi="Preeti"/>
+          <w:bCs/>
+          <w:sz w:val="32"/>
+          <w:szCs w:val="32"/>
+        </w:rPr>
+        <w:t>nfUbf</w:t>
+      </w:r>
+      <w:proofErr w:type="spellEnd"/>
+      <w:r>
+        <w:rPr>
+          <w:rFonts w:ascii="Preeti" w:hAnsi="Preeti"/>
+          <w:bCs/>
+          <w:sz w:val="32"/>
+          <w:szCs w:val="32"/>
+        </w:rPr>
+        <w:t xml:space="preserve"> ==============x</w:t>
+      </w:r>
+      <w:r>
+        <w:rPr>
+          <w:rFonts w:ascii="Preeti" w:hAnsi="Preeti"/>
+          <w:bCs/>
+          <w:sz w:val="32"/>
+          <w:szCs w:val="32"/>
+        </w:rPr>
+        <w:t>¿</w:t>
+      </w:r>
+      <w:r>
+        <w:rPr>
+          <w:rFonts w:ascii="Preeti" w:hAnsi="Preeti"/>
+          <w:bCs/>
+          <w:sz w:val="32"/>
+          <w:szCs w:val="32"/>
+        </w:rPr>
+        <w:t xml:space="preserve"> e]6\of] / Pp6f ;'</w:t>
+      </w:r>
+      <w:proofErr w:type="spellStart"/>
+      <w:r>
+        <w:rPr>
+          <w:rFonts w:ascii="Preeti" w:hAnsi="Preeti"/>
+          <w:bCs/>
+          <w:sz w:val="32"/>
+          <w:szCs w:val="32"/>
+        </w:rPr>
+        <w:t>gsf</w:t>
+      </w:r>
+      <w:proofErr w:type="spellEnd"/>
+      <w:r>
+        <w:rPr>
+          <w:rFonts w:ascii="Preeti" w:hAnsi="Preeti"/>
+          <w:bCs/>
+          <w:sz w:val="32"/>
+          <w:szCs w:val="32"/>
+        </w:rPr>
+        <w:t>] y}</w:t>
+      </w:r>
+      <w:proofErr w:type="spellStart"/>
+      <w:r>
+        <w:rPr>
+          <w:rFonts w:ascii="Preeti" w:hAnsi="Preeti"/>
+          <w:bCs/>
+          <w:sz w:val="32"/>
+          <w:szCs w:val="32"/>
+        </w:rPr>
+        <w:t>nf</w:t>
+      </w:r>
+      <w:proofErr w:type="spellEnd"/>
+      <w:r>
+        <w:rPr>
+          <w:rFonts w:ascii="Preeti" w:hAnsi="Preeti"/>
+          <w:bCs/>
+          <w:sz w:val="32"/>
+          <w:szCs w:val="32"/>
+        </w:rPr>
+        <w:t xml:space="preserve">] </w:t>
+      </w:r>
+      <w:proofErr w:type="spellStart"/>
+      <w:r>
+        <w:rPr>
+          <w:rFonts w:ascii="Preeti" w:hAnsi="Preeti"/>
+          <w:bCs/>
+          <w:sz w:val="32"/>
+          <w:szCs w:val="32"/>
+        </w:rPr>
+        <w:t>klg</w:t>
+      </w:r>
+      <w:proofErr w:type="spellEnd"/>
+      <w:r>
+        <w:rPr>
+          <w:rFonts w:ascii="Preeti" w:hAnsi="Preeti"/>
+          <w:bCs/>
+          <w:sz w:val="32"/>
+          <w:szCs w:val="32"/>
+        </w:rPr>
+        <w:t xml:space="preserve"> =========. y}</w:t>
+      </w:r>
+      <w:proofErr w:type="spellStart"/>
+      <w:r>
+        <w:rPr>
+          <w:rFonts w:ascii="Preeti" w:hAnsi="Preeti"/>
+          <w:bCs/>
+          <w:sz w:val="32"/>
+          <w:szCs w:val="32"/>
+        </w:rPr>
+        <w:t>nf</w:t>
+      </w:r>
+      <w:proofErr w:type="spellEnd"/>
+      <w:r>
+        <w:rPr>
+          <w:rFonts w:ascii="Preeti" w:hAnsi="Preeti"/>
+          <w:bCs/>
+          <w:sz w:val="32"/>
+          <w:szCs w:val="32"/>
+        </w:rPr>
+        <w:t xml:space="preserve">] </w:t>
+      </w:r>
+      <w:proofErr w:type="spellStart"/>
+      <w:r>
+        <w:rPr>
+          <w:rFonts w:ascii="Preeti" w:hAnsi="Preeti"/>
+          <w:bCs/>
+          <w:sz w:val="32"/>
+          <w:szCs w:val="32"/>
+        </w:rPr>
+        <w:t>c</w:t>
+      </w:r>
+      <w:r>
+        <w:rPr>
+          <w:rFonts w:ascii="Preeti" w:hAnsi="Preeti"/>
+          <w:bCs/>
+          <w:sz w:val="32"/>
+          <w:szCs w:val="32"/>
+        </w:rPr>
+        <w:t>¿</w:t>
+      </w:r>
+      <w:r>
+        <w:rPr>
+          <w:rFonts w:ascii="Preeti" w:hAnsi="Preeti"/>
+          <w:bCs/>
+          <w:sz w:val="32"/>
+          <w:szCs w:val="32"/>
+        </w:rPr>
+        <w:t>sf</w:t>
+      </w:r>
+      <w:proofErr w:type="spellEnd"/>
+      <w:r>
+        <w:rPr>
+          <w:rFonts w:ascii="Preeti" w:hAnsi="Preeti"/>
+          <w:bCs/>
+          <w:sz w:val="32"/>
+          <w:szCs w:val="32"/>
+        </w:rPr>
+        <w:t xml:space="preserve">] </w:t>
+      </w:r>
+      <w:proofErr w:type="spellStart"/>
+      <w:r>
+        <w:rPr>
+          <w:rFonts w:ascii="Preeti" w:hAnsi="Preeti"/>
+          <w:bCs/>
+          <w:sz w:val="32"/>
+          <w:szCs w:val="32"/>
+        </w:rPr>
+        <w:t>x'g</w:t>
+      </w:r>
+      <w:proofErr w:type="spellEnd"/>
+      <w:r>
+        <w:rPr>
+          <w:rFonts w:ascii="Preeti" w:hAnsi="Preeti"/>
+          <w:bCs/>
+          <w:sz w:val="32"/>
+          <w:szCs w:val="32"/>
+        </w:rPr>
+        <w:t xml:space="preserve"> ;S5 </w:t>
+      </w:r>
+      <w:proofErr w:type="spellStart"/>
+      <w:r>
+        <w:rPr>
+          <w:rFonts w:ascii="Preeti" w:hAnsi="Preeti"/>
+          <w:bCs/>
+          <w:sz w:val="32"/>
+          <w:szCs w:val="32"/>
+        </w:rPr>
+        <w:t>eg</w:t>
+      </w:r>
+      <w:proofErr w:type="spellEnd"/>
+      <w:r>
+        <w:rPr>
+          <w:rFonts w:ascii="Preeti" w:hAnsi="Preeti"/>
+          <w:bCs/>
+          <w:sz w:val="32"/>
+          <w:szCs w:val="32"/>
+        </w:rPr>
+        <w:t>]/ ============b]</w:t>
+      </w:r>
+      <w:proofErr w:type="spellStart"/>
+      <w:r>
+        <w:rPr>
+          <w:rFonts w:ascii="Preeti" w:hAnsi="Preeti"/>
+          <w:bCs/>
+          <w:sz w:val="32"/>
+          <w:szCs w:val="32"/>
+        </w:rPr>
+        <w:t>vfof</w:t>
+      </w:r>
+      <w:proofErr w:type="spellEnd"/>
+      <w:r>
+        <w:rPr>
+          <w:rFonts w:ascii="Preeti" w:hAnsi="Preeti"/>
+          <w:bCs/>
+          <w:sz w:val="32"/>
+          <w:szCs w:val="32"/>
+        </w:rPr>
+        <w:t xml:space="preserve">] / </w:t>
+      </w:r>
+      <w:proofErr w:type="spellStart"/>
+      <w:r>
+        <w:rPr>
+          <w:rFonts w:ascii="Preeti" w:hAnsi="Preeti"/>
+          <w:bCs/>
+          <w:sz w:val="32"/>
+          <w:szCs w:val="32"/>
+        </w:rPr>
+        <w:t>dflnsnfO</w:t>
+      </w:r>
+      <w:proofErr w:type="spellEnd"/>
+      <w:r>
+        <w:rPr>
+          <w:rFonts w:ascii="Preeti" w:hAnsi="Preeti"/>
+          <w:bCs/>
+          <w:sz w:val="32"/>
+          <w:szCs w:val="32"/>
+        </w:rPr>
+        <w:t xml:space="preserve">{ </w:t>
+      </w:r>
+      <w:proofErr w:type="spellStart"/>
+      <w:r>
+        <w:rPr>
+          <w:rFonts w:ascii="Preeti" w:hAnsi="Preeti"/>
+          <w:bCs/>
+          <w:sz w:val="32"/>
+          <w:szCs w:val="32"/>
+        </w:rPr>
+        <w:t>lkmtf</w:t>
+      </w:r>
+      <w:proofErr w:type="spellEnd"/>
+      <w:r>
+        <w:rPr>
+          <w:rFonts w:ascii="Preeti" w:hAnsi="Preeti"/>
+          <w:bCs/>
+          <w:sz w:val="32"/>
+          <w:szCs w:val="32"/>
+        </w:rPr>
+        <w:t xml:space="preserve">{ ================. </w:t>
+      </w:r>
+      <w:proofErr w:type="spellStart"/>
+      <w:r>
+        <w:rPr>
+          <w:rFonts w:ascii="Preeti" w:hAnsi="Preeti"/>
+          <w:bCs/>
+          <w:sz w:val="32"/>
+          <w:szCs w:val="32"/>
+        </w:rPr>
+        <w:t>cfkm</w:t>
+      </w:r>
+      <w:proofErr w:type="spellEnd"/>
+      <w:r>
+        <w:rPr>
+          <w:rFonts w:ascii="Preeti" w:hAnsi="Preeti"/>
+          <w:bCs/>
+          <w:sz w:val="32"/>
+          <w:szCs w:val="32"/>
+        </w:rPr>
+        <w:t>"</w:t>
+      </w:r>
+      <w:r>
+        <w:rPr>
+          <w:rFonts w:ascii="Preeti" w:hAnsi="Preeti"/>
+          <w:bCs/>
+          <w:sz w:val="32"/>
+          <w:szCs w:val="32"/>
+        </w:rPr>
+        <w:t xml:space="preserve"> </w:t>
+      </w:r>
+      <w:proofErr w:type="spellStart"/>
+      <w:r>
+        <w:rPr>
+          <w:rFonts w:ascii="Preeti" w:hAnsi="Preeti"/>
+          <w:bCs/>
+          <w:sz w:val="32"/>
+          <w:szCs w:val="32"/>
+        </w:rPr>
+        <w:t>hlt</w:t>
+      </w:r>
+      <w:proofErr w:type="spellEnd"/>
+      <w:r>
+        <w:rPr>
+          <w:rFonts w:ascii="Preeti" w:hAnsi="Preeti"/>
+          <w:bCs/>
+          <w:sz w:val="32"/>
+          <w:szCs w:val="32"/>
+        </w:rPr>
+        <w:t xml:space="preserve"> cK7\of/f]</w:t>
+      </w:r>
+      <w:proofErr w:type="spellStart"/>
+      <w:r>
+        <w:rPr>
+          <w:rFonts w:ascii="Preeti" w:hAnsi="Preeti"/>
+          <w:bCs/>
+          <w:sz w:val="32"/>
+          <w:szCs w:val="32"/>
+        </w:rPr>
+        <w:t>df</w:t>
+      </w:r>
+      <w:proofErr w:type="spellEnd"/>
+      <w:r>
+        <w:rPr>
+          <w:rFonts w:ascii="Preeti" w:hAnsi="Preeti"/>
+          <w:bCs/>
+          <w:sz w:val="32"/>
+          <w:szCs w:val="32"/>
+        </w:rPr>
+        <w:t xml:space="preserve"> k/]</w:t>
+      </w:r>
+      <w:proofErr w:type="spellStart"/>
+      <w:r>
+        <w:rPr>
+          <w:rFonts w:ascii="Preeti" w:hAnsi="Preeti"/>
+          <w:bCs/>
+          <w:sz w:val="32"/>
+          <w:szCs w:val="32"/>
+        </w:rPr>
+        <w:t>tf</w:t>
+      </w:r>
+      <w:proofErr w:type="spellEnd"/>
+      <w:r>
+        <w:rPr>
+          <w:rFonts w:ascii="Preeti" w:hAnsi="Preeti"/>
+          <w:bCs/>
+          <w:sz w:val="32"/>
+          <w:szCs w:val="32"/>
+        </w:rPr>
+        <w:t xml:space="preserve"> </w:t>
+      </w:r>
+      <w:proofErr w:type="spellStart"/>
+      <w:r>
+        <w:rPr>
+          <w:rFonts w:ascii="Preeti" w:hAnsi="Preeti"/>
+          <w:bCs/>
+          <w:sz w:val="32"/>
+          <w:szCs w:val="32"/>
+        </w:rPr>
+        <w:t>klg</w:t>
+      </w:r>
+      <w:proofErr w:type="spellEnd"/>
+      <w:r>
+        <w:rPr>
+          <w:rFonts w:ascii="Preeti" w:hAnsi="Preeti"/>
+          <w:bCs/>
+          <w:sz w:val="32"/>
+          <w:szCs w:val="32"/>
+        </w:rPr>
+        <w:t xml:space="preserve"> </w:t>
+      </w:r>
+      <w:proofErr w:type="spellStart"/>
+      <w:r>
+        <w:rPr>
+          <w:rFonts w:ascii="Preeti" w:hAnsi="Preeti"/>
+          <w:bCs/>
+          <w:sz w:val="32"/>
+          <w:szCs w:val="32"/>
+        </w:rPr>
+        <w:t>c</w:t>
+      </w:r>
+      <w:r>
+        <w:rPr>
+          <w:rFonts w:ascii="Preeti" w:hAnsi="Preeti"/>
+          <w:bCs/>
+          <w:sz w:val="32"/>
+          <w:szCs w:val="32"/>
+        </w:rPr>
+        <w:t>¿</w:t>
+      </w:r>
+      <w:r>
+        <w:rPr>
+          <w:rFonts w:ascii="Preeti" w:hAnsi="Preeti"/>
+          <w:bCs/>
+          <w:sz w:val="32"/>
+          <w:szCs w:val="32"/>
+        </w:rPr>
+        <w:t>nfO</w:t>
+      </w:r>
+      <w:proofErr w:type="spellEnd"/>
+      <w:r>
+        <w:rPr>
+          <w:rFonts w:ascii="Preeti" w:hAnsi="Preeti"/>
+          <w:bCs/>
+          <w:sz w:val="32"/>
+          <w:szCs w:val="32"/>
+        </w:rPr>
+        <w:t>{ ;</w:t>
+      </w:r>
+      <w:proofErr w:type="spellStart"/>
+      <w:r>
+        <w:rPr>
+          <w:rFonts w:ascii="Preeti" w:hAnsi="Preeti"/>
+          <w:bCs/>
+          <w:sz w:val="32"/>
+          <w:szCs w:val="32"/>
+        </w:rPr>
+        <w:t>xof</w:t>
+      </w:r>
+      <w:proofErr w:type="spellEnd"/>
+      <w:r>
+        <w:rPr>
+          <w:rFonts w:ascii="Preeti" w:hAnsi="Preeti"/>
+          <w:bCs/>
+          <w:sz w:val="32"/>
+          <w:szCs w:val="32"/>
+        </w:rPr>
+        <w:t xml:space="preserve">]u ug]{ </w:t>
+      </w:r>
+      <w:proofErr w:type="spellStart"/>
+      <w:r>
+        <w:rPr>
+          <w:rFonts w:ascii="Preeti" w:hAnsi="Preeti"/>
+          <w:bCs/>
+          <w:sz w:val="32"/>
+          <w:szCs w:val="32"/>
+        </w:rPr>
+        <w:t>sfd</w:t>
+      </w:r>
+      <w:proofErr w:type="spellEnd"/>
+      <w:r>
+        <w:rPr>
+          <w:rFonts w:ascii="Preeti" w:hAnsi="Preeti"/>
+          <w:bCs/>
+          <w:sz w:val="32"/>
+          <w:szCs w:val="32"/>
+        </w:rPr>
+        <w:t xml:space="preserve"> ===========. s]6f]sf] </w:t>
+      </w:r>
+      <w:proofErr w:type="spellStart"/>
+      <w:r>
+        <w:rPr>
+          <w:rFonts w:ascii="Preeti" w:hAnsi="Preeti"/>
+          <w:bCs/>
+          <w:sz w:val="32"/>
+          <w:szCs w:val="32"/>
+        </w:rPr>
+        <w:t>OdfGbf</w:t>
+      </w:r>
+      <w:proofErr w:type="spellEnd"/>
+      <w:r>
+        <w:rPr>
+          <w:rFonts w:ascii="Preeti" w:hAnsi="Preeti"/>
+          <w:bCs/>
+          <w:sz w:val="32"/>
+          <w:szCs w:val="32"/>
+        </w:rPr>
+        <w:t>/L b]v]/ ;a} ==========</w:t>
+      </w:r>
+      <w:proofErr w:type="spellStart"/>
+      <w:r>
+        <w:rPr>
+          <w:rFonts w:ascii="Preeti" w:hAnsi="Preeti"/>
+          <w:bCs/>
+          <w:sz w:val="32"/>
+          <w:szCs w:val="32"/>
+        </w:rPr>
+        <w:t>eP</w:t>
+      </w:r>
+      <w:proofErr w:type="spellEnd"/>
+      <w:r>
+        <w:rPr>
+          <w:rFonts w:ascii="Preeti" w:hAnsi="Preeti"/>
+          <w:bCs/>
+          <w:sz w:val="32"/>
+          <w:szCs w:val="32"/>
+        </w:rPr>
+        <w:t xml:space="preserve"> . -</w:t>
+      </w:r>
+      <w:proofErr w:type="spellStart"/>
+      <w:r>
+        <w:rPr>
+          <w:rFonts w:ascii="Preeti" w:hAnsi="Preeti"/>
+          <w:bCs/>
+          <w:sz w:val="32"/>
+          <w:szCs w:val="32"/>
+        </w:rPr>
+        <w:t>lzIff</w:t>
+      </w:r>
+      <w:proofErr w:type="spellEnd"/>
+      <w:r>
+        <w:rPr>
+          <w:rFonts w:ascii="Preeti" w:hAnsi="Preeti"/>
+          <w:bCs/>
+          <w:sz w:val="32"/>
+          <w:szCs w:val="32"/>
+        </w:rPr>
+        <w:t xml:space="preserve"> M </w:t>
+      </w:r>
+      <w:proofErr w:type="spellStart"/>
+      <w:r>
+        <w:rPr>
+          <w:rFonts w:ascii="Preeti" w:hAnsi="Preeti"/>
+          <w:bCs/>
+          <w:sz w:val="32"/>
+          <w:szCs w:val="32"/>
+        </w:rPr>
+        <w:t>OdfGbf</w:t>
+      </w:r>
+      <w:proofErr w:type="spellEnd"/>
+      <w:r>
+        <w:rPr>
+          <w:rFonts w:ascii="Preeti" w:hAnsi="Preeti"/>
+          <w:bCs/>
+          <w:sz w:val="32"/>
+          <w:szCs w:val="32"/>
+        </w:rPr>
+        <w:t>/L ;a}</w:t>
+      </w:r>
+      <w:proofErr w:type="spellStart"/>
+      <w:r>
+        <w:rPr>
+          <w:rFonts w:ascii="Preeti" w:hAnsi="Preeti"/>
+          <w:bCs/>
+          <w:sz w:val="32"/>
+          <w:szCs w:val="32"/>
+        </w:rPr>
+        <w:t>eGbf</w:t>
+      </w:r>
+      <w:proofErr w:type="spellEnd"/>
+      <w:r>
+        <w:rPr>
+          <w:rFonts w:ascii="Preeti" w:hAnsi="Preeti"/>
+          <w:bCs/>
+          <w:sz w:val="32"/>
+          <w:szCs w:val="32"/>
+        </w:rPr>
+        <w:t xml:space="preserve"> 7"nf] u'0f </w:t>
+      </w:r>
+      <w:proofErr w:type="spellStart"/>
+      <w:r>
+        <w:rPr>
+          <w:rFonts w:ascii="Preeti" w:hAnsi="Preeti"/>
+          <w:bCs/>
+          <w:sz w:val="32"/>
+          <w:szCs w:val="32"/>
+        </w:rPr>
+        <w:t>xf</w:t>
+      </w:r>
+      <w:proofErr w:type="spellEnd"/>
+      <w:r>
+        <w:rPr>
+          <w:rFonts w:ascii="Preeti" w:hAnsi="Preeti"/>
+          <w:bCs/>
+          <w:sz w:val="32"/>
+          <w:szCs w:val="32"/>
+        </w:rPr>
+        <w:t xml:space="preserve">] _ </w:t>
       </w:r>
     </w:p>
     <w:p>
@@ -3120,7 +9698,67 @@
           <w:sz w:val="32"/>
           <w:szCs w:val="32"/>
         </w:rPr>
-        <w:t xml:space="preserve">v_ tnsf] ;+jfb k"/f ug'{xf];\ . </w:t>
+        <w:t xml:space="preserve">v_ </w:t>
+      </w:r>
+      <w:proofErr w:type="spellStart"/>
+      <w:r>
+        <w:rPr>
+          <w:rFonts w:ascii="Preeti" w:hAnsi="Preeti"/>
+          <w:b/>
+          <w:sz w:val="32"/>
+          <w:szCs w:val="32"/>
+        </w:rPr>
+        <w:t>tnsf</w:t>
+      </w:r>
+      <w:proofErr w:type="spellEnd"/>
+      <w:r>
+        <w:rPr>
+          <w:rFonts w:ascii="Preeti" w:hAnsi="Preeti"/>
+          <w:b/>
+          <w:sz w:val="32"/>
+          <w:szCs w:val="32"/>
+        </w:rPr>
+        <w:t>] ;+</w:t>
+      </w:r>
+      <w:proofErr w:type="spellStart"/>
+      <w:r>
+        <w:rPr>
+          <w:rFonts w:ascii="Preeti" w:hAnsi="Preeti"/>
+          <w:b/>
+          <w:sz w:val="32"/>
+          <w:szCs w:val="32"/>
+        </w:rPr>
+        <w:t>jfb</w:t>
+      </w:r>
+      <w:proofErr w:type="spellEnd"/>
+      <w:r>
+        <w:rPr>
+          <w:rFonts w:ascii="Preeti" w:hAnsi="Preeti"/>
+          <w:b/>
+          <w:sz w:val="32"/>
+          <w:szCs w:val="32"/>
+        </w:rPr>
+        <w:t xml:space="preserve"> k"/f ug'{</w:t>
+      </w:r>
+      <w:proofErr w:type="spellStart"/>
+      <w:r>
+        <w:rPr>
+          <w:rFonts w:ascii="Preeti" w:hAnsi="Preeti"/>
+          <w:b/>
+          <w:sz w:val="32"/>
+          <w:szCs w:val="32"/>
+        </w:rPr>
+        <w:t>xf</w:t>
+      </w:r>
+      <w:proofErr w:type="spellEnd"/>
+      <w:r>
+        <w:rPr>
+          <w:rFonts w:ascii="Preeti" w:hAnsi="Preeti"/>
+          <w:b/>
+          <w:sz w:val="32"/>
+          <w:szCs w:val="32"/>
+        </w:rPr>
+        <w:t xml:space="preserve">];\ . </w:t>
       </w:r>
     </w:p>
     <w:p>
@@ -3141,7 +9779,87 @@
           <w:sz w:val="32"/>
           <w:szCs w:val="32"/>
         </w:rPr>
-        <w:t xml:space="preserve">-;fyL ;fyL aLrsf] ;+jfb_ </w:t>
+        <w:t>-;</w:t>
+      </w:r>
+      <w:proofErr w:type="spellStart"/>
+      <w:r>
+        <w:rPr>
+          <w:rFonts w:ascii="Preeti" w:hAnsi="Preeti"/>
+          <w:b/>
+          <w:sz w:val="32"/>
+          <w:szCs w:val="32"/>
+        </w:rPr>
+        <w:t>fyL</w:t>
+      </w:r>
+      <w:proofErr w:type="spellEnd"/>
+      <w:r>
+        <w:rPr>
+          <w:rFonts w:ascii="Preeti" w:hAnsi="Preeti"/>
+          <w:b/>
+          <w:sz w:val="32"/>
+          <w:szCs w:val="32"/>
+        </w:rPr>
+        <w:t xml:space="preserve"> ;</w:t>
+      </w:r>
+      <w:proofErr w:type="spellStart"/>
+      <w:r>
+        <w:rPr>
+          <w:rFonts w:ascii="Preeti" w:hAnsi="Preeti"/>
+          <w:b/>
+          <w:sz w:val="32"/>
+          <w:szCs w:val="32"/>
+        </w:rPr>
+        <w:t>fyL</w:t>
+      </w:r>
+      <w:proofErr w:type="spellEnd"/>
+      <w:r>
+        <w:rPr>
+          <w:rFonts w:ascii="Preeti" w:hAnsi="Preeti"/>
+          <w:b/>
+          <w:sz w:val="32"/>
+          <w:szCs w:val="32"/>
+        </w:rPr>
+        <w:t xml:space="preserve"> </w:t>
+      </w:r>
+      <w:proofErr w:type="spellStart"/>
+      <w:r>
+        <w:rPr>
+          <w:rFonts w:ascii="Preeti" w:hAnsi="Preeti"/>
+          <w:b/>
+          <w:sz w:val="32"/>
+          <w:szCs w:val="32"/>
+        </w:rPr>
+        <w:t>aLrsf</w:t>
+      </w:r>
+      <w:proofErr w:type="spellEnd"/>
+      <w:r>
+        <w:rPr>
+          <w:rFonts w:ascii="Preeti" w:hAnsi="Preeti"/>
+          <w:b/>
+          <w:sz w:val="32"/>
+          <w:szCs w:val="32"/>
+        </w:rPr>
+        <w:t>] ;+</w:t>
+      </w:r>
+      <w:proofErr w:type="spellStart"/>
+      <w:r>
+        <w:rPr>
+          <w:rFonts w:ascii="Preeti" w:hAnsi="Preeti"/>
+          <w:b/>
+          <w:sz w:val="32"/>
+          <w:szCs w:val="32"/>
+        </w:rPr>
+        <w:t>jfb</w:t>
+      </w:r>
+      <w:proofErr w:type="spellEnd"/>
+      <w:r>
+        <w:rPr>
+          <w:rFonts w:ascii="Preeti" w:hAnsi="Preeti"/>
+          <w:b/>
+          <w:sz w:val="32"/>
+          <w:szCs w:val="32"/>
+        </w:rPr>
+        <w:t xml:space="preserve">_ </w:t>
       </w:r>
     </w:p>
     <w:p>
@@ -3162,7 +9880,107 @@
           <w:sz w:val="32"/>
           <w:szCs w:val="32"/>
         </w:rPr>
-        <w:t xml:space="preserve">/fd M gd:t] ;Ltf, cfh ljBfno l9nf] =========&lt; </w:t>
+        <w:t>/</w:t>
+      </w:r>
+      <w:proofErr w:type="spellStart"/>
+      <w:r>
+        <w:rPr>
+          <w:rFonts w:ascii="Preeti" w:hAnsi="Preeti"/>
+          <w:bCs/>
+          <w:sz w:val="32"/>
+          <w:szCs w:val="32"/>
+        </w:rPr>
+        <w:t>fd</w:t>
+      </w:r>
+      <w:proofErr w:type="spellEnd"/>
+      <w:r>
+        <w:rPr>
+          <w:rFonts w:ascii="Preeti" w:hAnsi="Preeti"/>
+          <w:bCs/>
+          <w:sz w:val="32"/>
+          <w:szCs w:val="32"/>
+        </w:rPr>
+        <w:t xml:space="preserve"> M </w:t>
+      </w:r>
+      <w:proofErr w:type="spellStart"/>
+      <w:r>
+        <w:rPr>
+          <w:rFonts w:ascii="Preeti" w:hAnsi="Preeti"/>
+          <w:bCs/>
+          <w:sz w:val="32"/>
+          <w:szCs w:val="32"/>
+        </w:rPr>
+        <w:t>gd:t</w:t>
+      </w:r>
+      <w:proofErr w:type="spellEnd"/>
+      <w:r>
+        <w:rPr>
+          <w:rFonts w:ascii="Preeti" w:hAnsi="Preeti"/>
+          <w:bCs/>
+          <w:sz w:val="32"/>
+          <w:szCs w:val="32"/>
+        </w:rPr>
+        <w:t>] ;</w:t>
+      </w:r>
+      <w:proofErr w:type="spellStart"/>
+      <w:r>
+        <w:rPr>
+          <w:rFonts w:ascii="Preeti" w:hAnsi="Preeti"/>
+          <w:bCs/>
+          <w:sz w:val="32"/>
+          <w:szCs w:val="32"/>
+        </w:rPr>
+        <w:t>Ltf</w:t>
+      </w:r>
+      <w:proofErr w:type="spellEnd"/>
+      <w:r>
+        <w:rPr>
+          <w:rFonts w:ascii="Preeti" w:hAnsi="Preeti"/>
+          <w:bCs/>
+          <w:sz w:val="32"/>
+          <w:szCs w:val="32"/>
+        </w:rPr>
+        <w:t xml:space="preserve">, </w:t>
+      </w:r>
+      <w:proofErr w:type="spellStart"/>
+      <w:r>
+        <w:rPr>
+          <w:rFonts w:ascii="Preeti" w:hAnsi="Preeti"/>
+          <w:bCs/>
+          <w:sz w:val="32"/>
+          <w:szCs w:val="32"/>
+        </w:rPr>
+        <w:t>cfh</w:t>
+      </w:r>
+      <w:proofErr w:type="spellEnd"/>
+      <w:r>
+        <w:rPr>
+          <w:rFonts w:ascii="Preeti" w:hAnsi="Preeti"/>
+          <w:bCs/>
+          <w:sz w:val="32"/>
+          <w:szCs w:val="32"/>
+        </w:rPr>
+        <w:t xml:space="preserve"> </w:t>
+      </w:r>
+      <w:proofErr w:type="spellStart"/>
+      <w:r>
+        <w:rPr>
+          <w:rFonts w:ascii="Preeti" w:hAnsi="Preeti"/>
+          <w:bCs/>
+          <w:sz w:val="32"/>
+          <w:szCs w:val="32"/>
+        </w:rPr>
+        <w:t>ljBfno</w:t>
+      </w:r>
+      <w:proofErr w:type="spellEnd"/>
+      <w:r>
+        <w:rPr>
+          <w:rFonts w:ascii="Preeti" w:hAnsi="Preeti"/>
+          <w:bCs/>
+          <w:sz w:val="32"/>
+          <w:szCs w:val="32"/>
+        </w:rPr>
+        <w:t xml:space="preserve"> l9nf] =========&lt; </w:t>
       </w:r>
     </w:p>
     <w:p>
@@ -3183,7 +10001,127 @@
           <w:sz w:val="32"/>
           <w:szCs w:val="32"/>
         </w:rPr>
-        <w:t xml:space="preserve">;Ltf M gd:t] /fd, cfh 3/df sfd ==========. </w:t>
+        <w:t>;</w:t>
+      </w:r>
+      <w:proofErr w:type="spellStart"/>
+      <w:r>
+        <w:rPr>
+          <w:rFonts w:ascii="Preeti" w:hAnsi="Preeti"/>
+          <w:bCs/>
+          <w:sz w:val="32"/>
+          <w:szCs w:val="32"/>
+        </w:rPr>
+        <w:t>Ltf</w:t>
+      </w:r>
+      <w:proofErr w:type="spellEnd"/>
+      <w:r>
+        <w:rPr>
+          <w:rFonts w:ascii="Preeti" w:hAnsi="Preeti"/>
+          <w:bCs/>
+          <w:sz w:val="32"/>
+          <w:szCs w:val="32"/>
+        </w:rPr>
+        <w:t xml:space="preserve"> M </w:t>
+      </w:r>
+      <w:proofErr w:type="spellStart"/>
+      <w:r>
+        <w:rPr>
+          <w:rFonts w:ascii="Preeti" w:hAnsi="Preeti"/>
+          <w:bCs/>
+          <w:sz w:val="32"/>
+          <w:szCs w:val="32"/>
+        </w:rPr>
+        <w:t>gd:t</w:t>
+      </w:r>
+      <w:proofErr w:type="spellEnd"/>
+      <w:r>
+        <w:rPr>
+          <w:rFonts w:ascii="Preeti" w:hAnsi="Preeti"/>
+          <w:bCs/>
+          <w:sz w:val="32"/>
+          <w:szCs w:val="32"/>
+        </w:rPr>
+        <w:t>] /</w:t>
+      </w:r>
+      <w:proofErr w:type="spellStart"/>
+      <w:r>
+        <w:rPr>
+          <w:rFonts w:ascii="Preeti" w:hAnsi="Preeti"/>
+          <w:bCs/>
+          <w:sz w:val="32"/>
+          <w:szCs w:val="32"/>
+        </w:rPr>
+        <w:t>fd</w:t>
+      </w:r>
+      <w:proofErr w:type="spellEnd"/>
+      <w:r>
+        <w:rPr>
+          <w:rFonts w:ascii="Preeti" w:hAnsi="Preeti"/>
+          <w:bCs/>
+          <w:sz w:val="32"/>
+          <w:szCs w:val="32"/>
+        </w:rPr>
+        <w:t xml:space="preserve">, </w:t>
+      </w:r>
+      <w:proofErr w:type="spellStart"/>
+      <w:r>
+        <w:rPr>
+          <w:rFonts w:ascii="Preeti" w:hAnsi="Preeti"/>
+          <w:bCs/>
+          <w:sz w:val="32"/>
+          <w:szCs w:val="32"/>
+        </w:rPr>
+        <w:t>cfh</w:t>
+      </w:r>
+      <w:proofErr w:type="spellEnd"/>
+      <w:r>
+        <w:rPr>
+          <w:rFonts w:ascii="Preeti" w:hAnsi="Preeti"/>
+          <w:bCs/>
+          <w:sz w:val="32"/>
+          <w:szCs w:val="32"/>
+        </w:rPr>
+        <w:t xml:space="preserve"> 3/</w:t>
+      </w:r>
+      <w:proofErr w:type="spellStart"/>
+      <w:r>
+        <w:rPr>
+          <w:rFonts w:ascii="Preeti" w:hAnsi="Preeti"/>
+          <w:bCs/>
+          <w:sz w:val="32"/>
+          <w:szCs w:val="32"/>
+        </w:rPr>
+        <w:t>df</w:t>
+      </w:r>
+      <w:proofErr w:type="spellEnd"/>
+      <w:r>
+        <w:rPr>
+          <w:rFonts w:ascii="Preeti" w:hAnsi="Preeti"/>
+          <w:bCs/>
+          <w:sz w:val="32"/>
+          <w:szCs w:val="32"/>
+        </w:rPr>
+        <w:t xml:space="preserve"> </w:t>
+      </w:r>
+      <w:proofErr w:type="spellStart"/>
+      <w:r>
+        <w:rPr>
+          <w:rFonts w:ascii="Preeti" w:hAnsi="Preeti"/>
+          <w:bCs/>
+          <w:sz w:val="32"/>
+          <w:szCs w:val="32"/>
+        </w:rPr>
+        <w:t>sfd</w:t>
+      </w:r>
+      <w:proofErr w:type="spellEnd"/>
+      <w:r>
+        <w:rPr>
+          <w:rFonts w:ascii="Preeti" w:hAnsi="Preeti"/>
+          <w:bCs/>
+          <w:sz w:val="32"/>
+          <w:szCs w:val="32"/>
+        </w:rPr>
+        <w:t xml:space="preserve"> ==========. </w:t>
       </w:r>
     </w:p>
     <w:p>
@@ -3204,7 +10142,107 @@
           <w:sz w:val="32"/>
           <w:szCs w:val="32"/>
         </w:rPr>
-        <w:t xml:space="preserve">/fd M 7Ls 5 . cfh klxnf] lkl/o8 s'g ======== 5 &lt; </w:t>
+        <w:t>/</w:t>
+      </w:r>
+      <w:proofErr w:type="spellStart"/>
+      <w:r>
+        <w:rPr>
+          <w:rFonts w:ascii="Preeti" w:hAnsi="Preeti"/>
+          <w:bCs/>
+          <w:sz w:val="32"/>
+          <w:szCs w:val="32"/>
+        </w:rPr>
+        <w:t>fd</w:t>
+      </w:r>
+      <w:proofErr w:type="spellEnd"/>
+      <w:r>
+        <w:rPr>
+          <w:rFonts w:ascii="Preeti" w:hAnsi="Preeti"/>
+          <w:bCs/>
+          <w:sz w:val="32"/>
+          <w:szCs w:val="32"/>
+        </w:rPr>
+        <w:t xml:space="preserve"> M 7Ls 5 . </w:t>
+      </w:r>
+      <w:proofErr w:type="spellStart"/>
+      <w:r>
+        <w:rPr>
+          <w:rFonts w:ascii="Preeti" w:hAnsi="Preeti"/>
+          <w:bCs/>
+          <w:sz w:val="32"/>
+          <w:szCs w:val="32"/>
+        </w:rPr>
+        <w:t>cfh</w:t>
+      </w:r>
+      <w:proofErr w:type="spellEnd"/>
+      <w:r>
+        <w:rPr>
+          <w:rFonts w:ascii="Preeti" w:hAnsi="Preeti"/>
+          <w:bCs/>
+          <w:sz w:val="32"/>
+          <w:szCs w:val="32"/>
+        </w:rPr>
+        <w:t xml:space="preserve"> </w:t>
+      </w:r>
+      <w:proofErr w:type="spellStart"/>
+      <w:r>
+        <w:rPr>
+          <w:rFonts w:ascii="Preeti" w:hAnsi="Preeti"/>
+          <w:bCs/>
+          <w:sz w:val="32"/>
+          <w:szCs w:val="32"/>
+        </w:rPr>
+        <w:t>klxnf</w:t>
+      </w:r>
+      <w:proofErr w:type="spellEnd"/>
+      <w:r>
+        <w:rPr>
+          <w:rFonts w:ascii="Preeti" w:hAnsi="Preeti"/>
+          <w:bCs/>
+          <w:sz w:val="32"/>
+          <w:szCs w:val="32"/>
+        </w:rPr>
+        <w:t xml:space="preserve">] </w:t>
+      </w:r>
+      <w:proofErr w:type="spellStart"/>
+      <w:r>
+        <w:rPr>
+          <w:rFonts w:ascii="Preeti" w:hAnsi="Preeti"/>
+          <w:bCs/>
+          <w:sz w:val="32"/>
+          <w:szCs w:val="32"/>
+        </w:rPr>
+        <w:t>lkl</w:t>
+      </w:r>
+      <w:proofErr w:type="spellEnd"/>
+      <w:r>
+        <w:rPr>
+          <w:rFonts w:ascii="Preeti" w:hAnsi="Preeti"/>
+          <w:bCs/>
+          <w:sz w:val="32"/>
+          <w:szCs w:val="32"/>
+        </w:rPr>
+        <w:t xml:space="preserve">/o8 </w:t>
+      </w:r>
+      <w:proofErr w:type="spellStart"/>
+      <w:r>
+        <w:rPr>
+          <w:rFonts w:ascii="Preeti" w:hAnsi="Preeti"/>
+          <w:bCs/>
+          <w:sz w:val="32"/>
+          <w:szCs w:val="32"/>
+        </w:rPr>
+        <w:t>s'g</w:t>
+      </w:r>
+      <w:proofErr w:type="spellEnd"/>
+      <w:r>
+        <w:rPr>
+          <w:rFonts w:ascii="Preeti" w:hAnsi="Preeti"/>
+          <w:bCs/>
+          <w:sz w:val="32"/>
+          <w:szCs w:val="32"/>
+        </w:rPr>
+        <w:t xml:space="preserve"> ======== 5 &lt; </w:t>
       </w:r>
     </w:p>
     <w:p>
@@ -3225,7 +10263,87 @@
           <w:sz w:val="32"/>
           <w:szCs w:val="32"/>
         </w:rPr>
-        <w:t xml:space="preserve">;Ltf M cfh ===========lkl/o8 g]kfnL 5 . </w:t>
+        <w:t>;</w:t>
+      </w:r>
+      <w:proofErr w:type="spellStart"/>
+      <w:r>
+        <w:rPr>
+          <w:rFonts w:ascii="Preeti" w:hAnsi="Preeti"/>
+          <w:bCs/>
+          <w:sz w:val="32"/>
+          <w:szCs w:val="32"/>
+        </w:rPr>
+        <w:t>Ltf</w:t>
+      </w:r>
+      <w:proofErr w:type="spellEnd"/>
+      <w:r>
+        <w:rPr>
+          <w:rFonts w:ascii="Preeti" w:hAnsi="Preeti"/>
+          <w:bCs/>
+          <w:sz w:val="32"/>
+          <w:szCs w:val="32"/>
+        </w:rPr>
+        <w:t xml:space="preserve"> M </w:t>
+      </w:r>
+      <w:proofErr w:type="spellStart"/>
+      <w:r>
+        <w:rPr>
+          <w:rFonts w:ascii="Preeti" w:hAnsi="Preeti"/>
+          <w:bCs/>
+          <w:sz w:val="32"/>
+          <w:szCs w:val="32"/>
+        </w:rPr>
+        <w:t>cfh</w:t>
+      </w:r>
+      <w:proofErr w:type="spellEnd"/>
+      <w:r>
+        <w:rPr>
+          <w:rFonts w:ascii="Preeti" w:hAnsi="Preeti"/>
+          <w:bCs/>
+          <w:sz w:val="32"/>
+          <w:szCs w:val="32"/>
+        </w:rPr>
+        <w:t xml:space="preserve"> ===========</w:t>
+      </w:r>
+      <w:proofErr w:type="spellStart"/>
+      <w:r>
+        <w:rPr>
+          <w:rFonts w:ascii="Preeti" w:hAnsi="Preeti"/>
+          <w:bCs/>
+          <w:sz w:val="32"/>
+          <w:szCs w:val="32"/>
+        </w:rPr>
+        <w:t>lkl</w:t>
+      </w:r>
+      <w:proofErr w:type="spellEnd"/>
+      <w:r>
+        <w:rPr>
+          <w:rFonts w:ascii="Preeti" w:hAnsi="Preeti"/>
+          <w:bCs/>
+          <w:sz w:val="32"/>
+          <w:szCs w:val="32"/>
+        </w:rPr>
+        <w:t>/o8 g]</w:t>
+      </w:r>
+      <w:proofErr w:type="spellStart"/>
+      <w:r>
+        <w:rPr>
+          <w:rFonts w:ascii="Preeti" w:hAnsi="Preeti"/>
+          <w:bCs/>
+          <w:sz w:val="32"/>
+          <w:szCs w:val="32"/>
+        </w:rPr>
+        <w:t>kfnL</w:t>
+      </w:r>
+      <w:proofErr w:type="spellEnd"/>
+      <w:r>
+        <w:rPr>
+          <w:rFonts w:ascii="Preeti" w:hAnsi="Preeti"/>
+          <w:bCs/>
+          <w:sz w:val="32"/>
+          <w:szCs w:val="32"/>
+        </w:rPr>
+        <w:t xml:space="preserve"> 5 . </w:t>
       </w:r>
     </w:p>
     <w:p>
@@ -3246,7 +10364,47 @@
           <w:sz w:val="32"/>
           <w:szCs w:val="32"/>
         </w:rPr>
-        <w:t xml:space="preserve">/fd M cxf] </w:t>
+        <w:t>/</w:t>
+      </w:r>
+      <w:proofErr w:type="spellStart"/>
+      <w:r>
+        <w:rPr>
+          <w:rFonts w:ascii="Preeti" w:hAnsi="Preeti"/>
+          <w:bCs/>
+          <w:sz w:val="32"/>
+          <w:szCs w:val="32"/>
+        </w:rPr>
+        <w:t>fd</w:t>
+      </w:r>
+      <w:proofErr w:type="spellEnd"/>
+      <w:r>
+        <w:rPr>
+          <w:rFonts w:ascii="Preeti" w:hAnsi="Preeti"/>
+          <w:bCs/>
+          <w:sz w:val="32"/>
+          <w:szCs w:val="32"/>
+        </w:rPr>
+        <w:t xml:space="preserve"> M </w:t>
+      </w:r>
+      <w:proofErr w:type="spellStart"/>
+      <w:r>
+        <w:rPr>
+          <w:rFonts w:ascii="Preeti" w:hAnsi="Preeti"/>
+          <w:bCs/>
+          <w:sz w:val="32"/>
+          <w:szCs w:val="32"/>
+        </w:rPr>
+        <w:t>cxf</w:t>
+      </w:r>
+      <w:proofErr w:type="spellEnd"/>
+      <w:r>
+        <w:rPr>
+          <w:rFonts w:ascii="Preeti" w:hAnsi="Preeti"/>
+          <w:bCs/>
+          <w:sz w:val="32"/>
+          <w:szCs w:val="32"/>
+        </w:rPr>
+        <w:t xml:space="preserve">] </w:t>
       </w:r>
       <w:r>
         <w:rPr>
@@ -3264,7 +10422,47 @@
           <w:sz w:val="32"/>
           <w:szCs w:val="32"/>
         </w:rPr>
-        <w:t xml:space="preserve"> dnfO{ g]kfnL==========dg k5{ . </w:t>
+        <w:t xml:space="preserve"> </w:t>
+      </w:r>
+      <w:proofErr w:type="spellStart"/>
+      <w:r>
+        <w:rPr>
+          <w:rFonts w:ascii="Preeti" w:hAnsi="Preeti"/>
+          <w:bCs/>
+          <w:sz w:val="32"/>
+          <w:szCs w:val="32"/>
+        </w:rPr>
+        <w:t>dnfO</w:t>
+      </w:r>
+      <w:proofErr w:type="spellEnd"/>
+      <w:r>
+        <w:rPr>
+          <w:rFonts w:ascii="Preeti" w:hAnsi="Preeti"/>
+          <w:bCs/>
+          <w:sz w:val="32"/>
+          <w:szCs w:val="32"/>
+        </w:rPr>
+        <w:t>{ g]</w:t>
+      </w:r>
+      <w:proofErr w:type="spellStart"/>
+      <w:r>
+        <w:rPr>
+          <w:rFonts w:ascii="Preeti" w:hAnsi="Preeti"/>
+          <w:bCs/>
+          <w:sz w:val="32"/>
+          <w:szCs w:val="32"/>
+        </w:rPr>
+        <w:t>kfnL</w:t>
+      </w:r>
+      <w:proofErr w:type="spellEnd"/>
+      <w:r>
+        <w:rPr>
+          <w:rFonts w:ascii="Preeti" w:hAnsi="Preeti"/>
+          <w:bCs/>
+          <w:sz w:val="32"/>
+          <w:szCs w:val="32"/>
+        </w:rPr>
+        <w:t xml:space="preserve">==========dg k5{ . </w:t>
       </w:r>
     </w:p>
     <w:p>
@@ -3285,7 +10483,127 @@
           <w:sz w:val="32"/>
           <w:szCs w:val="32"/>
         </w:rPr>
-        <w:t xml:space="preserve">;Ltf M dnfO{ klg dg k5{ . cfh u'?hLn] syf ============x'G5 /] </w:t>
+        <w:t>;</w:t>
+      </w:r>
+      <w:proofErr w:type="spellStart"/>
+      <w:r>
+        <w:rPr>
+          <w:rFonts w:ascii="Preeti" w:hAnsi="Preeti"/>
+          <w:bCs/>
+          <w:sz w:val="32"/>
+          <w:szCs w:val="32"/>
+        </w:rPr>
+        <w:t>Ltf</w:t>
+      </w:r>
+      <w:proofErr w:type="spellEnd"/>
+      <w:r>
+        <w:rPr>
+          <w:rFonts w:ascii="Preeti" w:hAnsi="Preeti"/>
+          <w:bCs/>
+          <w:sz w:val="32"/>
+          <w:szCs w:val="32"/>
+        </w:rPr>
+        <w:t xml:space="preserve"> M </w:t>
+      </w:r>
+      <w:proofErr w:type="spellStart"/>
+      <w:r>
+        <w:rPr>
+          <w:rFonts w:ascii="Preeti" w:hAnsi="Preeti"/>
+          <w:bCs/>
+          <w:sz w:val="32"/>
+          <w:szCs w:val="32"/>
+        </w:rPr>
+        <w:t>dnfO</w:t>
+      </w:r>
+      <w:proofErr w:type="spellEnd"/>
+      <w:r>
+        <w:rPr>
+          <w:rFonts w:ascii="Preeti" w:hAnsi="Preeti"/>
+          <w:bCs/>
+          <w:sz w:val="32"/>
+          <w:szCs w:val="32"/>
+        </w:rPr>
+        <w:t xml:space="preserve">{ </w:t>
+      </w:r>
+      <w:proofErr w:type="spellStart"/>
+      <w:r>
+        <w:rPr>
+          <w:rFonts w:ascii="Preeti" w:hAnsi="Preeti"/>
+          <w:bCs/>
+          <w:sz w:val="32"/>
+          <w:szCs w:val="32"/>
+        </w:rPr>
+        <w:t>klg</w:t>
+      </w:r>
+      <w:proofErr w:type="spellEnd"/>
+      <w:r>
+        <w:rPr>
+          <w:rFonts w:ascii="Preeti" w:hAnsi="Preeti"/>
+          <w:bCs/>
+          <w:sz w:val="32"/>
+          <w:szCs w:val="32"/>
+        </w:rPr>
+        <w:t xml:space="preserve"> dg k5{ . </w:t>
+      </w:r>
+      <w:proofErr w:type="spellStart"/>
+      <w:r>
+        <w:rPr>
+          <w:rFonts w:ascii="Preeti" w:hAnsi="Preeti"/>
+          <w:bCs/>
+          <w:sz w:val="32"/>
+          <w:szCs w:val="32"/>
+        </w:rPr>
+        <w:t>cfh</w:t>
+      </w:r>
+      <w:proofErr w:type="spellEnd"/>
+      <w:r>
+        <w:rPr>
+          <w:rFonts w:ascii="Preeti" w:hAnsi="Preeti"/>
+          <w:bCs/>
+          <w:sz w:val="32"/>
+          <w:szCs w:val="32"/>
+        </w:rPr>
+        <w:t xml:space="preserve"> u'?</w:t>
+      </w:r>
+      <w:proofErr w:type="spellStart"/>
+      <w:r>
+        <w:rPr>
+          <w:rFonts w:ascii="Preeti" w:hAnsi="Preeti"/>
+          <w:bCs/>
+          <w:sz w:val="32"/>
+          <w:szCs w:val="32"/>
+        </w:rPr>
+        <w:t>hLn</w:t>
+      </w:r>
+      <w:proofErr w:type="spellEnd"/>
+      <w:r>
+        <w:rPr>
+          <w:rFonts w:ascii="Preeti" w:hAnsi="Preeti"/>
+          <w:bCs/>
+          <w:sz w:val="32"/>
+          <w:szCs w:val="32"/>
+        </w:rPr>
+        <w:t xml:space="preserve">] </w:t>
+      </w:r>
+      <w:proofErr w:type="spellStart"/>
+      <w:r>
+        <w:rPr>
+          <w:rFonts w:ascii="Preeti" w:hAnsi="Preeti"/>
+          <w:bCs/>
+          <w:sz w:val="32"/>
+          <w:szCs w:val="32"/>
+        </w:rPr>
+        <w:t>syf</w:t>
+      </w:r>
+      <w:proofErr w:type="spellEnd"/>
+      <w:r>
+        <w:rPr>
+          <w:rFonts w:ascii="Preeti" w:hAnsi="Preeti"/>
+          <w:bCs/>
+          <w:sz w:val="32"/>
+          <w:szCs w:val="32"/>
+        </w:rPr>
+        <w:t xml:space="preserve"> ============x'G5 /] </w:t>
       </w:r>
     </w:p>
     <w:p>
@@ -3306,7 +10624,147 @@
           <w:sz w:val="32"/>
           <w:szCs w:val="32"/>
         </w:rPr>
-        <w:t xml:space="preserve">/fd M To;f] eP /dfOnf] x'G5 . hfcf} sIff lt/ . </w:t>
+        <w:t>/</w:t>
+      </w:r>
+      <w:proofErr w:type="spellStart"/>
+      <w:r>
+        <w:rPr>
+          <w:rFonts w:ascii="Preeti" w:hAnsi="Preeti"/>
+          <w:bCs/>
+          <w:sz w:val="32"/>
+          <w:szCs w:val="32"/>
+        </w:rPr>
+        <w:t>fd</w:t>
+      </w:r>
+      <w:proofErr w:type="spellEnd"/>
+      <w:r>
+        <w:rPr>
+          <w:rFonts w:ascii="Preeti" w:hAnsi="Preeti"/>
+          <w:bCs/>
+          <w:sz w:val="32"/>
+          <w:szCs w:val="32"/>
+        </w:rPr>
+        <w:t xml:space="preserve"> M </w:t>
+      </w:r>
+      <w:proofErr w:type="spellStart"/>
+      <w:r>
+        <w:rPr>
+          <w:rFonts w:ascii="Preeti" w:hAnsi="Preeti"/>
+          <w:bCs/>
+          <w:sz w:val="32"/>
+          <w:szCs w:val="32"/>
+        </w:rPr>
+        <w:t>To;f</w:t>
+      </w:r>
+      <w:proofErr w:type="spellEnd"/>
+      <w:r>
+        <w:rPr>
+          <w:rFonts w:ascii="Preeti" w:hAnsi="Preeti"/>
+          <w:bCs/>
+          <w:sz w:val="32"/>
+          <w:szCs w:val="32"/>
+        </w:rPr>
+        <w:t xml:space="preserve">] </w:t>
+      </w:r>
+      <w:proofErr w:type="spellStart"/>
+      <w:r>
+        <w:rPr>
+          <w:rFonts w:ascii="Preeti" w:hAnsi="Preeti"/>
+          <w:bCs/>
+          <w:sz w:val="32"/>
+          <w:szCs w:val="32"/>
+        </w:rPr>
+        <w:t>eP</w:t>
+      </w:r>
+      <w:proofErr w:type="spellEnd"/>
+      <w:r>
+        <w:rPr>
+          <w:rFonts w:ascii="Preeti" w:hAnsi="Preeti"/>
+          <w:bCs/>
+          <w:sz w:val="32"/>
+          <w:szCs w:val="32"/>
+        </w:rPr>
+        <w:t xml:space="preserve"> /</w:t>
+      </w:r>
+      <w:proofErr w:type="spellStart"/>
+      <w:r>
+        <w:rPr>
+          <w:rFonts w:ascii="Preeti" w:hAnsi="Preeti"/>
+          <w:bCs/>
+          <w:sz w:val="32"/>
+          <w:szCs w:val="32"/>
+        </w:rPr>
+        <w:t>dfOnf</w:t>
+      </w:r>
+      <w:proofErr w:type="spellEnd"/>
+      <w:r>
+        <w:rPr>
+          <w:rFonts w:ascii="Preeti" w:hAnsi="Preeti"/>
+          <w:bCs/>
+          <w:sz w:val="32"/>
+          <w:szCs w:val="32"/>
+        </w:rPr>
+        <w:t xml:space="preserve">] x'G5 . </w:t>
+      </w:r>
+      <w:proofErr w:type="spellStart"/>
+      <w:r>
+        <w:rPr>
+          <w:rFonts w:ascii="Preeti" w:hAnsi="Preeti"/>
+          <w:bCs/>
+          <w:sz w:val="32"/>
+          <w:szCs w:val="32"/>
+        </w:rPr>
+        <w:t>hfcf</w:t>
+      </w:r>
+      <w:proofErr w:type="spellEnd"/>
+      <w:r>
+        <w:rPr>
+          <w:rFonts w:ascii="Preeti" w:hAnsi="Preeti"/>
+          <w:bCs/>
+          <w:sz w:val="32"/>
+          <w:szCs w:val="32"/>
+        </w:rPr>
+        <w:t xml:space="preserve">} </w:t>
+      </w:r>
+      <w:proofErr w:type="spellStart"/>
+      <w:r>
+        <w:rPr>
+          <w:rFonts w:ascii="Preeti" w:hAnsi="Preeti"/>
+          <w:bCs/>
+          <w:sz w:val="32"/>
+          <w:szCs w:val="32"/>
+        </w:rPr>
+        <w:t>sIff</w:t>
+      </w:r>
+      <w:proofErr w:type="spellEnd"/>
+      <w:r>
+        <w:rPr>
+          <w:rFonts w:ascii="Preeti" w:hAnsi="Preeti"/>
+          <w:bCs/>
+          <w:sz w:val="32"/>
+          <w:szCs w:val="32"/>
+        </w:rPr>
+        <w:t xml:space="preserve"> </w:t>
+      </w:r>
+      <w:proofErr w:type="spellStart"/>
+      <w:r>
+        <w:rPr>
+          <w:rFonts w:ascii="Preeti" w:hAnsi="Preeti"/>
+          <w:bCs/>
+          <w:sz w:val="32"/>
+          <w:szCs w:val="32"/>
+        </w:rPr>
+        <w:t>lt</w:t>
+      </w:r>
+      <w:proofErr w:type="spellEnd"/>
+      <w:r>
+        <w:rPr>
+          <w:rFonts w:ascii="Preeti" w:hAnsi="Preeti"/>
+          <w:bCs/>
+          <w:sz w:val="32"/>
+          <w:szCs w:val="32"/>
+        </w:rPr>
+        <w:t xml:space="preserve">/ . </w:t>
       </w:r>
     </w:p>
     <w:p>
@@ -3327,7 +10785,47 @@
           <w:sz w:val="32"/>
           <w:szCs w:val="32"/>
         </w:rPr>
-        <w:t xml:space="preserve">;Ltf M x'G5, hfcf}F . </w:t>
+        <w:t>;</w:t>
+      </w:r>
+      <w:proofErr w:type="spellStart"/>
+      <w:r>
+        <w:rPr>
+          <w:rFonts w:ascii="Preeti" w:hAnsi="Preeti"/>
+          <w:bCs/>
+          <w:sz w:val="32"/>
+          <w:szCs w:val="32"/>
+        </w:rPr>
+        <w:t>Ltf</w:t>
+      </w:r>
+      <w:proofErr w:type="spellEnd"/>
+      <w:r>
+        <w:rPr>
+          <w:rFonts w:ascii="Preeti" w:hAnsi="Preeti"/>
+          <w:bCs/>
+          <w:sz w:val="32"/>
+          <w:szCs w:val="32"/>
+        </w:rPr>
+        <w:t xml:space="preserve"> M x'G5, </w:t>
+      </w:r>
+      <w:proofErr w:type="spellStart"/>
+      <w:r>
+        <w:rPr>
+          <w:rFonts w:ascii="Preeti" w:hAnsi="Preeti"/>
+          <w:bCs/>
+          <w:sz w:val="32"/>
+          <w:szCs w:val="32"/>
+        </w:rPr>
+        <w:t>hfcf</w:t>
+      </w:r>
+      <w:proofErr w:type="spellEnd"/>
+      <w:r>
+        <w:rPr>
+          <w:rFonts w:ascii="Preeti" w:hAnsi="Preeti"/>
+          <w:bCs/>
+          <w:sz w:val="32"/>
+          <w:szCs w:val="32"/>
+        </w:rPr>
+        <w:t xml:space="preserve">}F . </w:t>
       </w:r>
     </w:p>
     <w:p>
@@ -3348,7 +10846,127 @@
           <w:sz w:val="32"/>
           <w:szCs w:val="32"/>
         </w:rPr>
-        <w:t xml:space="preserve">!$_ s'g} Ps zLif{sdf !)) zAb g36fO{ lgaGw n]Vg'xf];\ . </w:t>
+        <w:t xml:space="preserve">!$_ </w:t>
+      </w:r>
+      <w:proofErr w:type="spellStart"/>
+      <w:r>
+        <w:rPr>
+          <w:rFonts w:ascii="Preeti" w:hAnsi="Preeti"/>
+          <w:b/>
+          <w:sz w:val="32"/>
+          <w:szCs w:val="32"/>
+        </w:rPr>
+        <w:t>s'g</w:t>
+      </w:r>
+      <w:proofErr w:type="spellEnd"/>
+      <w:r>
+        <w:rPr>
+          <w:rFonts w:ascii="Preeti" w:hAnsi="Preeti"/>
+          <w:b/>
+          <w:sz w:val="32"/>
+          <w:szCs w:val="32"/>
+        </w:rPr>
+        <w:t xml:space="preserve">} Ps </w:t>
+      </w:r>
+      <w:proofErr w:type="spellStart"/>
+      <w:r>
+        <w:rPr>
+          <w:rFonts w:ascii="Preeti" w:hAnsi="Preeti"/>
+          <w:b/>
+          <w:sz w:val="32"/>
+          <w:szCs w:val="32"/>
+        </w:rPr>
+        <w:t>zLif</w:t>
+      </w:r>
+      <w:proofErr w:type="spellEnd"/>
+      <w:r>
+        <w:rPr>
+          <w:rFonts w:ascii="Preeti" w:hAnsi="Preeti"/>
+          <w:b/>
+          <w:sz w:val="32"/>
+          <w:szCs w:val="32"/>
+        </w:rPr>
+        <w:t>{</w:t>
+      </w:r>
+      <w:proofErr w:type="spellStart"/>
+      <w:r>
+        <w:rPr>
+          <w:rFonts w:ascii="Preeti" w:hAnsi="Preeti"/>
+          <w:b/>
+          <w:sz w:val="32"/>
+          <w:szCs w:val="32"/>
+        </w:rPr>
+        <w:t>sdf</w:t>
+      </w:r>
+      <w:proofErr w:type="spellEnd"/>
+      <w:r>
+        <w:rPr>
+          <w:rFonts w:ascii="Preeti" w:hAnsi="Preeti"/>
+          <w:b/>
+          <w:sz w:val="32"/>
+          <w:szCs w:val="32"/>
+        </w:rPr>
+        <w:t xml:space="preserve"> !)) </w:t>
+      </w:r>
+      <w:proofErr w:type="spellStart"/>
+      <w:r>
+        <w:rPr>
+          <w:rFonts w:ascii="Preeti" w:hAnsi="Preeti"/>
+          <w:b/>
+          <w:sz w:val="32"/>
+          <w:szCs w:val="32"/>
+        </w:rPr>
+        <w:t>zAb</w:t>
+      </w:r>
+      <w:proofErr w:type="spellEnd"/>
+      <w:r>
+        <w:rPr>
+          <w:rFonts w:ascii="Preeti" w:hAnsi="Preeti"/>
+          <w:b/>
+          <w:sz w:val="32"/>
+          <w:szCs w:val="32"/>
+        </w:rPr>
+        <w:t xml:space="preserve"> g36fO{ </w:t>
+      </w:r>
+      <w:proofErr w:type="spellStart"/>
+      <w:r>
+        <w:rPr>
+          <w:rFonts w:ascii="Preeti" w:hAnsi="Preeti"/>
+          <w:b/>
+          <w:sz w:val="32"/>
+          <w:szCs w:val="32"/>
+        </w:rPr>
+        <w:t>lgaGw</w:t>
+      </w:r>
+      <w:proofErr w:type="spellEnd"/>
+      <w:r>
+        <w:rPr>
+          <w:rFonts w:ascii="Preeti" w:hAnsi="Preeti"/>
+          <w:b/>
+          <w:sz w:val="32"/>
+          <w:szCs w:val="32"/>
+        </w:rPr>
+        <w:t xml:space="preserve"> n]</w:t>
+      </w:r>
+      <w:proofErr w:type="spellStart"/>
+      <w:r>
+        <w:rPr>
+          <w:rFonts w:ascii="Preeti" w:hAnsi="Preeti"/>
+          <w:b/>
+          <w:sz w:val="32"/>
+          <w:szCs w:val="32"/>
+        </w:rPr>
+        <w:t>Vg'xf</w:t>
+      </w:r>
+      <w:proofErr w:type="spellEnd"/>
+      <w:r>
+        <w:rPr>
+          <w:rFonts w:ascii="Preeti" w:hAnsi="Preeti"/>
+          <w:b/>
+          <w:sz w:val="32"/>
+          <w:szCs w:val="32"/>
+        </w:rPr>
+        <w:t xml:space="preserve">];\ . </w:t>
       </w:r>
       <w:r>
         <w:rPr>
@@ -3387,7 +11005,85 @@
           <w:sz w:val="32"/>
           <w:szCs w:val="32"/>
         </w:rPr>
-        <w:t xml:space="preserve">s_ g]kfnLx?sf] rf8 xf]nL </w:t>
+        <w:t>s_ g]</w:t>
+      </w:r>
+      <w:proofErr w:type="spellStart"/>
+      <w:r>
+        <w:rPr>
+          <w:rFonts w:ascii="Preeti" w:hAnsi="Preeti"/>
+          <w:bCs/>
+          <w:sz w:val="32"/>
+          <w:szCs w:val="32"/>
+        </w:rPr>
+        <w:t>kfnLx</w:t>
+      </w:r>
+      <w:r>
+        <w:rPr>
+          <w:rFonts w:ascii="Preeti" w:hAnsi="Preeti"/>
+          <w:bCs/>
+          <w:sz w:val="32"/>
+          <w:szCs w:val="32"/>
+        </w:rPr>
+        <w:t>¿</w:t>
+      </w:r>
+      <w:r>
+        <w:rPr>
+          <w:rFonts w:ascii="Preeti" w:hAnsi="Preeti"/>
+          <w:bCs/>
+          <w:sz w:val="32"/>
+          <w:szCs w:val="32"/>
+        </w:rPr>
+        <w:t>sf</w:t>
+      </w:r>
+      <w:proofErr w:type="spellEnd"/>
+      <w:r>
+        <w:rPr>
+          <w:rFonts w:ascii="Preeti" w:hAnsi="Preeti"/>
+          <w:bCs/>
+          <w:sz w:val="32"/>
+          <w:szCs w:val="32"/>
+        </w:rPr>
+        <w:t xml:space="preserve">] rf8 </w:t>
+      </w:r>
+      <w:proofErr w:type="spellStart"/>
+      <w:r>
+        <w:rPr>
+          <w:rFonts w:ascii="Preeti" w:hAnsi="Preeti"/>
+          <w:bCs/>
+          <w:sz w:val="32"/>
+          <w:szCs w:val="32"/>
+        </w:rPr>
+        <w:t>xf</w:t>
+      </w:r>
+      <w:proofErr w:type="spellEnd"/>
+      <w:r>
+        <w:rPr>
+          <w:rFonts w:ascii="Preeti" w:hAnsi="Preeti"/>
+          <w:bCs/>
+          <w:sz w:val="32"/>
+          <w:szCs w:val="32"/>
+        </w:rPr>
+        <w:t>]</w:t>
+      </w:r>
+      <w:proofErr w:type="spellStart"/>
+      <w:r>
+        <w:rPr>
+          <w:rFonts w:ascii="Preeti" w:hAnsi="Preeti"/>
+          <w:bCs/>
+          <w:sz w:val="32"/>
+          <w:szCs w:val="32"/>
+        </w:rPr>
+        <w:t>nL</w:t>
+      </w:r>
+      <w:proofErr w:type="spellEnd"/>
+      <w:r>
+        <w:rPr>
+          <w:rFonts w:ascii="Preeti" w:hAnsi="Preeti"/>
+          <w:bCs/>
+          <w:sz w:val="32"/>
+          <w:szCs w:val="32"/>
+        </w:rPr>
+        <w:t xml:space="preserve"> </w:t>
       </w:r>
     </w:p>
     <w:p>
@@ -3408,7 +11104,27 @@
           <w:sz w:val="32"/>
           <w:szCs w:val="32"/>
         </w:rPr>
-        <w:t xml:space="preserve">v_ d]/f] kl/ro </w:t>
+        <w:t>v_ d]/f] kl/</w:t>
+      </w:r>
+      <w:proofErr w:type="spellStart"/>
+      <w:r>
+        <w:rPr>
+          <w:rFonts w:ascii="Preeti" w:hAnsi="Preeti"/>
+          <w:bCs/>
+          <w:sz w:val="32"/>
+          <w:szCs w:val="32"/>
+        </w:rPr>
+        <w:t>ro</w:t>
+      </w:r>
+      <w:proofErr w:type="spellEnd"/>
+      <w:r>
+        <w:rPr>
+          <w:rFonts w:ascii="Preeti" w:hAnsi="Preeti"/>
+          <w:bCs/>
+          <w:sz w:val="32"/>
+          <w:szCs w:val="32"/>
+        </w:rPr>
+        <w:t xml:space="preserve"> </w:t>
       </w:r>
     </w:p>
     <w:p>
@@ -3441,7 +11157,27 @@
           <w:sz w:val="32"/>
           <w:szCs w:val="32"/>
         </w:rPr>
-        <w:t xml:space="preserve">;dfKt </w:t>
+        <w:t>;</w:t>
+      </w:r>
+      <w:proofErr w:type="spellStart"/>
+      <w:r>
+        <w:rPr>
+          <w:rFonts w:ascii="Preeti" w:hAnsi="Preeti"/>
+          <w:b/>
+          <w:sz w:val="32"/>
+          <w:szCs w:val="32"/>
+        </w:rPr>
+        <w:t>dfKt</w:t>
+      </w:r>
+      <w:proofErr w:type="spellEnd"/>
+      <w:r>
+        <w:rPr>
+          <w:rFonts w:ascii="Preeti" w:hAnsi="Preeti"/>
+          <w:b/>
+          <w:sz w:val="32"/>
+          <w:szCs w:val="32"/>
+        </w:rPr>
+        <w:t xml:space="preserve"> </w:t>
       </w:r>
     </w:p>
     <w:p>
